--- a/database/version_1/sales_module_sql.docx
+++ b/database/version_1/sales_module_sql.docx
@@ -73,26 +73,83 @@
           <w:sz w:val="18"/>
           <w:szCs w:val="18"/>
         </w:rPr>
-        <w:t>-- create or replace procedure add_sales(payload jsonb)</w:t>
-      </w:r>
-    </w:p>
-    <w:p>
-      <w:pPr>
-        <w:tabs>
-          <w:tab w:val="left" w:pos="1130"/>
-        </w:tabs>
-        <w:rPr>
-          <w:sz w:val="18"/>
-          <w:szCs w:val="18"/>
-        </w:rPr>
-      </w:pPr>
-      <w:r>
-        <w:rPr>
-          <w:sz w:val="18"/>
-          <w:szCs w:val="18"/>
-        </w:rPr>
-        <w:t>-- language plpgsql</w:t>
-      </w:r>
+        <w:t xml:space="preserve">-- create or replace procedure </w:t>
+      </w:r>
+      <w:proofErr w:type="spellStart"/>
+      <w:r>
+        <w:rPr>
+          <w:sz w:val="18"/>
+          <w:szCs w:val="18"/>
+        </w:rPr>
+        <w:t>add_</w:t>
+      </w:r>
+      <w:proofErr w:type="gramStart"/>
+      <w:r>
+        <w:rPr>
+          <w:sz w:val="18"/>
+          <w:szCs w:val="18"/>
+        </w:rPr>
+        <w:t>sales</w:t>
+      </w:r>
+      <w:proofErr w:type="spellEnd"/>
+      <w:r>
+        <w:rPr>
+          <w:sz w:val="18"/>
+          <w:szCs w:val="18"/>
+        </w:rPr>
+        <w:t>(</w:t>
+      </w:r>
+      <w:proofErr w:type="gramEnd"/>
+      <w:r>
+        <w:rPr>
+          <w:sz w:val="18"/>
+          <w:szCs w:val="18"/>
+        </w:rPr>
+        <w:t xml:space="preserve">payload </w:t>
+      </w:r>
+      <w:proofErr w:type="spellStart"/>
+      <w:r>
+        <w:rPr>
+          <w:sz w:val="18"/>
+          <w:szCs w:val="18"/>
+        </w:rPr>
+        <w:t>jsonb</w:t>
+      </w:r>
+      <w:proofErr w:type="spellEnd"/>
+      <w:r>
+        <w:rPr>
+          <w:sz w:val="18"/>
+          <w:szCs w:val="18"/>
+        </w:rPr>
+        <w:t>)</w:t>
+      </w:r>
+    </w:p>
+    <w:p>
+      <w:pPr>
+        <w:tabs>
+          <w:tab w:val="left" w:pos="1130"/>
+        </w:tabs>
+        <w:rPr>
+          <w:sz w:val="18"/>
+          <w:szCs w:val="18"/>
+        </w:rPr>
+      </w:pPr>
+      <w:r>
+        <w:rPr>
+          <w:sz w:val="18"/>
+          <w:szCs w:val="18"/>
+        </w:rPr>
+        <w:t xml:space="preserve">-- language </w:t>
+      </w:r>
+      <w:proofErr w:type="spellStart"/>
+      <w:r>
+        <w:rPr>
+          <w:sz w:val="18"/>
+          <w:szCs w:val="18"/>
+        </w:rPr>
+        <w:t>plpgsql</w:t>
+      </w:r>
+      <w:proofErr w:type="spellEnd"/>
     </w:p>
     <w:p>
       <w:pPr>
@@ -156,43 +213,91 @@
           <w:sz w:val="18"/>
           <w:szCs w:val="18"/>
         </w:rPr>
-        <w:t>--     v_rows_affected INTEGER;</w:t>
-      </w:r>
-    </w:p>
-    <w:p>
-      <w:pPr>
-        <w:tabs>
-          <w:tab w:val="left" w:pos="1130"/>
-        </w:tabs>
-        <w:rPr>
-          <w:sz w:val="18"/>
-          <w:szCs w:val="18"/>
-        </w:rPr>
-      </w:pPr>
-      <w:r>
-        <w:rPr>
-          <w:sz w:val="18"/>
-          <w:szCs w:val="18"/>
-        </w:rPr>
-        <w:t>--     v_status BOOLEAN;</w:t>
-      </w:r>
-    </w:p>
-    <w:p>
-      <w:pPr>
-        <w:tabs>
-          <w:tab w:val="left" w:pos="1130"/>
-        </w:tabs>
-        <w:rPr>
-          <w:sz w:val="18"/>
-          <w:szCs w:val="18"/>
-        </w:rPr>
-      </w:pPr>
-      <w:r>
-        <w:rPr>
-          <w:sz w:val="18"/>
-          <w:szCs w:val="18"/>
-        </w:rPr>
-        <w:t>-- total_price integer;</w:t>
+        <w:t xml:space="preserve">--     </w:t>
+      </w:r>
+      <w:proofErr w:type="spellStart"/>
+      <w:r>
+        <w:rPr>
+          <w:sz w:val="18"/>
+          <w:szCs w:val="18"/>
+        </w:rPr>
+        <w:t>v_rows_affected</w:t>
+      </w:r>
+      <w:proofErr w:type="spellEnd"/>
+      <w:r>
+        <w:rPr>
+          <w:sz w:val="18"/>
+          <w:szCs w:val="18"/>
+        </w:rPr>
+        <w:t xml:space="preserve"> INTEGER;</w:t>
+      </w:r>
+    </w:p>
+    <w:p>
+      <w:pPr>
+        <w:tabs>
+          <w:tab w:val="left" w:pos="1130"/>
+        </w:tabs>
+        <w:rPr>
+          <w:sz w:val="18"/>
+          <w:szCs w:val="18"/>
+        </w:rPr>
+      </w:pPr>
+      <w:r>
+        <w:rPr>
+          <w:sz w:val="18"/>
+          <w:szCs w:val="18"/>
+        </w:rPr>
+        <w:t xml:space="preserve">--     </w:t>
+      </w:r>
+      <w:proofErr w:type="spellStart"/>
+      <w:r>
+        <w:rPr>
+          <w:sz w:val="18"/>
+          <w:szCs w:val="18"/>
+        </w:rPr>
+        <w:t>v_status</w:t>
+      </w:r>
+      <w:proofErr w:type="spellEnd"/>
+      <w:r>
+        <w:rPr>
+          <w:sz w:val="18"/>
+          <w:szCs w:val="18"/>
+        </w:rPr>
+        <w:t xml:space="preserve"> BOOLEAN;</w:t>
+      </w:r>
+    </w:p>
+    <w:p>
+      <w:pPr>
+        <w:tabs>
+          <w:tab w:val="left" w:pos="1130"/>
+        </w:tabs>
+        <w:rPr>
+          <w:sz w:val="18"/>
+          <w:szCs w:val="18"/>
+        </w:rPr>
+      </w:pPr>
+      <w:r>
+        <w:rPr>
+          <w:sz w:val="18"/>
+          <w:szCs w:val="18"/>
+        </w:rPr>
+        <w:t xml:space="preserve">-- </w:t>
+      </w:r>
+      <w:proofErr w:type="spellStart"/>
+      <w:r>
+        <w:rPr>
+          <w:sz w:val="18"/>
+          <w:szCs w:val="18"/>
+        </w:rPr>
+        <w:t>total_price</w:t>
+      </w:r>
+      <w:proofErr w:type="spellEnd"/>
+      <w:r>
+        <w:rPr>
+          <w:sz w:val="18"/>
+          <w:szCs w:val="18"/>
+        </w:rPr>
+        <w:t xml:space="preserve"> integer;</w:t>
       </w:r>
     </w:p>
     <w:p>
@@ -228,151 +333,656 @@
           <w:sz w:val="18"/>
           <w:szCs w:val="18"/>
         </w:rPr>
-        <w:t>--     v_consumer_name varchar := lower(trim(nullif(payload-&gt;&gt;'consumer_name', '')));</w:t>
-      </w:r>
-    </w:p>
-    <w:p>
-      <w:pPr>
-        <w:tabs>
-          <w:tab w:val="left" w:pos="1130"/>
-        </w:tabs>
-        <w:rPr>
-          <w:sz w:val="18"/>
-          <w:szCs w:val="18"/>
-        </w:rPr>
-      </w:pPr>
-      <w:r>
-        <w:rPr>
-          <w:sz w:val="18"/>
-          <w:szCs w:val="18"/>
-        </w:rPr>
-        <w:t>--     v_cust_id       int     := (payload-&gt;&gt;'cust_id')::int;</w:t>
-      </w:r>
-    </w:p>
-    <w:p>
-      <w:pPr>
-        <w:tabs>
-          <w:tab w:val="left" w:pos="1130"/>
-        </w:tabs>
-        <w:rPr>
-          <w:sz w:val="18"/>
-          <w:szCs w:val="18"/>
-        </w:rPr>
-      </w:pPr>
-      <w:r>
-        <w:rPr>
-          <w:sz w:val="18"/>
-          <w:szCs w:val="18"/>
-        </w:rPr>
-        <w:t>--     v_sales_type    varchar := lower(trim(payload-&gt;&gt;'sales_type'));</w:t>
-      </w:r>
-    </w:p>
-    <w:p>
-      <w:pPr>
-        <w:tabs>
-          <w:tab w:val="left" w:pos="1130"/>
-        </w:tabs>
-        <w:rPr>
-          <w:sz w:val="18"/>
-          <w:szCs w:val="18"/>
-        </w:rPr>
-      </w:pPr>
-      <w:r>
-        <w:rPr>
-          <w:sz w:val="18"/>
-          <w:szCs w:val="18"/>
-        </w:rPr>
-        <w:t>--     v_litres        int     := (payload-&gt;&gt;'litres')::int;</w:t>
-      </w:r>
-    </w:p>
-    <w:p>
-      <w:pPr>
-        <w:tabs>
-          <w:tab w:val="left" w:pos="1130"/>
-        </w:tabs>
-        <w:rPr>
-          <w:sz w:val="18"/>
-          <w:szCs w:val="18"/>
-        </w:rPr>
-      </w:pPr>
-      <w:r>
-        <w:rPr>
-          <w:sz w:val="18"/>
-          <w:szCs w:val="18"/>
-        </w:rPr>
-        <w:t>--     v_bottles       int     := (payload-&gt;&gt;'bottles')::int;</w:t>
-      </w:r>
-    </w:p>
-    <w:p>
-      <w:pPr>
-        <w:tabs>
-          <w:tab w:val="left" w:pos="1130"/>
-        </w:tabs>
-        <w:rPr>
-          <w:sz w:val="18"/>
-          <w:szCs w:val="18"/>
-        </w:rPr>
-      </w:pPr>
-      <w:r>
-        <w:rPr>
-          <w:sz w:val="18"/>
-          <w:szCs w:val="18"/>
-        </w:rPr>
-        <w:t>--     v_price         int     := (payload-&gt;&gt;'price')::int;</w:t>
-      </w:r>
-    </w:p>
-    <w:p>
-      <w:pPr>
-        <w:tabs>
-          <w:tab w:val="left" w:pos="1130"/>
-        </w:tabs>
-        <w:rPr>
-          <w:sz w:val="18"/>
-          <w:szCs w:val="18"/>
-        </w:rPr>
-      </w:pPr>
-      <w:r>
-        <w:rPr>
-          <w:sz w:val="18"/>
-          <w:szCs w:val="18"/>
-        </w:rPr>
-        <w:t>--     v_sales_status  varchar := lower(trim(nullif(payload-&gt;&gt;'sales_status', '')));</w:t>
-      </w:r>
-    </w:p>
-    <w:p>
-      <w:pPr>
-        <w:tabs>
-          <w:tab w:val="left" w:pos="1130"/>
-        </w:tabs>
-        <w:rPr>
-          <w:sz w:val="18"/>
-          <w:szCs w:val="18"/>
-        </w:rPr>
-      </w:pPr>
-      <w:r>
-        <w:rPr>
-          <w:sz w:val="18"/>
-          <w:szCs w:val="18"/>
-        </w:rPr>
-        <w:t>--     v_reporting_time TIMESTAMP := (payload-&gt;&gt;'reporting_time')::TIMESTAMP;</w:t>
-      </w:r>
-    </w:p>
-    <w:p>
-      <w:pPr>
-        <w:tabs>
-          <w:tab w:val="left" w:pos="1130"/>
-        </w:tabs>
-        <w:rPr>
-          <w:sz w:val="18"/>
-          <w:szCs w:val="18"/>
-        </w:rPr>
-      </w:pPr>
-      <w:r>
-        <w:rPr>
-          <w:sz w:val="18"/>
-          <w:szCs w:val="18"/>
-        </w:rPr>
-        <w:t>--     v_user_id       int     := (coalesce(payload-&gt;&gt;'user_id','0'))::int;</w:t>
+        <w:t xml:space="preserve">--     </w:t>
+      </w:r>
+      <w:proofErr w:type="spellStart"/>
+      <w:r>
+        <w:rPr>
+          <w:sz w:val="18"/>
+          <w:szCs w:val="18"/>
+        </w:rPr>
+        <w:t>v_consumer_name</w:t>
+      </w:r>
+      <w:proofErr w:type="spellEnd"/>
+      <w:r>
+        <w:rPr>
+          <w:sz w:val="18"/>
+          <w:szCs w:val="18"/>
+        </w:rPr>
+        <w:t xml:space="preserve"> </w:t>
+      </w:r>
+      <w:proofErr w:type="gramStart"/>
+      <w:r>
+        <w:rPr>
+          <w:sz w:val="18"/>
+          <w:szCs w:val="18"/>
+        </w:rPr>
+        <w:t>varchar :</w:t>
+      </w:r>
+      <w:proofErr w:type="gramEnd"/>
+      <w:r>
+        <w:rPr>
+          <w:sz w:val="18"/>
+          <w:szCs w:val="18"/>
+        </w:rPr>
+        <w:t>= lower(trim(</w:t>
+      </w:r>
+      <w:proofErr w:type="spellStart"/>
+      <w:r>
+        <w:rPr>
+          <w:sz w:val="18"/>
+          <w:szCs w:val="18"/>
+        </w:rPr>
+        <w:t>nullif</w:t>
+      </w:r>
+      <w:proofErr w:type="spellEnd"/>
+      <w:r>
+        <w:rPr>
+          <w:sz w:val="18"/>
+          <w:szCs w:val="18"/>
+        </w:rPr>
+        <w:t>(payload-&gt;&gt;'</w:t>
+      </w:r>
+      <w:proofErr w:type="spellStart"/>
+      <w:r>
+        <w:rPr>
+          <w:sz w:val="18"/>
+          <w:szCs w:val="18"/>
+        </w:rPr>
+        <w:t>consumer_name</w:t>
+      </w:r>
+      <w:proofErr w:type="spellEnd"/>
+      <w:r>
+        <w:rPr>
+          <w:sz w:val="18"/>
+          <w:szCs w:val="18"/>
+        </w:rPr>
+        <w:t>', '')));</w:t>
+      </w:r>
+    </w:p>
+    <w:p>
+      <w:pPr>
+        <w:tabs>
+          <w:tab w:val="left" w:pos="1130"/>
+        </w:tabs>
+        <w:rPr>
+          <w:sz w:val="18"/>
+          <w:szCs w:val="18"/>
+        </w:rPr>
+      </w:pPr>
+      <w:r>
+        <w:rPr>
+          <w:sz w:val="18"/>
+          <w:szCs w:val="18"/>
+        </w:rPr>
+        <w:t xml:space="preserve">--     </w:t>
+      </w:r>
+      <w:proofErr w:type="spellStart"/>
+      <w:r>
+        <w:rPr>
+          <w:sz w:val="18"/>
+          <w:szCs w:val="18"/>
+        </w:rPr>
+        <w:t>v_cust_id</w:t>
+      </w:r>
+      <w:proofErr w:type="spellEnd"/>
+      <w:r>
+        <w:rPr>
+          <w:sz w:val="18"/>
+          <w:szCs w:val="18"/>
+        </w:rPr>
+        <w:t xml:space="preserve">       int   </w:t>
+      </w:r>
+      <w:proofErr w:type="gramStart"/>
+      <w:r>
+        <w:rPr>
+          <w:sz w:val="18"/>
+          <w:szCs w:val="18"/>
+        </w:rPr>
+        <w:t xml:space="preserve">  :</w:t>
+      </w:r>
+      <w:proofErr w:type="gramEnd"/>
+      <w:r>
+        <w:rPr>
+          <w:sz w:val="18"/>
+          <w:szCs w:val="18"/>
+        </w:rPr>
+        <w:t>= (payload-&gt;&gt;'</w:t>
+      </w:r>
+      <w:proofErr w:type="spellStart"/>
+      <w:r>
+        <w:rPr>
+          <w:sz w:val="18"/>
+          <w:szCs w:val="18"/>
+        </w:rPr>
+        <w:t>cust_id</w:t>
+      </w:r>
+      <w:proofErr w:type="spellEnd"/>
+      <w:r>
+        <w:rPr>
+          <w:sz w:val="18"/>
+          <w:szCs w:val="18"/>
+        </w:rPr>
+        <w:t>'</w:t>
+      </w:r>
+      <w:proofErr w:type="gramStart"/>
+      <w:r>
+        <w:rPr>
+          <w:sz w:val="18"/>
+          <w:szCs w:val="18"/>
+        </w:rPr>
+        <w:t>)::</w:t>
+      </w:r>
+      <w:proofErr w:type="gramEnd"/>
+      <w:r>
+        <w:rPr>
+          <w:sz w:val="18"/>
+          <w:szCs w:val="18"/>
+        </w:rPr>
+        <w:t>int;</w:t>
+      </w:r>
+    </w:p>
+    <w:p>
+      <w:pPr>
+        <w:tabs>
+          <w:tab w:val="left" w:pos="1130"/>
+        </w:tabs>
+        <w:rPr>
+          <w:sz w:val="18"/>
+          <w:szCs w:val="18"/>
+        </w:rPr>
+      </w:pPr>
+      <w:r>
+        <w:rPr>
+          <w:sz w:val="18"/>
+          <w:szCs w:val="18"/>
+        </w:rPr>
+        <w:t xml:space="preserve">--     </w:t>
+      </w:r>
+      <w:proofErr w:type="spellStart"/>
+      <w:r>
+        <w:rPr>
+          <w:sz w:val="18"/>
+          <w:szCs w:val="18"/>
+        </w:rPr>
+        <w:t>v_sales_type</w:t>
+      </w:r>
+      <w:proofErr w:type="spellEnd"/>
+      <w:r>
+        <w:rPr>
+          <w:sz w:val="18"/>
+          <w:szCs w:val="18"/>
+        </w:rPr>
+        <w:t xml:space="preserve">    </w:t>
+      </w:r>
+      <w:proofErr w:type="gramStart"/>
+      <w:r>
+        <w:rPr>
+          <w:sz w:val="18"/>
+          <w:szCs w:val="18"/>
+        </w:rPr>
+        <w:t>varchar :</w:t>
+      </w:r>
+      <w:proofErr w:type="gramEnd"/>
+      <w:r>
+        <w:rPr>
+          <w:sz w:val="18"/>
+          <w:szCs w:val="18"/>
+        </w:rPr>
+        <w:t>= lower(trim(payload-&gt;&gt;'</w:t>
+      </w:r>
+      <w:proofErr w:type="spellStart"/>
+      <w:r>
+        <w:rPr>
+          <w:sz w:val="18"/>
+          <w:szCs w:val="18"/>
+        </w:rPr>
+        <w:t>sales_type</w:t>
+      </w:r>
+      <w:proofErr w:type="spellEnd"/>
+      <w:r>
+        <w:rPr>
+          <w:sz w:val="18"/>
+          <w:szCs w:val="18"/>
+        </w:rPr>
+        <w:t>'));</w:t>
+      </w:r>
+    </w:p>
+    <w:p>
+      <w:pPr>
+        <w:tabs>
+          <w:tab w:val="left" w:pos="1130"/>
+        </w:tabs>
+        <w:rPr>
+          <w:sz w:val="18"/>
+          <w:szCs w:val="18"/>
+        </w:rPr>
+      </w:pPr>
+      <w:r>
+        <w:rPr>
+          <w:sz w:val="18"/>
+          <w:szCs w:val="18"/>
+        </w:rPr>
+        <w:t xml:space="preserve">--     </w:t>
+      </w:r>
+      <w:proofErr w:type="spellStart"/>
+      <w:r>
+        <w:rPr>
+          <w:sz w:val="18"/>
+          <w:szCs w:val="18"/>
+        </w:rPr>
+        <w:t>v_litres</w:t>
+      </w:r>
+      <w:proofErr w:type="spellEnd"/>
+      <w:r>
+        <w:rPr>
+          <w:sz w:val="18"/>
+          <w:szCs w:val="18"/>
+        </w:rPr>
+        <w:t xml:space="preserve">        int   </w:t>
+      </w:r>
+      <w:proofErr w:type="gramStart"/>
+      <w:r>
+        <w:rPr>
+          <w:sz w:val="18"/>
+          <w:szCs w:val="18"/>
+        </w:rPr>
+        <w:t xml:space="preserve">  :</w:t>
+      </w:r>
+      <w:proofErr w:type="gramEnd"/>
+      <w:r>
+        <w:rPr>
+          <w:sz w:val="18"/>
+          <w:szCs w:val="18"/>
+        </w:rPr>
+        <w:t>= (payload-&gt;&gt;'</w:t>
+      </w:r>
+      <w:proofErr w:type="spellStart"/>
+      <w:r>
+        <w:rPr>
+          <w:sz w:val="18"/>
+          <w:szCs w:val="18"/>
+        </w:rPr>
+        <w:t>litres'</w:t>
+      </w:r>
+      <w:proofErr w:type="spellEnd"/>
+      <w:proofErr w:type="gramStart"/>
+      <w:r>
+        <w:rPr>
+          <w:sz w:val="18"/>
+          <w:szCs w:val="18"/>
+        </w:rPr>
+        <w:t>)::</w:t>
+      </w:r>
+      <w:proofErr w:type="gramEnd"/>
+      <w:r>
+        <w:rPr>
+          <w:sz w:val="18"/>
+          <w:szCs w:val="18"/>
+        </w:rPr>
+        <w:t>int;</w:t>
+      </w:r>
+    </w:p>
+    <w:p>
+      <w:pPr>
+        <w:tabs>
+          <w:tab w:val="left" w:pos="1130"/>
+        </w:tabs>
+        <w:rPr>
+          <w:sz w:val="18"/>
+          <w:szCs w:val="18"/>
+        </w:rPr>
+      </w:pPr>
+      <w:r>
+        <w:rPr>
+          <w:sz w:val="18"/>
+          <w:szCs w:val="18"/>
+        </w:rPr>
+        <w:t xml:space="preserve">--     </w:t>
+      </w:r>
+      <w:proofErr w:type="spellStart"/>
+      <w:r>
+        <w:rPr>
+          <w:sz w:val="18"/>
+          <w:szCs w:val="18"/>
+        </w:rPr>
+        <w:t>v_bottles</w:t>
+      </w:r>
+      <w:proofErr w:type="spellEnd"/>
+      <w:r>
+        <w:rPr>
+          <w:sz w:val="18"/>
+          <w:szCs w:val="18"/>
+        </w:rPr>
+        <w:t xml:space="preserve">       int   </w:t>
+      </w:r>
+      <w:proofErr w:type="gramStart"/>
+      <w:r>
+        <w:rPr>
+          <w:sz w:val="18"/>
+          <w:szCs w:val="18"/>
+        </w:rPr>
+        <w:t xml:space="preserve">  :</w:t>
+      </w:r>
+      <w:proofErr w:type="gramEnd"/>
+      <w:r>
+        <w:rPr>
+          <w:sz w:val="18"/>
+          <w:szCs w:val="18"/>
+        </w:rPr>
+        <w:t>= (payload-&gt;&gt;'bottles'</w:t>
+      </w:r>
+      <w:proofErr w:type="gramStart"/>
+      <w:r>
+        <w:rPr>
+          <w:sz w:val="18"/>
+          <w:szCs w:val="18"/>
+        </w:rPr>
+        <w:t>)::</w:t>
+      </w:r>
+      <w:proofErr w:type="gramEnd"/>
+      <w:r>
+        <w:rPr>
+          <w:sz w:val="18"/>
+          <w:szCs w:val="18"/>
+        </w:rPr>
+        <w:t>int;</w:t>
+      </w:r>
+    </w:p>
+    <w:p>
+      <w:pPr>
+        <w:tabs>
+          <w:tab w:val="left" w:pos="1130"/>
+        </w:tabs>
+        <w:rPr>
+          <w:sz w:val="18"/>
+          <w:szCs w:val="18"/>
+        </w:rPr>
+      </w:pPr>
+      <w:r>
+        <w:rPr>
+          <w:sz w:val="18"/>
+          <w:szCs w:val="18"/>
+        </w:rPr>
+        <w:t xml:space="preserve">--     </w:t>
+      </w:r>
+      <w:proofErr w:type="spellStart"/>
+      <w:r>
+        <w:rPr>
+          <w:sz w:val="18"/>
+          <w:szCs w:val="18"/>
+        </w:rPr>
+        <w:t>v_price</w:t>
+      </w:r>
+      <w:proofErr w:type="spellEnd"/>
+      <w:r>
+        <w:rPr>
+          <w:sz w:val="18"/>
+          <w:szCs w:val="18"/>
+        </w:rPr>
+        <w:t xml:space="preserve">         int   </w:t>
+      </w:r>
+      <w:proofErr w:type="gramStart"/>
+      <w:r>
+        <w:rPr>
+          <w:sz w:val="18"/>
+          <w:szCs w:val="18"/>
+        </w:rPr>
+        <w:t xml:space="preserve">  :</w:t>
+      </w:r>
+      <w:proofErr w:type="gramEnd"/>
+      <w:r>
+        <w:rPr>
+          <w:sz w:val="18"/>
+          <w:szCs w:val="18"/>
+        </w:rPr>
+        <w:t>= (payload-&gt;&gt;'price'</w:t>
+      </w:r>
+      <w:proofErr w:type="gramStart"/>
+      <w:r>
+        <w:rPr>
+          <w:sz w:val="18"/>
+          <w:szCs w:val="18"/>
+        </w:rPr>
+        <w:t>)::</w:t>
+      </w:r>
+      <w:proofErr w:type="gramEnd"/>
+      <w:r>
+        <w:rPr>
+          <w:sz w:val="18"/>
+          <w:szCs w:val="18"/>
+        </w:rPr>
+        <w:t>int;</w:t>
+      </w:r>
+    </w:p>
+    <w:p>
+      <w:pPr>
+        <w:tabs>
+          <w:tab w:val="left" w:pos="1130"/>
+        </w:tabs>
+        <w:rPr>
+          <w:sz w:val="18"/>
+          <w:szCs w:val="18"/>
+        </w:rPr>
+      </w:pPr>
+      <w:r>
+        <w:rPr>
+          <w:sz w:val="18"/>
+          <w:szCs w:val="18"/>
+        </w:rPr>
+        <w:t xml:space="preserve">--     </w:t>
+      </w:r>
+      <w:proofErr w:type="spellStart"/>
+      <w:r>
+        <w:rPr>
+          <w:sz w:val="18"/>
+          <w:szCs w:val="18"/>
+        </w:rPr>
+        <w:t>v_sales_</w:t>
+      </w:r>
+      <w:proofErr w:type="gramStart"/>
+      <w:r>
+        <w:rPr>
+          <w:sz w:val="18"/>
+          <w:szCs w:val="18"/>
+        </w:rPr>
+        <w:t>status</w:t>
+      </w:r>
+      <w:proofErr w:type="spellEnd"/>
+      <w:r>
+        <w:rPr>
+          <w:sz w:val="18"/>
+          <w:szCs w:val="18"/>
+        </w:rPr>
+        <w:t xml:space="preserve">  varchar :=</w:t>
+      </w:r>
+      <w:proofErr w:type="gramEnd"/>
+      <w:r>
+        <w:rPr>
+          <w:sz w:val="18"/>
+          <w:szCs w:val="18"/>
+        </w:rPr>
+        <w:t xml:space="preserve"> lower(trim(</w:t>
+      </w:r>
+      <w:proofErr w:type="spellStart"/>
+      <w:r>
+        <w:rPr>
+          <w:sz w:val="18"/>
+          <w:szCs w:val="18"/>
+        </w:rPr>
+        <w:t>nullif</w:t>
+      </w:r>
+      <w:proofErr w:type="spellEnd"/>
+      <w:r>
+        <w:rPr>
+          <w:sz w:val="18"/>
+          <w:szCs w:val="18"/>
+        </w:rPr>
+        <w:t>(payload-&gt;&gt;'</w:t>
+      </w:r>
+      <w:proofErr w:type="spellStart"/>
+      <w:r>
+        <w:rPr>
+          <w:sz w:val="18"/>
+          <w:szCs w:val="18"/>
+        </w:rPr>
+        <w:t>sales_status</w:t>
+      </w:r>
+      <w:proofErr w:type="spellEnd"/>
+      <w:r>
+        <w:rPr>
+          <w:sz w:val="18"/>
+          <w:szCs w:val="18"/>
+        </w:rPr>
+        <w:t>', '')));</w:t>
+      </w:r>
+    </w:p>
+    <w:p>
+      <w:pPr>
+        <w:tabs>
+          <w:tab w:val="left" w:pos="1130"/>
+        </w:tabs>
+        <w:rPr>
+          <w:sz w:val="18"/>
+          <w:szCs w:val="18"/>
+        </w:rPr>
+      </w:pPr>
+      <w:r>
+        <w:rPr>
+          <w:sz w:val="18"/>
+          <w:szCs w:val="18"/>
+        </w:rPr>
+        <w:t xml:space="preserve">--     </w:t>
+      </w:r>
+      <w:proofErr w:type="spellStart"/>
+      <w:r>
+        <w:rPr>
+          <w:sz w:val="18"/>
+          <w:szCs w:val="18"/>
+        </w:rPr>
+        <w:t>v_reporting_time</w:t>
+      </w:r>
+      <w:proofErr w:type="spellEnd"/>
+      <w:r>
+        <w:rPr>
+          <w:sz w:val="18"/>
+          <w:szCs w:val="18"/>
+        </w:rPr>
+        <w:t xml:space="preserve"> </w:t>
+      </w:r>
+      <w:proofErr w:type="gramStart"/>
+      <w:r>
+        <w:rPr>
+          <w:sz w:val="18"/>
+          <w:szCs w:val="18"/>
+        </w:rPr>
+        <w:t>TIMESTAMP :</w:t>
+      </w:r>
+      <w:proofErr w:type="gramEnd"/>
+      <w:r>
+        <w:rPr>
+          <w:sz w:val="18"/>
+          <w:szCs w:val="18"/>
+        </w:rPr>
+        <w:t>= (payload-&gt;&gt;'</w:t>
+      </w:r>
+      <w:proofErr w:type="spellStart"/>
+      <w:r>
+        <w:rPr>
+          <w:sz w:val="18"/>
+          <w:szCs w:val="18"/>
+        </w:rPr>
+        <w:t>reporting_time</w:t>
+      </w:r>
+      <w:proofErr w:type="spellEnd"/>
+      <w:r>
+        <w:rPr>
+          <w:sz w:val="18"/>
+          <w:szCs w:val="18"/>
+        </w:rPr>
+        <w:t>'</w:t>
+      </w:r>
+      <w:proofErr w:type="gramStart"/>
+      <w:r>
+        <w:rPr>
+          <w:sz w:val="18"/>
+          <w:szCs w:val="18"/>
+        </w:rPr>
+        <w:t>)::</w:t>
+      </w:r>
+      <w:proofErr w:type="gramEnd"/>
+      <w:r>
+        <w:rPr>
+          <w:sz w:val="18"/>
+          <w:szCs w:val="18"/>
+        </w:rPr>
+        <w:t>TIMESTAMP;</w:t>
+      </w:r>
+    </w:p>
+    <w:p>
+      <w:pPr>
+        <w:tabs>
+          <w:tab w:val="left" w:pos="1130"/>
+        </w:tabs>
+        <w:rPr>
+          <w:sz w:val="18"/>
+          <w:szCs w:val="18"/>
+        </w:rPr>
+      </w:pPr>
+      <w:r>
+        <w:rPr>
+          <w:sz w:val="18"/>
+          <w:szCs w:val="18"/>
+        </w:rPr>
+        <w:t xml:space="preserve">--     </w:t>
+      </w:r>
+      <w:proofErr w:type="spellStart"/>
+      <w:r>
+        <w:rPr>
+          <w:sz w:val="18"/>
+          <w:szCs w:val="18"/>
+        </w:rPr>
+        <w:t>v_user_id</w:t>
+      </w:r>
+      <w:proofErr w:type="spellEnd"/>
+      <w:r>
+        <w:rPr>
+          <w:sz w:val="18"/>
+          <w:szCs w:val="18"/>
+        </w:rPr>
+        <w:t xml:space="preserve">       int   </w:t>
+      </w:r>
+      <w:proofErr w:type="gramStart"/>
+      <w:r>
+        <w:rPr>
+          <w:sz w:val="18"/>
+          <w:szCs w:val="18"/>
+        </w:rPr>
+        <w:t xml:space="preserve">  :</w:t>
+      </w:r>
+      <w:proofErr w:type="gramEnd"/>
+      <w:r>
+        <w:rPr>
+          <w:sz w:val="18"/>
+          <w:szCs w:val="18"/>
+        </w:rPr>
+        <w:t>= (coalesce(payload-&gt;&gt;'user_id','0</w:t>
+      </w:r>
+      <w:proofErr w:type="gramStart"/>
+      <w:r>
+        <w:rPr>
+          <w:sz w:val="18"/>
+          <w:szCs w:val="18"/>
+        </w:rPr>
+        <w:t>'))::</w:t>
+      </w:r>
+      <w:proofErr w:type="gramEnd"/>
+      <w:r>
+        <w:rPr>
+          <w:sz w:val="18"/>
+          <w:szCs w:val="18"/>
+        </w:rPr>
+        <w:t>int;</w:t>
       </w:r>
     </w:p>
     <w:p>
@@ -484,43 +1094,91 @@
           <w:sz w:val="18"/>
           <w:szCs w:val="18"/>
         </w:rPr>
-        <w:t>-- 1. ACCOUNT BUDDIES (p_cust_id is NOT NULL):</w:t>
-      </w:r>
-    </w:p>
-    <w:p>
-      <w:pPr>
-        <w:tabs>
-          <w:tab w:val="left" w:pos="1130"/>
-        </w:tabs>
-        <w:rPr>
-          <w:sz w:val="18"/>
-          <w:szCs w:val="18"/>
-        </w:rPr>
-      </w:pPr>
-      <w:r>
-        <w:rPr>
-          <w:sz w:val="18"/>
-          <w:szCs w:val="18"/>
-        </w:rPr>
-        <w:t>--    - Must use 'account' as sales_type.</w:t>
-      </w:r>
-    </w:p>
-    <w:p>
-      <w:pPr>
-        <w:tabs>
-          <w:tab w:val="left" w:pos="1130"/>
-        </w:tabs>
-        <w:rPr>
-          <w:sz w:val="18"/>
-          <w:szCs w:val="18"/>
-        </w:rPr>
-      </w:pPr>
-      <w:r>
-        <w:rPr>
-          <w:sz w:val="18"/>
-          <w:szCs w:val="18"/>
-        </w:rPr>
-        <w:t>--    - Cannot have a manual consumer_name (forced to NULL if empty).</w:t>
+        <w:t>-- 1. ACCOUNT BUDDIES (</w:t>
+      </w:r>
+      <w:proofErr w:type="spellStart"/>
+      <w:r>
+        <w:rPr>
+          <w:sz w:val="18"/>
+          <w:szCs w:val="18"/>
+        </w:rPr>
+        <w:t>p_cust_id</w:t>
+      </w:r>
+      <w:proofErr w:type="spellEnd"/>
+      <w:r>
+        <w:rPr>
+          <w:sz w:val="18"/>
+          <w:szCs w:val="18"/>
+        </w:rPr>
+        <w:t xml:space="preserve"> is NOT NULL):</w:t>
+      </w:r>
+    </w:p>
+    <w:p>
+      <w:pPr>
+        <w:tabs>
+          <w:tab w:val="left" w:pos="1130"/>
+        </w:tabs>
+        <w:rPr>
+          <w:sz w:val="18"/>
+          <w:szCs w:val="18"/>
+        </w:rPr>
+      </w:pPr>
+      <w:r>
+        <w:rPr>
+          <w:sz w:val="18"/>
+          <w:szCs w:val="18"/>
+        </w:rPr>
+        <w:t xml:space="preserve">--    - Must use 'account' as </w:t>
+      </w:r>
+      <w:proofErr w:type="spellStart"/>
+      <w:r>
+        <w:rPr>
+          <w:sz w:val="18"/>
+          <w:szCs w:val="18"/>
+        </w:rPr>
+        <w:t>sales_type</w:t>
+      </w:r>
+      <w:proofErr w:type="spellEnd"/>
+      <w:r>
+        <w:rPr>
+          <w:sz w:val="18"/>
+          <w:szCs w:val="18"/>
+        </w:rPr>
+        <w:t>.</w:t>
+      </w:r>
+    </w:p>
+    <w:p>
+      <w:pPr>
+        <w:tabs>
+          <w:tab w:val="left" w:pos="1130"/>
+        </w:tabs>
+        <w:rPr>
+          <w:sz w:val="18"/>
+          <w:szCs w:val="18"/>
+        </w:rPr>
+      </w:pPr>
+      <w:r>
+        <w:rPr>
+          <w:sz w:val="18"/>
+          <w:szCs w:val="18"/>
+        </w:rPr>
+        <w:t xml:space="preserve">--    - Cannot have a manual </w:t>
+      </w:r>
+      <w:proofErr w:type="spellStart"/>
+      <w:r>
+        <w:rPr>
+          <w:sz w:val="18"/>
+          <w:szCs w:val="18"/>
+        </w:rPr>
+        <w:t>consumer_name</w:t>
+      </w:r>
+      <w:proofErr w:type="spellEnd"/>
+      <w:r>
+        <w:rPr>
+          <w:sz w:val="18"/>
+          <w:szCs w:val="18"/>
+        </w:rPr>
+        <w:t xml:space="preserve"> (forced to NULL if empty).</w:t>
       </w:r>
     </w:p>
     <w:p>
@@ -556,72 +1214,152 @@
           <w:sz w:val="18"/>
           <w:szCs w:val="18"/>
         </w:rPr>
-        <w:t>--    - Customer must be 'is_active' in the customers table.</w:t>
-      </w:r>
-    </w:p>
-    <w:p>
-      <w:pPr>
-        <w:tabs>
-          <w:tab w:val="left" w:pos="1130"/>
-        </w:tabs>
-        <w:rPr>
-          <w:sz w:val="18"/>
-          <w:szCs w:val="18"/>
-        </w:rPr>
-      </w:pPr>
-    </w:p>
-    <w:p>
-      <w:pPr>
-        <w:tabs>
-          <w:tab w:val="left" w:pos="1130"/>
-        </w:tabs>
-        <w:rPr>
-          <w:sz w:val="18"/>
-          <w:szCs w:val="18"/>
-        </w:rPr>
-      </w:pPr>
-      <w:r>
-        <w:rPr>
-          <w:sz w:val="18"/>
-          <w:szCs w:val="18"/>
-        </w:rPr>
-        <w:t>-- 2. WALK-INS / GUESTS (p_cust_id is NULL):</w:t>
-      </w:r>
-    </w:p>
-    <w:p>
-      <w:pPr>
-        <w:tabs>
-          <w:tab w:val="left" w:pos="1130"/>
-        </w:tabs>
-        <w:rPr>
-          <w:sz w:val="18"/>
-          <w:szCs w:val="18"/>
-        </w:rPr>
-      </w:pPr>
-      <w:r>
-        <w:rPr>
-          <w:sz w:val="18"/>
-          <w:szCs w:val="18"/>
-        </w:rPr>
-        <w:t>--    - Cannot use 'account' as sales_type.</w:t>
-      </w:r>
-    </w:p>
-    <w:p>
-      <w:pPr>
-        <w:tabs>
-          <w:tab w:val="left" w:pos="1130"/>
-        </w:tabs>
-        <w:rPr>
-          <w:sz w:val="18"/>
-          <w:szCs w:val="18"/>
-        </w:rPr>
-      </w:pPr>
-      <w:r>
-        <w:rPr>
-          <w:sz w:val="18"/>
-          <w:szCs w:val="18"/>
-        </w:rPr>
-        <w:t>--    - Must have a consumer_name; defaults to 'tulip' if left empty.</w:t>
+        <w:t>--    - Customer must be '</w:t>
+      </w:r>
+      <w:proofErr w:type="spellStart"/>
+      <w:r>
+        <w:rPr>
+          <w:sz w:val="18"/>
+          <w:szCs w:val="18"/>
+        </w:rPr>
+        <w:t>is_active</w:t>
+      </w:r>
+      <w:proofErr w:type="spellEnd"/>
+      <w:r>
+        <w:rPr>
+          <w:sz w:val="18"/>
+          <w:szCs w:val="18"/>
+        </w:rPr>
+        <w:t xml:space="preserve">' in the </w:t>
+      </w:r>
+      <w:proofErr w:type="gramStart"/>
+      <w:r>
+        <w:rPr>
+          <w:sz w:val="18"/>
+          <w:szCs w:val="18"/>
+        </w:rPr>
+        <w:t>customers</w:t>
+      </w:r>
+      <w:proofErr w:type="gramEnd"/>
+      <w:r>
+        <w:rPr>
+          <w:sz w:val="18"/>
+          <w:szCs w:val="18"/>
+        </w:rPr>
+        <w:t xml:space="preserve"> table.</w:t>
+      </w:r>
+    </w:p>
+    <w:p>
+      <w:pPr>
+        <w:tabs>
+          <w:tab w:val="left" w:pos="1130"/>
+        </w:tabs>
+        <w:rPr>
+          <w:sz w:val="18"/>
+          <w:szCs w:val="18"/>
+        </w:rPr>
+      </w:pPr>
+    </w:p>
+    <w:p>
+      <w:pPr>
+        <w:tabs>
+          <w:tab w:val="left" w:pos="1130"/>
+        </w:tabs>
+        <w:rPr>
+          <w:sz w:val="18"/>
+          <w:szCs w:val="18"/>
+        </w:rPr>
+      </w:pPr>
+      <w:r>
+        <w:rPr>
+          <w:sz w:val="18"/>
+          <w:szCs w:val="18"/>
+        </w:rPr>
+        <w:t>-- 2. WALK-INS / GUESTS (</w:t>
+      </w:r>
+      <w:proofErr w:type="spellStart"/>
+      <w:r>
+        <w:rPr>
+          <w:sz w:val="18"/>
+          <w:szCs w:val="18"/>
+        </w:rPr>
+        <w:t>p_cust_id</w:t>
+      </w:r>
+      <w:proofErr w:type="spellEnd"/>
+      <w:r>
+        <w:rPr>
+          <w:sz w:val="18"/>
+          <w:szCs w:val="18"/>
+        </w:rPr>
+        <w:t xml:space="preserve"> is NULL):</w:t>
+      </w:r>
+    </w:p>
+    <w:p>
+      <w:pPr>
+        <w:tabs>
+          <w:tab w:val="left" w:pos="1130"/>
+        </w:tabs>
+        <w:rPr>
+          <w:sz w:val="18"/>
+          <w:szCs w:val="18"/>
+        </w:rPr>
+      </w:pPr>
+      <w:r>
+        <w:rPr>
+          <w:sz w:val="18"/>
+          <w:szCs w:val="18"/>
+        </w:rPr>
+        <w:t xml:space="preserve">--    - Cannot use 'account' as </w:t>
+      </w:r>
+      <w:proofErr w:type="spellStart"/>
+      <w:r>
+        <w:rPr>
+          <w:sz w:val="18"/>
+          <w:szCs w:val="18"/>
+        </w:rPr>
+        <w:t>sales_type</w:t>
+      </w:r>
+      <w:proofErr w:type="spellEnd"/>
+      <w:r>
+        <w:rPr>
+          <w:sz w:val="18"/>
+          <w:szCs w:val="18"/>
+        </w:rPr>
+        <w:t>.</w:t>
+      </w:r>
+    </w:p>
+    <w:p>
+      <w:pPr>
+        <w:tabs>
+          <w:tab w:val="left" w:pos="1130"/>
+        </w:tabs>
+        <w:rPr>
+          <w:sz w:val="18"/>
+          <w:szCs w:val="18"/>
+        </w:rPr>
+      </w:pPr>
+      <w:r>
+        <w:rPr>
+          <w:sz w:val="18"/>
+          <w:szCs w:val="18"/>
+        </w:rPr>
+        <w:t xml:space="preserve">--    - Must have a </w:t>
+      </w:r>
+      <w:proofErr w:type="spellStart"/>
+      <w:r>
+        <w:rPr>
+          <w:sz w:val="18"/>
+          <w:szCs w:val="18"/>
+        </w:rPr>
+        <w:t>consumer_name</w:t>
+      </w:r>
+      <w:proofErr w:type="spellEnd"/>
+      <w:r>
+        <w:rPr>
+          <w:sz w:val="18"/>
+          <w:szCs w:val="18"/>
+        </w:rPr>
+        <w:t>; defaults to 'tulip' if left empty.</w:t>
       </w:r>
     </w:p>
     <w:p>
@@ -686,25 +1424,57 @@
           <w:sz w:val="18"/>
           <w:szCs w:val="18"/>
         </w:rPr>
-        <w:t>--    - p_modified_by defaults to 'System' if empty.</w:t>
-      </w:r>
-    </w:p>
-    <w:p>
-      <w:pPr>
-        <w:tabs>
-          <w:tab w:val="left" w:pos="1130"/>
-        </w:tabs>
-        <w:rPr>
-          <w:sz w:val="18"/>
-          <w:szCs w:val="18"/>
-        </w:rPr>
-      </w:pPr>
-      <w:r>
-        <w:rPr>
-          <w:sz w:val="18"/>
-          <w:szCs w:val="18"/>
-        </w:rPr>
-        <w:t>--    - All changes tracked in modification_json with current timestamp.</w:t>
+        <w:t xml:space="preserve">--    - </w:t>
+      </w:r>
+      <w:proofErr w:type="spellStart"/>
+      <w:r>
+        <w:rPr>
+          <w:sz w:val="18"/>
+          <w:szCs w:val="18"/>
+        </w:rPr>
+        <w:t>p_modified_by</w:t>
+      </w:r>
+      <w:proofErr w:type="spellEnd"/>
+      <w:r>
+        <w:rPr>
+          <w:sz w:val="18"/>
+          <w:szCs w:val="18"/>
+        </w:rPr>
+        <w:t xml:space="preserve"> defaults to 'System' if empty.</w:t>
+      </w:r>
+    </w:p>
+    <w:p>
+      <w:pPr>
+        <w:tabs>
+          <w:tab w:val="left" w:pos="1130"/>
+        </w:tabs>
+        <w:rPr>
+          <w:sz w:val="18"/>
+          <w:szCs w:val="18"/>
+        </w:rPr>
+      </w:pPr>
+      <w:r>
+        <w:rPr>
+          <w:sz w:val="18"/>
+          <w:szCs w:val="18"/>
+        </w:rPr>
+        <w:t xml:space="preserve">--    - All changes tracked in </w:t>
+      </w:r>
+      <w:proofErr w:type="spellStart"/>
+      <w:r>
+        <w:rPr>
+          <w:sz w:val="18"/>
+          <w:szCs w:val="18"/>
+        </w:rPr>
+        <w:t>modification_json</w:t>
+      </w:r>
+      <w:proofErr w:type="spellEnd"/>
+      <w:r>
+        <w:rPr>
+          <w:sz w:val="18"/>
+          <w:szCs w:val="18"/>
+        </w:rPr>
+        <w:t xml:space="preserve"> with current timestamp.</w:t>
       </w:r>
     </w:p>
     <w:p>
@@ -798,61 +1568,141 @@
           <w:sz w:val="18"/>
           <w:szCs w:val="18"/>
         </w:rPr>
-        <w:t>--     IF v_cust_id &lt; 0 THEN RAISE EXCEPTION 'customer id cannot be negative'; END IF;</w:t>
-      </w:r>
-    </w:p>
-    <w:p>
-      <w:pPr>
-        <w:tabs>
-          <w:tab w:val="left" w:pos="1130"/>
-        </w:tabs>
-        <w:rPr>
-          <w:sz w:val="18"/>
-          <w:szCs w:val="18"/>
-        </w:rPr>
-      </w:pPr>
-      <w:r>
-        <w:rPr>
-          <w:sz w:val="18"/>
-          <w:szCs w:val="18"/>
-        </w:rPr>
-        <w:t>--     IF v_litres &lt; 0 THEN RAISE EXCEPTION 'litres cannot be negative'; END IF;</w:t>
-      </w:r>
-    </w:p>
-    <w:p>
-      <w:pPr>
-        <w:tabs>
-          <w:tab w:val="left" w:pos="1130"/>
-        </w:tabs>
-        <w:rPr>
-          <w:sz w:val="18"/>
-          <w:szCs w:val="18"/>
-        </w:rPr>
-      </w:pPr>
-      <w:r>
-        <w:rPr>
-          <w:sz w:val="18"/>
-          <w:szCs w:val="18"/>
-        </w:rPr>
-        <w:t>--     IF v_price &lt; 0 THEN RAISE EXCEPTION 'price cannot be negative'; END IF;</w:t>
-      </w:r>
-    </w:p>
-    <w:p>
-      <w:pPr>
-        <w:tabs>
-          <w:tab w:val="left" w:pos="1130"/>
-        </w:tabs>
-        <w:rPr>
-          <w:sz w:val="18"/>
-          <w:szCs w:val="18"/>
-        </w:rPr>
-      </w:pPr>
-      <w:r>
-        <w:rPr>
-          <w:sz w:val="18"/>
-          <w:szCs w:val="18"/>
-        </w:rPr>
-        <w:t>--     IF v_bottles &lt; 0 THEN RAISE EXCEPTION 'bottles cannot be negative'; END IF;</w:t>
+        <w:t xml:space="preserve">--     IF </w:t>
+      </w:r>
+      <w:proofErr w:type="spellStart"/>
+      <w:r>
+        <w:rPr>
+          <w:sz w:val="18"/>
+          <w:szCs w:val="18"/>
+        </w:rPr>
+        <w:t>v_cust_id</w:t>
+      </w:r>
+      <w:proofErr w:type="spellEnd"/>
+      <w:r>
+        <w:rPr>
+          <w:sz w:val="18"/>
+          <w:szCs w:val="18"/>
+        </w:rPr>
+        <w:t xml:space="preserve"> &lt; 0 THEN RAISE EXCEPTION 'customer id cannot be negative'; END IF;</w:t>
+      </w:r>
+    </w:p>
+    <w:p>
+      <w:pPr>
+        <w:tabs>
+          <w:tab w:val="left" w:pos="1130"/>
+        </w:tabs>
+        <w:rPr>
+          <w:sz w:val="18"/>
+          <w:szCs w:val="18"/>
+        </w:rPr>
+      </w:pPr>
+      <w:r>
+        <w:rPr>
+          <w:sz w:val="18"/>
+          <w:szCs w:val="18"/>
+        </w:rPr>
+        <w:t xml:space="preserve">--     IF </w:t>
+      </w:r>
+      <w:proofErr w:type="spellStart"/>
+      <w:r>
+        <w:rPr>
+          <w:sz w:val="18"/>
+          <w:szCs w:val="18"/>
+        </w:rPr>
+        <w:t>v_litres</w:t>
+      </w:r>
+      <w:proofErr w:type="spellEnd"/>
+      <w:r>
+        <w:rPr>
+          <w:sz w:val="18"/>
+          <w:szCs w:val="18"/>
+        </w:rPr>
+        <w:t xml:space="preserve"> &lt; 0 THEN RAISE EXCEPTION '</w:t>
+      </w:r>
+      <w:proofErr w:type="spellStart"/>
+      <w:r>
+        <w:rPr>
+          <w:sz w:val="18"/>
+          <w:szCs w:val="18"/>
+        </w:rPr>
+        <w:t>litres</w:t>
+      </w:r>
+      <w:proofErr w:type="spellEnd"/>
+      <w:r>
+        <w:rPr>
+          <w:sz w:val="18"/>
+          <w:szCs w:val="18"/>
+        </w:rPr>
+        <w:t xml:space="preserve"> cannot be negative'; END IF;</w:t>
+      </w:r>
+    </w:p>
+    <w:p>
+      <w:pPr>
+        <w:tabs>
+          <w:tab w:val="left" w:pos="1130"/>
+        </w:tabs>
+        <w:rPr>
+          <w:sz w:val="18"/>
+          <w:szCs w:val="18"/>
+        </w:rPr>
+      </w:pPr>
+      <w:r>
+        <w:rPr>
+          <w:sz w:val="18"/>
+          <w:szCs w:val="18"/>
+        </w:rPr>
+        <w:t xml:space="preserve">--     IF </w:t>
+      </w:r>
+      <w:proofErr w:type="spellStart"/>
+      <w:r>
+        <w:rPr>
+          <w:sz w:val="18"/>
+          <w:szCs w:val="18"/>
+        </w:rPr>
+        <w:t>v_price</w:t>
+      </w:r>
+      <w:proofErr w:type="spellEnd"/>
+      <w:r>
+        <w:rPr>
+          <w:sz w:val="18"/>
+          <w:szCs w:val="18"/>
+        </w:rPr>
+        <w:t xml:space="preserve"> &lt; 0 THEN RAISE EXCEPTION 'price cannot be negative'; END IF;</w:t>
+      </w:r>
+    </w:p>
+    <w:p>
+      <w:pPr>
+        <w:tabs>
+          <w:tab w:val="left" w:pos="1130"/>
+        </w:tabs>
+        <w:rPr>
+          <w:sz w:val="18"/>
+          <w:szCs w:val="18"/>
+        </w:rPr>
+      </w:pPr>
+      <w:r>
+        <w:rPr>
+          <w:sz w:val="18"/>
+          <w:szCs w:val="18"/>
+        </w:rPr>
+        <w:t xml:space="preserve">--     IF </w:t>
+      </w:r>
+      <w:proofErr w:type="spellStart"/>
+      <w:r>
+        <w:rPr>
+          <w:sz w:val="18"/>
+          <w:szCs w:val="18"/>
+        </w:rPr>
+        <w:t>v_bottles</w:t>
+      </w:r>
+      <w:proofErr w:type="spellEnd"/>
+      <w:r>
+        <w:rPr>
+          <w:sz w:val="18"/>
+          <w:szCs w:val="18"/>
+        </w:rPr>
+        <w:t xml:space="preserve"> &lt; 0 THEN RAISE EXCEPTION 'bottles cannot be negative'; END IF;</w:t>
       </w:r>
     </w:p>
     <w:p>
@@ -889,7 +1739,55 @@
           <w:szCs w:val="18"/>
         </w:rPr>
         <w:tab/>
-        <w:t>IF v_litres is not null and v_bottles is not null THEN RAISE EXCEPTION 'litres and bottles both cannot be added in same sales'; END IF;</w:t>
+        <w:t xml:space="preserve">IF </w:t>
+      </w:r>
+      <w:proofErr w:type="spellStart"/>
+      <w:r>
+        <w:rPr>
+          <w:sz w:val="18"/>
+          <w:szCs w:val="18"/>
+        </w:rPr>
+        <w:t>v_litres</w:t>
+      </w:r>
+      <w:proofErr w:type="spellEnd"/>
+      <w:r>
+        <w:rPr>
+          <w:sz w:val="18"/>
+          <w:szCs w:val="18"/>
+        </w:rPr>
+        <w:t xml:space="preserve"> is not null and </w:t>
+      </w:r>
+      <w:proofErr w:type="spellStart"/>
+      <w:r>
+        <w:rPr>
+          <w:sz w:val="18"/>
+          <w:szCs w:val="18"/>
+        </w:rPr>
+        <w:t>v_bottles</w:t>
+      </w:r>
+      <w:proofErr w:type="spellEnd"/>
+      <w:r>
+        <w:rPr>
+          <w:sz w:val="18"/>
+          <w:szCs w:val="18"/>
+        </w:rPr>
+        <w:t xml:space="preserve"> is not null THEN RAISE EXCEPTION '</w:t>
+      </w:r>
+      <w:proofErr w:type="spellStart"/>
+      <w:r>
+        <w:rPr>
+          <w:sz w:val="18"/>
+          <w:szCs w:val="18"/>
+        </w:rPr>
+        <w:t>litres</w:t>
+      </w:r>
+      <w:proofErr w:type="spellEnd"/>
+      <w:r>
+        <w:rPr>
+          <w:sz w:val="18"/>
+          <w:szCs w:val="18"/>
+        </w:rPr>
+        <w:t xml:space="preserve"> and bottles both cannot be added in same sales'; END IF;</w:t>
       </w:r>
     </w:p>
     <w:p>
@@ -936,25 +1834,73 @@
           <w:sz w:val="18"/>
           <w:szCs w:val="18"/>
         </w:rPr>
-        <w:t>--     IF v_consumer_name IS NOT NULL AND v_cust_id IS NOT NULL THEN</w:t>
-      </w:r>
-    </w:p>
-    <w:p>
-      <w:pPr>
-        <w:tabs>
-          <w:tab w:val="left" w:pos="1130"/>
-        </w:tabs>
-        <w:rPr>
-          <w:sz w:val="18"/>
-          <w:szCs w:val="18"/>
-        </w:rPr>
-      </w:pPr>
-      <w:r>
-        <w:rPr>
-          <w:sz w:val="18"/>
-          <w:szCs w:val="18"/>
-        </w:rPr>
-        <w:t>--         RAISE EXCEPTION 'do not add consumer name if id is given';</w:t>
+        <w:t xml:space="preserve">--     IF </w:t>
+      </w:r>
+      <w:proofErr w:type="spellStart"/>
+      <w:r>
+        <w:rPr>
+          <w:sz w:val="18"/>
+          <w:szCs w:val="18"/>
+        </w:rPr>
+        <w:t>v_consumer_name</w:t>
+      </w:r>
+      <w:proofErr w:type="spellEnd"/>
+      <w:r>
+        <w:rPr>
+          <w:sz w:val="18"/>
+          <w:szCs w:val="18"/>
+        </w:rPr>
+        <w:t xml:space="preserve"> IS NOT NULL AND </w:t>
+      </w:r>
+      <w:proofErr w:type="spellStart"/>
+      <w:r>
+        <w:rPr>
+          <w:sz w:val="18"/>
+          <w:szCs w:val="18"/>
+        </w:rPr>
+        <w:t>v_cust_id</w:t>
+      </w:r>
+      <w:proofErr w:type="spellEnd"/>
+      <w:r>
+        <w:rPr>
+          <w:sz w:val="18"/>
+          <w:szCs w:val="18"/>
+        </w:rPr>
+        <w:t xml:space="preserve"> IS NOT NULL THEN</w:t>
+      </w:r>
+    </w:p>
+    <w:p>
+      <w:pPr>
+        <w:tabs>
+          <w:tab w:val="left" w:pos="1130"/>
+        </w:tabs>
+        <w:rPr>
+          <w:sz w:val="18"/>
+          <w:szCs w:val="18"/>
+        </w:rPr>
+      </w:pPr>
+      <w:r>
+        <w:rPr>
+          <w:sz w:val="18"/>
+          <w:szCs w:val="18"/>
+        </w:rPr>
+        <w:t xml:space="preserve">--         RAISE EXCEPTION 'do not add consumer name if </w:t>
+      </w:r>
+      <w:proofErr w:type="spellStart"/>
+      <w:r>
+        <w:rPr>
+          <w:sz w:val="18"/>
+          <w:szCs w:val="18"/>
+        </w:rPr>
+        <w:t>id</w:t>
+      </w:r>
+      <w:proofErr w:type="spellEnd"/>
+      <w:r>
+        <w:rPr>
+          <w:sz w:val="18"/>
+          <w:szCs w:val="18"/>
+        </w:rPr>
+        <w:t xml:space="preserve"> is given';</w:t>
       </w:r>
     </w:p>
     <w:p>
@@ -1019,7 +1965,23 @@
           <w:sz w:val="18"/>
           <w:szCs w:val="18"/>
         </w:rPr>
-        <w:t>--     IF v_sales_type NOT IN ('cod', 'account', 'vendor') THEN</w:t>
+        <w:t xml:space="preserve">--     IF </w:t>
+      </w:r>
+      <w:proofErr w:type="spellStart"/>
+      <w:r>
+        <w:rPr>
+          <w:sz w:val="18"/>
+          <w:szCs w:val="18"/>
+        </w:rPr>
+        <w:t>v_sales_type</w:t>
+      </w:r>
+      <w:proofErr w:type="spellEnd"/>
+      <w:r>
+        <w:rPr>
+          <w:sz w:val="18"/>
+          <w:szCs w:val="18"/>
+        </w:rPr>
+        <w:t xml:space="preserve"> NOT IN ('cod', 'account', 'vendor') THEN</w:t>
       </w:r>
     </w:p>
     <w:p>
@@ -1103,7 +2065,23 @@
           <w:sz w:val="18"/>
           <w:szCs w:val="18"/>
         </w:rPr>
-        <w:t>--     IF v_sales_status NOT IN ('paid', 'pending', 'deleted') THEN</w:t>
+        <w:t xml:space="preserve">--     IF </w:t>
+      </w:r>
+      <w:proofErr w:type="spellStart"/>
+      <w:r>
+        <w:rPr>
+          <w:sz w:val="18"/>
+          <w:szCs w:val="18"/>
+        </w:rPr>
+        <w:t>v_sales_status</w:t>
+      </w:r>
+      <w:proofErr w:type="spellEnd"/>
+      <w:r>
+        <w:rPr>
+          <w:sz w:val="18"/>
+          <w:szCs w:val="18"/>
+        </w:rPr>
+        <w:t xml:space="preserve"> NOT IN ('paid', 'pending', 'deleted') THEN</w:t>
       </w:r>
     </w:p>
     <w:p>
@@ -1186,7 +2164,39 @@
           <w:sz w:val="18"/>
           <w:szCs w:val="18"/>
         </w:rPr>
-        <w:t>--     IF v_cust_id IS NULL AND v_sales_type = 'account' THEN</w:t>
+        <w:t xml:space="preserve">--     IF </w:t>
+      </w:r>
+      <w:proofErr w:type="spellStart"/>
+      <w:r>
+        <w:rPr>
+          <w:sz w:val="18"/>
+          <w:szCs w:val="18"/>
+        </w:rPr>
+        <w:t>v_cust_id</w:t>
+      </w:r>
+      <w:proofErr w:type="spellEnd"/>
+      <w:r>
+        <w:rPr>
+          <w:sz w:val="18"/>
+          <w:szCs w:val="18"/>
+        </w:rPr>
+        <w:t xml:space="preserve"> IS NULL AND </w:t>
+      </w:r>
+      <w:proofErr w:type="spellStart"/>
+      <w:r>
+        <w:rPr>
+          <w:sz w:val="18"/>
+          <w:szCs w:val="18"/>
+        </w:rPr>
+        <w:t>v_sales_type</w:t>
+      </w:r>
+      <w:proofErr w:type="spellEnd"/>
+      <w:r>
+        <w:rPr>
+          <w:sz w:val="18"/>
+          <w:szCs w:val="18"/>
+        </w:rPr>
+        <w:t xml:space="preserve"> = 'account' THEN</w:t>
       </w:r>
     </w:p>
     <w:p>
@@ -1251,7 +2261,39 @@
           <w:sz w:val="18"/>
           <w:szCs w:val="18"/>
         </w:rPr>
-        <w:t>--     IF v_cust_id IS NOT NULL AND v_sales_type &lt;&gt; 'account' THEN</w:t>
+        <w:t xml:space="preserve">--     IF </w:t>
+      </w:r>
+      <w:proofErr w:type="spellStart"/>
+      <w:r>
+        <w:rPr>
+          <w:sz w:val="18"/>
+          <w:szCs w:val="18"/>
+        </w:rPr>
+        <w:t>v_cust_id</w:t>
+      </w:r>
+      <w:proofErr w:type="spellEnd"/>
+      <w:r>
+        <w:rPr>
+          <w:sz w:val="18"/>
+          <w:szCs w:val="18"/>
+        </w:rPr>
+        <w:t xml:space="preserve"> IS NOT NULL AND </w:t>
+      </w:r>
+      <w:proofErr w:type="spellStart"/>
+      <w:r>
+        <w:rPr>
+          <w:sz w:val="18"/>
+          <w:szCs w:val="18"/>
+        </w:rPr>
+        <w:t>v_sales_type</w:t>
+      </w:r>
+      <w:proofErr w:type="spellEnd"/>
+      <w:r>
+        <w:rPr>
+          <w:sz w:val="18"/>
+          <w:szCs w:val="18"/>
+        </w:rPr>
+        <w:t xml:space="preserve"> &lt;&gt; 'account' THEN</w:t>
       </w:r>
     </w:p>
     <w:p>
@@ -1334,25 +2376,105 @@
           <w:sz w:val="18"/>
           <w:szCs w:val="18"/>
         </w:rPr>
-        <w:t>--     IF v_consumer_name is NULL AND v_sales_type != 'account' THEN</w:t>
-      </w:r>
-    </w:p>
-    <w:p>
-      <w:pPr>
-        <w:tabs>
-          <w:tab w:val="left" w:pos="1130"/>
-        </w:tabs>
-        <w:rPr>
-          <w:sz w:val="18"/>
-          <w:szCs w:val="18"/>
-        </w:rPr>
-      </w:pPr>
-      <w:r>
-        <w:rPr>
-          <w:sz w:val="18"/>
-          <w:szCs w:val="18"/>
-        </w:rPr>
-        <w:t>--         v_consumer_name := 'tulip';</w:t>
+        <w:t xml:space="preserve">--     IF </w:t>
+      </w:r>
+      <w:proofErr w:type="spellStart"/>
+      <w:r>
+        <w:rPr>
+          <w:sz w:val="18"/>
+          <w:szCs w:val="18"/>
+        </w:rPr>
+        <w:t>v_consumer_name</w:t>
+      </w:r>
+      <w:proofErr w:type="spellEnd"/>
+      <w:r>
+        <w:rPr>
+          <w:sz w:val="18"/>
+          <w:szCs w:val="18"/>
+        </w:rPr>
+        <w:t xml:space="preserve"> is NULL AND </w:t>
+      </w:r>
+      <w:proofErr w:type="spellStart"/>
+      <w:r>
+        <w:rPr>
+          <w:sz w:val="18"/>
+          <w:szCs w:val="18"/>
+        </w:rPr>
+        <w:t>v_sales_</w:t>
+      </w:r>
+      <w:proofErr w:type="gramStart"/>
+      <w:r>
+        <w:rPr>
+          <w:sz w:val="18"/>
+          <w:szCs w:val="18"/>
+        </w:rPr>
+        <w:t>type</w:t>
+      </w:r>
+      <w:proofErr w:type="spellEnd"/>
+      <w:r>
+        <w:rPr>
+          <w:sz w:val="18"/>
+          <w:szCs w:val="18"/>
+        </w:rPr>
+        <w:t xml:space="preserve"> !</w:t>
+      </w:r>
+      <w:proofErr w:type="gramEnd"/>
+      <w:r>
+        <w:rPr>
+          <w:sz w:val="18"/>
+          <w:szCs w:val="18"/>
+        </w:rPr>
+        <w:t>= 'account' THEN</w:t>
+      </w:r>
+    </w:p>
+    <w:p>
+      <w:pPr>
+        <w:tabs>
+          <w:tab w:val="left" w:pos="1130"/>
+        </w:tabs>
+        <w:rPr>
+          <w:sz w:val="18"/>
+          <w:szCs w:val="18"/>
+        </w:rPr>
+      </w:pPr>
+      <w:r>
+        <w:rPr>
+          <w:sz w:val="18"/>
+          <w:szCs w:val="18"/>
+        </w:rPr>
+        <w:t xml:space="preserve">--         </w:t>
+      </w:r>
+      <w:proofErr w:type="spellStart"/>
+      <w:r>
+        <w:rPr>
+          <w:sz w:val="18"/>
+          <w:szCs w:val="18"/>
+        </w:rPr>
+        <w:t>v_consumer_</w:t>
+      </w:r>
+      <w:proofErr w:type="gramStart"/>
+      <w:r>
+        <w:rPr>
+          <w:sz w:val="18"/>
+          <w:szCs w:val="18"/>
+        </w:rPr>
+        <w:t>name</w:t>
+      </w:r>
+      <w:proofErr w:type="spellEnd"/>
+      <w:r>
+        <w:rPr>
+          <w:sz w:val="18"/>
+          <w:szCs w:val="18"/>
+        </w:rPr>
+        <w:t xml:space="preserve"> :</w:t>
+      </w:r>
+      <w:proofErr w:type="gramEnd"/>
+      <w:r>
+        <w:rPr>
+          <w:sz w:val="18"/>
+          <w:szCs w:val="18"/>
+        </w:rPr>
+        <w:t>= 'tulip';</w:t>
       </w:r>
     </w:p>
     <w:p>
@@ -1399,61 +2521,173 @@
           <w:sz w:val="18"/>
           <w:szCs w:val="18"/>
         </w:rPr>
-        <w:t>--     IF v_sales_type = 'account' AND v_sales_status IS NULL THEN</w:t>
-      </w:r>
-    </w:p>
-    <w:p>
-      <w:pPr>
-        <w:tabs>
-          <w:tab w:val="left" w:pos="1130"/>
-        </w:tabs>
-        <w:rPr>
-          <w:sz w:val="18"/>
-          <w:szCs w:val="18"/>
-        </w:rPr>
-      </w:pPr>
-      <w:r>
-        <w:rPr>
-          <w:sz w:val="18"/>
-          <w:szCs w:val="18"/>
-        </w:rPr>
-        <w:t>--         v_sales_status := 'pending';</w:t>
-      </w:r>
-    </w:p>
-    <w:p>
-      <w:pPr>
-        <w:tabs>
-          <w:tab w:val="left" w:pos="1130"/>
-        </w:tabs>
-        <w:rPr>
-          <w:sz w:val="18"/>
-          <w:szCs w:val="18"/>
-        </w:rPr>
-      </w:pPr>
-      <w:r>
-        <w:rPr>
-          <w:sz w:val="18"/>
-          <w:szCs w:val="18"/>
-        </w:rPr>
-        <w:t>--     ELSIF v_sales_status IS NULL THEN</w:t>
-      </w:r>
-    </w:p>
-    <w:p>
-      <w:pPr>
-        <w:tabs>
-          <w:tab w:val="left" w:pos="1130"/>
-        </w:tabs>
-        <w:rPr>
-          <w:sz w:val="18"/>
-          <w:szCs w:val="18"/>
-        </w:rPr>
-      </w:pPr>
-      <w:r>
-        <w:rPr>
-          <w:sz w:val="18"/>
-          <w:szCs w:val="18"/>
-        </w:rPr>
-        <w:t>--         v_sales_status := 'paid';</w:t>
+        <w:t xml:space="preserve">--     IF </w:t>
+      </w:r>
+      <w:proofErr w:type="spellStart"/>
+      <w:r>
+        <w:rPr>
+          <w:sz w:val="18"/>
+          <w:szCs w:val="18"/>
+        </w:rPr>
+        <w:t>v_sales_type</w:t>
+      </w:r>
+      <w:proofErr w:type="spellEnd"/>
+      <w:r>
+        <w:rPr>
+          <w:sz w:val="18"/>
+          <w:szCs w:val="18"/>
+        </w:rPr>
+        <w:t xml:space="preserve"> = 'account' AND </w:t>
+      </w:r>
+      <w:proofErr w:type="spellStart"/>
+      <w:r>
+        <w:rPr>
+          <w:sz w:val="18"/>
+          <w:szCs w:val="18"/>
+        </w:rPr>
+        <w:t>v_sales_status</w:t>
+      </w:r>
+      <w:proofErr w:type="spellEnd"/>
+      <w:r>
+        <w:rPr>
+          <w:sz w:val="18"/>
+          <w:szCs w:val="18"/>
+        </w:rPr>
+        <w:t xml:space="preserve"> IS NULL THEN</w:t>
+      </w:r>
+    </w:p>
+    <w:p>
+      <w:pPr>
+        <w:tabs>
+          <w:tab w:val="left" w:pos="1130"/>
+        </w:tabs>
+        <w:rPr>
+          <w:sz w:val="18"/>
+          <w:szCs w:val="18"/>
+        </w:rPr>
+      </w:pPr>
+      <w:r>
+        <w:rPr>
+          <w:sz w:val="18"/>
+          <w:szCs w:val="18"/>
+        </w:rPr>
+        <w:t xml:space="preserve">--         </w:t>
+      </w:r>
+      <w:proofErr w:type="spellStart"/>
+      <w:r>
+        <w:rPr>
+          <w:sz w:val="18"/>
+          <w:szCs w:val="18"/>
+        </w:rPr>
+        <w:t>v_sales_</w:t>
+      </w:r>
+      <w:proofErr w:type="gramStart"/>
+      <w:r>
+        <w:rPr>
+          <w:sz w:val="18"/>
+          <w:szCs w:val="18"/>
+        </w:rPr>
+        <w:t>status</w:t>
+      </w:r>
+      <w:proofErr w:type="spellEnd"/>
+      <w:r>
+        <w:rPr>
+          <w:sz w:val="18"/>
+          <w:szCs w:val="18"/>
+        </w:rPr>
+        <w:t xml:space="preserve"> :</w:t>
+      </w:r>
+      <w:proofErr w:type="gramEnd"/>
+      <w:r>
+        <w:rPr>
+          <w:sz w:val="18"/>
+          <w:szCs w:val="18"/>
+        </w:rPr>
+        <w:t>= 'pending';</w:t>
+      </w:r>
+    </w:p>
+    <w:p>
+      <w:pPr>
+        <w:tabs>
+          <w:tab w:val="left" w:pos="1130"/>
+        </w:tabs>
+        <w:rPr>
+          <w:sz w:val="18"/>
+          <w:szCs w:val="18"/>
+        </w:rPr>
+      </w:pPr>
+      <w:r>
+        <w:rPr>
+          <w:sz w:val="18"/>
+          <w:szCs w:val="18"/>
+        </w:rPr>
+        <w:t xml:space="preserve">--     ELSIF </w:t>
+      </w:r>
+      <w:proofErr w:type="spellStart"/>
+      <w:r>
+        <w:rPr>
+          <w:sz w:val="18"/>
+          <w:szCs w:val="18"/>
+        </w:rPr>
+        <w:t>v_sales_status</w:t>
+      </w:r>
+      <w:proofErr w:type="spellEnd"/>
+      <w:r>
+        <w:rPr>
+          <w:sz w:val="18"/>
+          <w:szCs w:val="18"/>
+        </w:rPr>
+        <w:t xml:space="preserve"> IS NULL THEN</w:t>
+      </w:r>
+    </w:p>
+    <w:p>
+      <w:pPr>
+        <w:tabs>
+          <w:tab w:val="left" w:pos="1130"/>
+        </w:tabs>
+        <w:rPr>
+          <w:sz w:val="18"/>
+          <w:szCs w:val="18"/>
+        </w:rPr>
+      </w:pPr>
+      <w:r>
+        <w:rPr>
+          <w:sz w:val="18"/>
+          <w:szCs w:val="18"/>
+        </w:rPr>
+        <w:t xml:space="preserve">--         </w:t>
+      </w:r>
+      <w:proofErr w:type="spellStart"/>
+      <w:r>
+        <w:rPr>
+          <w:sz w:val="18"/>
+          <w:szCs w:val="18"/>
+        </w:rPr>
+        <w:t>v_sales_</w:t>
+      </w:r>
+      <w:proofErr w:type="gramStart"/>
+      <w:r>
+        <w:rPr>
+          <w:sz w:val="18"/>
+          <w:szCs w:val="18"/>
+        </w:rPr>
+        <w:t>status</w:t>
+      </w:r>
+      <w:proofErr w:type="spellEnd"/>
+      <w:r>
+        <w:rPr>
+          <w:sz w:val="18"/>
+          <w:szCs w:val="18"/>
+        </w:rPr>
+        <w:t xml:space="preserve"> :</w:t>
+      </w:r>
+      <w:proofErr w:type="gramEnd"/>
+      <w:r>
+        <w:rPr>
+          <w:sz w:val="18"/>
+          <w:szCs w:val="18"/>
+        </w:rPr>
+        <w:t>= 'paid';</w:t>
       </w:r>
     </w:p>
     <w:p>
@@ -1530,7 +2764,55 @@
           <w:szCs w:val="18"/>
         </w:rPr>
         <w:tab/>
-        <w:t>IF v_price is null and v_bottles is not null and v_cust_id is not null then</w:t>
+        <w:t xml:space="preserve">IF </w:t>
+      </w:r>
+      <w:proofErr w:type="spellStart"/>
+      <w:r>
+        <w:rPr>
+          <w:sz w:val="18"/>
+          <w:szCs w:val="18"/>
+        </w:rPr>
+        <w:t>v_price</w:t>
+      </w:r>
+      <w:proofErr w:type="spellEnd"/>
+      <w:r>
+        <w:rPr>
+          <w:sz w:val="18"/>
+          <w:szCs w:val="18"/>
+        </w:rPr>
+        <w:t xml:space="preserve"> is null and </w:t>
+      </w:r>
+      <w:proofErr w:type="spellStart"/>
+      <w:r>
+        <w:rPr>
+          <w:sz w:val="18"/>
+          <w:szCs w:val="18"/>
+        </w:rPr>
+        <w:t>v_bottles</w:t>
+      </w:r>
+      <w:proofErr w:type="spellEnd"/>
+      <w:r>
+        <w:rPr>
+          <w:sz w:val="18"/>
+          <w:szCs w:val="18"/>
+        </w:rPr>
+        <w:t xml:space="preserve"> is not null and </w:t>
+      </w:r>
+      <w:proofErr w:type="spellStart"/>
+      <w:r>
+        <w:rPr>
+          <w:sz w:val="18"/>
+          <w:szCs w:val="18"/>
+        </w:rPr>
+        <w:t>v_cust_id</w:t>
+      </w:r>
+      <w:proofErr w:type="spellEnd"/>
+      <w:r>
+        <w:rPr>
+          <w:sz w:val="18"/>
+          <w:szCs w:val="18"/>
+        </w:rPr>
+        <w:t xml:space="preserve"> is not null then</w:t>
       </w:r>
     </w:p>
     <w:p>
@@ -1556,7 +2838,119 @@
           <w:szCs w:val="18"/>
         </w:rPr>
         <w:tab/>
-        <w:t xml:space="preserve"> select unit_price into total_price from customers where cust_id  = v_cust_id and is_active  = True;</w:t>
+        <w:t xml:space="preserve"> select </w:t>
+      </w:r>
+      <w:proofErr w:type="spellStart"/>
+      <w:r>
+        <w:rPr>
+          <w:sz w:val="18"/>
+          <w:szCs w:val="18"/>
+        </w:rPr>
+        <w:t>unit_price</w:t>
+      </w:r>
+      <w:proofErr w:type="spellEnd"/>
+      <w:r>
+        <w:rPr>
+          <w:sz w:val="18"/>
+          <w:szCs w:val="18"/>
+        </w:rPr>
+        <w:t xml:space="preserve"> into </w:t>
+      </w:r>
+      <w:proofErr w:type="spellStart"/>
+      <w:r>
+        <w:rPr>
+          <w:sz w:val="18"/>
+          <w:szCs w:val="18"/>
+        </w:rPr>
+        <w:t>total_price</w:t>
+      </w:r>
+      <w:proofErr w:type="spellEnd"/>
+      <w:r>
+        <w:rPr>
+          <w:sz w:val="18"/>
+          <w:szCs w:val="18"/>
+        </w:rPr>
+        <w:t xml:space="preserve"> from customers where </w:t>
+      </w:r>
+      <w:proofErr w:type="spellStart"/>
+      <w:r>
+        <w:rPr>
+          <w:sz w:val="18"/>
+          <w:szCs w:val="18"/>
+        </w:rPr>
+        <w:t>cust_</w:t>
+      </w:r>
+      <w:proofErr w:type="gramStart"/>
+      <w:r>
+        <w:rPr>
+          <w:sz w:val="18"/>
+          <w:szCs w:val="18"/>
+        </w:rPr>
+        <w:t>id</w:t>
+      </w:r>
+      <w:proofErr w:type="spellEnd"/>
+      <w:r>
+        <w:rPr>
+          <w:sz w:val="18"/>
+          <w:szCs w:val="18"/>
+        </w:rPr>
+        <w:t xml:space="preserve">  =</w:t>
+      </w:r>
+      <w:proofErr w:type="gramEnd"/>
+      <w:r>
+        <w:rPr>
+          <w:sz w:val="18"/>
+          <w:szCs w:val="18"/>
+        </w:rPr>
+        <w:t xml:space="preserve"> </w:t>
+      </w:r>
+      <w:proofErr w:type="spellStart"/>
+      <w:r>
+        <w:rPr>
+          <w:sz w:val="18"/>
+          <w:szCs w:val="18"/>
+        </w:rPr>
+        <w:t>v_cust_id</w:t>
+      </w:r>
+      <w:proofErr w:type="spellEnd"/>
+      <w:r>
+        <w:rPr>
+          <w:sz w:val="18"/>
+          <w:szCs w:val="18"/>
+        </w:rPr>
+        <w:t xml:space="preserve"> and </w:t>
+      </w:r>
+      <w:proofErr w:type="spellStart"/>
+      <w:r>
+        <w:rPr>
+          <w:sz w:val="18"/>
+          <w:szCs w:val="18"/>
+        </w:rPr>
+        <w:t>is_</w:t>
+      </w:r>
+      <w:proofErr w:type="gramStart"/>
+      <w:r>
+        <w:rPr>
+          <w:sz w:val="18"/>
+          <w:szCs w:val="18"/>
+        </w:rPr>
+        <w:t>active</w:t>
+      </w:r>
+      <w:proofErr w:type="spellEnd"/>
+      <w:r>
+        <w:rPr>
+          <w:sz w:val="18"/>
+          <w:szCs w:val="18"/>
+        </w:rPr>
+        <w:t xml:space="preserve">  =</w:t>
+      </w:r>
+      <w:proofErr w:type="gramEnd"/>
+      <w:r>
+        <w:rPr>
+          <w:sz w:val="18"/>
+          <w:szCs w:val="18"/>
+        </w:rPr>
+        <w:t xml:space="preserve"> True;</w:t>
       </w:r>
     </w:p>
     <w:p>
@@ -1589,7 +2983,70 @@
           <w:szCs w:val="18"/>
         </w:rPr>
         <w:tab/>
-        <w:t>v_price := total_price * v_bottles;</w:t>
+      </w:r>
+      <w:proofErr w:type="spellStart"/>
+      <w:r>
+        <w:rPr>
+          <w:sz w:val="18"/>
+          <w:szCs w:val="18"/>
+        </w:rPr>
+        <w:t>v_</w:t>
+      </w:r>
+      <w:proofErr w:type="gramStart"/>
+      <w:r>
+        <w:rPr>
+          <w:sz w:val="18"/>
+          <w:szCs w:val="18"/>
+        </w:rPr>
+        <w:t>price</w:t>
+      </w:r>
+      <w:proofErr w:type="spellEnd"/>
+      <w:r>
+        <w:rPr>
+          <w:sz w:val="18"/>
+          <w:szCs w:val="18"/>
+        </w:rPr>
+        <w:t xml:space="preserve"> :</w:t>
+      </w:r>
+      <w:proofErr w:type="gramEnd"/>
+      <w:r>
+        <w:rPr>
+          <w:sz w:val="18"/>
+          <w:szCs w:val="18"/>
+        </w:rPr>
+        <w:t xml:space="preserve">= </w:t>
+      </w:r>
+      <w:proofErr w:type="spellStart"/>
+      <w:r>
+        <w:rPr>
+          <w:sz w:val="18"/>
+          <w:szCs w:val="18"/>
+        </w:rPr>
+        <w:t>total_price</w:t>
+      </w:r>
+      <w:proofErr w:type="spellEnd"/>
+      <w:r>
+        <w:rPr>
+          <w:sz w:val="18"/>
+          <w:szCs w:val="18"/>
+        </w:rPr>
+        <w:t xml:space="preserve"> * </w:t>
+      </w:r>
+      <w:proofErr w:type="spellStart"/>
+      <w:r>
+        <w:rPr>
+          <w:sz w:val="18"/>
+          <w:szCs w:val="18"/>
+        </w:rPr>
+        <w:t>v_bottles</w:t>
+      </w:r>
+      <w:proofErr w:type="spellEnd"/>
+      <w:r>
+        <w:rPr>
+          <w:sz w:val="18"/>
+          <w:szCs w:val="18"/>
+        </w:rPr>
+        <w:t>;</w:t>
       </w:r>
     </w:p>
     <w:p>
@@ -1662,61 +3119,305 @@
           <w:sz w:val="18"/>
           <w:szCs w:val="18"/>
         </w:rPr>
-        <w:t>--     v_litres         := coalesce(v_litres, 0);</w:t>
-      </w:r>
-    </w:p>
-    <w:p>
-      <w:pPr>
-        <w:tabs>
-          <w:tab w:val="left" w:pos="1130"/>
-        </w:tabs>
-        <w:rPr>
-          <w:sz w:val="18"/>
-          <w:szCs w:val="18"/>
-        </w:rPr>
-      </w:pPr>
-      <w:r>
-        <w:rPr>
-          <w:sz w:val="18"/>
-          <w:szCs w:val="18"/>
-        </w:rPr>
-        <w:t>--     v_bottles        := coalesce(v_bottles, 0);</w:t>
-      </w:r>
-    </w:p>
-    <w:p>
-      <w:pPr>
-        <w:tabs>
-          <w:tab w:val="left" w:pos="1130"/>
-        </w:tabs>
-        <w:rPr>
-          <w:sz w:val="18"/>
-          <w:szCs w:val="18"/>
-        </w:rPr>
-      </w:pPr>
-      <w:r>
-        <w:rPr>
-          <w:sz w:val="18"/>
-          <w:szCs w:val="18"/>
-        </w:rPr>
-        <w:t>--     v_price          := coalesce(v_price, 0);</w:t>
-      </w:r>
-    </w:p>
-    <w:p>
-      <w:pPr>
-        <w:tabs>
-          <w:tab w:val="left" w:pos="1130"/>
-        </w:tabs>
-        <w:rPr>
-          <w:sz w:val="18"/>
-          <w:szCs w:val="18"/>
-        </w:rPr>
-      </w:pPr>
-      <w:r>
-        <w:rPr>
-          <w:sz w:val="18"/>
-          <w:szCs w:val="18"/>
-        </w:rPr>
-        <w:t>--     v_reporting_time := coalesce(v_reporting_time, now());</w:t>
+        <w:t xml:space="preserve">--     </w:t>
+      </w:r>
+      <w:proofErr w:type="spellStart"/>
+      <w:r>
+        <w:rPr>
+          <w:sz w:val="18"/>
+          <w:szCs w:val="18"/>
+        </w:rPr>
+        <w:t>v_litres</w:t>
+      </w:r>
+      <w:proofErr w:type="spellEnd"/>
+      <w:r>
+        <w:rPr>
+          <w:sz w:val="18"/>
+          <w:szCs w:val="18"/>
+        </w:rPr>
+        <w:t xml:space="preserve">       </w:t>
+      </w:r>
+      <w:proofErr w:type="gramStart"/>
+      <w:r>
+        <w:rPr>
+          <w:sz w:val="18"/>
+          <w:szCs w:val="18"/>
+        </w:rPr>
+        <w:t xml:space="preserve">  :</w:t>
+      </w:r>
+      <w:proofErr w:type="gramEnd"/>
+      <w:r>
+        <w:rPr>
+          <w:sz w:val="18"/>
+          <w:szCs w:val="18"/>
+        </w:rPr>
+        <w:t xml:space="preserve">= </w:t>
+      </w:r>
+      <w:proofErr w:type="gramStart"/>
+      <w:r>
+        <w:rPr>
+          <w:sz w:val="18"/>
+          <w:szCs w:val="18"/>
+        </w:rPr>
+        <w:t>coalesce(</w:t>
+      </w:r>
+      <w:proofErr w:type="spellStart"/>
+      <w:proofErr w:type="gramEnd"/>
+      <w:r>
+        <w:rPr>
+          <w:sz w:val="18"/>
+          <w:szCs w:val="18"/>
+        </w:rPr>
+        <w:t>v_litres</w:t>
+      </w:r>
+      <w:proofErr w:type="spellEnd"/>
+      <w:r>
+        <w:rPr>
+          <w:sz w:val="18"/>
+          <w:szCs w:val="18"/>
+        </w:rPr>
+        <w:t>, 0);</w:t>
+      </w:r>
+    </w:p>
+    <w:p>
+      <w:pPr>
+        <w:tabs>
+          <w:tab w:val="left" w:pos="1130"/>
+        </w:tabs>
+        <w:rPr>
+          <w:sz w:val="18"/>
+          <w:szCs w:val="18"/>
+        </w:rPr>
+      </w:pPr>
+      <w:r>
+        <w:rPr>
+          <w:sz w:val="18"/>
+          <w:szCs w:val="18"/>
+        </w:rPr>
+        <w:t xml:space="preserve">--     </w:t>
+      </w:r>
+      <w:proofErr w:type="spellStart"/>
+      <w:r>
+        <w:rPr>
+          <w:sz w:val="18"/>
+          <w:szCs w:val="18"/>
+        </w:rPr>
+        <w:t>v_bottles</w:t>
+      </w:r>
+      <w:proofErr w:type="spellEnd"/>
+      <w:r>
+        <w:rPr>
+          <w:sz w:val="18"/>
+          <w:szCs w:val="18"/>
+        </w:rPr>
+        <w:t xml:space="preserve">      </w:t>
+      </w:r>
+      <w:proofErr w:type="gramStart"/>
+      <w:r>
+        <w:rPr>
+          <w:sz w:val="18"/>
+          <w:szCs w:val="18"/>
+        </w:rPr>
+        <w:t xml:space="preserve">  :</w:t>
+      </w:r>
+      <w:proofErr w:type="gramEnd"/>
+      <w:r>
+        <w:rPr>
+          <w:sz w:val="18"/>
+          <w:szCs w:val="18"/>
+        </w:rPr>
+        <w:t xml:space="preserve">= </w:t>
+      </w:r>
+      <w:proofErr w:type="gramStart"/>
+      <w:r>
+        <w:rPr>
+          <w:sz w:val="18"/>
+          <w:szCs w:val="18"/>
+        </w:rPr>
+        <w:t>coalesce(</w:t>
+      </w:r>
+      <w:proofErr w:type="spellStart"/>
+      <w:proofErr w:type="gramEnd"/>
+      <w:r>
+        <w:rPr>
+          <w:sz w:val="18"/>
+          <w:szCs w:val="18"/>
+        </w:rPr>
+        <w:t>v_bottles</w:t>
+      </w:r>
+      <w:proofErr w:type="spellEnd"/>
+      <w:r>
+        <w:rPr>
+          <w:sz w:val="18"/>
+          <w:szCs w:val="18"/>
+        </w:rPr>
+        <w:t>, 0);</w:t>
+      </w:r>
+    </w:p>
+    <w:p>
+      <w:pPr>
+        <w:tabs>
+          <w:tab w:val="left" w:pos="1130"/>
+        </w:tabs>
+        <w:rPr>
+          <w:sz w:val="18"/>
+          <w:szCs w:val="18"/>
+        </w:rPr>
+      </w:pPr>
+      <w:r>
+        <w:rPr>
+          <w:sz w:val="18"/>
+          <w:szCs w:val="18"/>
+        </w:rPr>
+        <w:t xml:space="preserve">--     </w:t>
+      </w:r>
+      <w:proofErr w:type="spellStart"/>
+      <w:r>
+        <w:rPr>
+          <w:sz w:val="18"/>
+          <w:szCs w:val="18"/>
+        </w:rPr>
+        <w:t>v_price</w:t>
+      </w:r>
+      <w:proofErr w:type="spellEnd"/>
+      <w:r>
+        <w:rPr>
+          <w:sz w:val="18"/>
+          <w:szCs w:val="18"/>
+        </w:rPr>
+        <w:t xml:space="preserve">        </w:t>
+      </w:r>
+      <w:proofErr w:type="gramStart"/>
+      <w:r>
+        <w:rPr>
+          <w:sz w:val="18"/>
+          <w:szCs w:val="18"/>
+        </w:rPr>
+        <w:t xml:space="preserve">  :</w:t>
+      </w:r>
+      <w:proofErr w:type="gramEnd"/>
+      <w:r>
+        <w:rPr>
+          <w:sz w:val="18"/>
+          <w:szCs w:val="18"/>
+        </w:rPr>
+        <w:t xml:space="preserve">= </w:t>
+      </w:r>
+      <w:proofErr w:type="gramStart"/>
+      <w:r>
+        <w:rPr>
+          <w:sz w:val="18"/>
+          <w:szCs w:val="18"/>
+        </w:rPr>
+        <w:t>coalesce(</w:t>
+      </w:r>
+      <w:proofErr w:type="spellStart"/>
+      <w:proofErr w:type="gramEnd"/>
+      <w:r>
+        <w:rPr>
+          <w:sz w:val="18"/>
+          <w:szCs w:val="18"/>
+        </w:rPr>
+        <w:t>v_price</w:t>
+      </w:r>
+      <w:proofErr w:type="spellEnd"/>
+      <w:r>
+        <w:rPr>
+          <w:sz w:val="18"/>
+          <w:szCs w:val="18"/>
+        </w:rPr>
+        <w:t>, 0);</w:t>
+      </w:r>
+    </w:p>
+    <w:p>
+      <w:pPr>
+        <w:tabs>
+          <w:tab w:val="left" w:pos="1130"/>
+        </w:tabs>
+        <w:rPr>
+          <w:sz w:val="18"/>
+          <w:szCs w:val="18"/>
+        </w:rPr>
+      </w:pPr>
+      <w:r>
+        <w:rPr>
+          <w:sz w:val="18"/>
+          <w:szCs w:val="18"/>
+        </w:rPr>
+        <w:t xml:space="preserve">--     </w:t>
+      </w:r>
+      <w:proofErr w:type="spellStart"/>
+      <w:r>
+        <w:rPr>
+          <w:sz w:val="18"/>
+          <w:szCs w:val="18"/>
+        </w:rPr>
+        <w:t>v_reporting_</w:t>
+      </w:r>
+      <w:proofErr w:type="gramStart"/>
+      <w:r>
+        <w:rPr>
+          <w:sz w:val="18"/>
+          <w:szCs w:val="18"/>
+        </w:rPr>
+        <w:t>time</w:t>
+      </w:r>
+      <w:proofErr w:type="spellEnd"/>
+      <w:r>
+        <w:rPr>
+          <w:sz w:val="18"/>
+          <w:szCs w:val="18"/>
+        </w:rPr>
+        <w:t xml:space="preserve"> :</w:t>
+      </w:r>
+      <w:proofErr w:type="gramEnd"/>
+      <w:r>
+        <w:rPr>
+          <w:sz w:val="18"/>
+          <w:szCs w:val="18"/>
+        </w:rPr>
+        <w:t xml:space="preserve">= </w:t>
+      </w:r>
+      <w:proofErr w:type="gramStart"/>
+      <w:r>
+        <w:rPr>
+          <w:sz w:val="18"/>
+          <w:szCs w:val="18"/>
+        </w:rPr>
+        <w:t>coalesce(</w:t>
+      </w:r>
+      <w:proofErr w:type="spellStart"/>
+      <w:proofErr w:type="gramEnd"/>
+      <w:r>
+        <w:rPr>
+          <w:sz w:val="18"/>
+          <w:szCs w:val="18"/>
+        </w:rPr>
+        <w:t>v_reporting_time</w:t>
+      </w:r>
+      <w:proofErr w:type="spellEnd"/>
+      <w:r>
+        <w:rPr>
+          <w:sz w:val="18"/>
+          <w:szCs w:val="18"/>
+        </w:rPr>
+        <w:t xml:space="preserve">, </w:t>
+      </w:r>
+      <w:proofErr w:type="gramStart"/>
+      <w:r>
+        <w:rPr>
+          <w:sz w:val="18"/>
+          <w:szCs w:val="18"/>
+        </w:rPr>
+        <w:t>now(</w:t>
+      </w:r>
+      <w:proofErr w:type="gramEnd"/>
+      <w:r>
+        <w:rPr>
+          <w:sz w:val="18"/>
+          <w:szCs w:val="18"/>
+        </w:rPr>
+        <w:t>));</w:t>
       </w:r>
     </w:p>
     <w:p>
@@ -1763,25 +3464,105 @@
           <w:sz w:val="18"/>
           <w:szCs w:val="18"/>
         </w:rPr>
-        <w:t>--     IF v_cust_id IS NOT NULL THEN</w:t>
-      </w:r>
-    </w:p>
-    <w:p>
-      <w:pPr>
-        <w:tabs>
-          <w:tab w:val="left" w:pos="1130"/>
-        </w:tabs>
-        <w:rPr>
-          <w:sz w:val="18"/>
-          <w:szCs w:val="18"/>
-        </w:rPr>
-      </w:pPr>
-      <w:r>
-        <w:rPr>
-          <w:sz w:val="18"/>
-          <w:szCs w:val="18"/>
-        </w:rPr>
-        <w:t>--         SELECT is_active INTO v_status FROM customers WHERE cust_id = v_cust_id;</w:t>
+        <w:t xml:space="preserve">--     IF </w:t>
+      </w:r>
+      <w:proofErr w:type="spellStart"/>
+      <w:r>
+        <w:rPr>
+          <w:sz w:val="18"/>
+          <w:szCs w:val="18"/>
+        </w:rPr>
+        <w:t>v_cust_id</w:t>
+      </w:r>
+      <w:proofErr w:type="spellEnd"/>
+      <w:r>
+        <w:rPr>
+          <w:sz w:val="18"/>
+          <w:szCs w:val="18"/>
+        </w:rPr>
+        <w:t xml:space="preserve"> IS NOT NULL THEN</w:t>
+      </w:r>
+    </w:p>
+    <w:p>
+      <w:pPr>
+        <w:tabs>
+          <w:tab w:val="left" w:pos="1130"/>
+        </w:tabs>
+        <w:rPr>
+          <w:sz w:val="18"/>
+          <w:szCs w:val="18"/>
+        </w:rPr>
+      </w:pPr>
+      <w:r>
+        <w:rPr>
+          <w:sz w:val="18"/>
+          <w:szCs w:val="18"/>
+        </w:rPr>
+        <w:t xml:space="preserve">--         SELECT </w:t>
+      </w:r>
+      <w:proofErr w:type="spellStart"/>
+      <w:r>
+        <w:rPr>
+          <w:sz w:val="18"/>
+          <w:szCs w:val="18"/>
+        </w:rPr>
+        <w:t>is_active</w:t>
+      </w:r>
+      <w:proofErr w:type="spellEnd"/>
+      <w:r>
+        <w:rPr>
+          <w:sz w:val="18"/>
+          <w:szCs w:val="18"/>
+        </w:rPr>
+        <w:t xml:space="preserve"> INTO </w:t>
+      </w:r>
+      <w:proofErr w:type="spellStart"/>
+      <w:r>
+        <w:rPr>
+          <w:sz w:val="18"/>
+          <w:szCs w:val="18"/>
+        </w:rPr>
+        <w:t>v_status</w:t>
+      </w:r>
+      <w:proofErr w:type="spellEnd"/>
+      <w:r>
+        <w:rPr>
+          <w:sz w:val="18"/>
+          <w:szCs w:val="18"/>
+        </w:rPr>
+        <w:t xml:space="preserve"> FROM customers WHERE </w:t>
+      </w:r>
+      <w:proofErr w:type="spellStart"/>
+      <w:r>
+        <w:rPr>
+          <w:sz w:val="18"/>
+          <w:szCs w:val="18"/>
+        </w:rPr>
+        <w:t>cust_id</w:t>
+      </w:r>
+      <w:proofErr w:type="spellEnd"/>
+      <w:r>
+        <w:rPr>
+          <w:sz w:val="18"/>
+          <w:szCs w:val="18"/>
+        </w:rPr>
+        <w:t xml:space="preserve"> = </w:t>
+      </w:r>
+      <w:proofErr w:type="spellStart"/>
+      <w:r>
+        <w:rPr>
+          <w:sz w:val="18"/>
+          <w:szCs w:val="18"/>
+        </w:rPr>
+        <w:t>v_cust_id</w:t>
+      </w:r>
+      <w:proofErr w:type="spellEnd"/>
+      <w:r>
+        <w:rPr>
+          <w:sz w:val="18"/>
+          <w:szCs w:val="18"/>
+        </w:rPr>
+        <w:t>;</w:t>
       </w:r>
     </w:p>
     <w:p>
@@ -1817,61 +3598,415 @@
           <w:sz w:val="18"/>
           <w:szCs w:val="18"/>
         </w:rPr>
-        <w:t>--         IF v_status IS NOT NULL AND v_status = TRUE THEN</w:t>
-      </w:r>
-    </w:p>
-    <w:p>
-      <w:pPr>
-        <w:tabs>
-          <w:tab w:val="left" w:pos="1130"/>
-        </w:tabs>
-        <w:rPr>
-          <w:sz w:val="18"/>
-          <w:szCs w:val="18"/>
-        </w:rPr>
-      </w:pPr>
-      <w:r>
-        <w:rPr>
-          <w:sz w:val="18"/>
-          <w:szCs w:val="18"/>
-        </w:rPr>
-        <w:t>--             INSERT INTO sales (consumer_name, cust_id, sales_type, litres, bottles, price, status, modification_json, created_at)</w:t>
-      </w:r>
-    </w:p>
-    <w:p>
-      <w:pPr>
-        <w:tabs>
-          <w:tab w:val="left" w:pos="1130"/>
-        </w:tabs>
-        <w:rPr>
-          <w:sz w:val="18"/>
-          <w:szCs w:val="18"/>
-        </w:rPr>
-      </w:pPr>
-      <w:r>
-        <w:rPr>
-          <w:sz w:val="18"/>
-          <w:szCs w:val="18"/>
-        </w:rPr>
-        <w:t xml:space="preserve">--             VALUES (v_consumer_name, v_cust_id, v_sales_type::sales_category, v_litres, v_bottles, v_price, v_sales_status::sales_status, </w:t>
-      </w:r>
-    </w:p>
-    <w:p>
-      <w:pPr>
-        <w:tabs>
-          <w:tab w:val="left" w:pos="1130"/>
-        </w:tabs>
-        <w:rPr>
-          <w:sz w:val="18"/>
-          <w:szCs w:val="18"/>
-        </w:rPr>
-      </w:pPr>
-      <w:r>
-        <w:rPr>
-          <w:sz w:val="18"/>
-          <w:szCs w:val="18"/>
-        </w:rPr>
-        <w:t>--                     jsonb_build_object('by', v_user_id, 'at', CURRENT_TIMESTAMP), v_reporting_time);</w:t>
+        <w:t xml:space="preserve">--         IF </w:t>
+      </w:r>
+      <w:proofErr w:type="spellStart"/>
+      <w:r>
+        <w:rPr>
+          <w:sz w:val="18"/>
+          <w:szCs w:val="18"/>
+        </w:rPr>
+        <w:t>v_status</w:t>
+      </w:r>
+      <w:proofErr w:type="spellEnd"/>
+      <w:r>
+        <w:rPr>
+          <w:sz w:val="18"/>
+          <w:szCs w:val="18"/>
+        </w:rPr>
+        <w:t xml:space="preserve"> IS NOT NULL AND </w:t>
+      </w:r>
+      <w:proofErr w:type="spellStart"/>
+      <w:r>
+        <w:rPr>
+          <w:sz w:val="18"/>
+          <w:szCs w:val="18"/>
+        </w:rPr>
+        <w:t>v_status</w:t>
+      </w:r>
+      <w:proofErr w:type="spellEnd"/>
+      <w:r>
+        <w:rPr>
+          <w:sz w:val="18"/>
+          <w:szCs w:val="18"/>
+        </w:rPr>
+        <w:t xml:space="preserve"> = TRUE THEN</w:t>
+      </w:r>
+    </w:p>
+    <w:p>
+      <w:pPr>
+        <w:tabs>
+          <w:tab w:val="left" w:pos="1130"/>
+        </w:tabs>
+        <w:rPr>
+          <w:sz w:val="18"/>
+          <w:szCs w:val="18"/>
+        </w:rPr>
+      </w:pPr>
+      <w:r>
+        <w:rPr>
+          <w:sz w:val="18"/>
+          <w:szCs w:val="18"/>
+        </w:rPr>
+        <w:t>--             INSERT INTO sales (</w:t>
+      </w:r>
+      <w:proofErr w:type="spellStart"/>
+      <w:r>
+        <w:rPr>
+          <w:sz w:val="18"/>
+          <w:szCs w:val="18"/>
+        </w:rPr>
+        <w:t>consumer_name</w:t>
+      </w:r>
+      <w:proofErr w:type="spellEnd"/>
+      <w:r>
+        <w:rPr>
+          <w:sz w:val="18"/>
+          <w:szCs w:val="18"/>
+        </w:rPr>
+        <w:t xml:space="preserve">, </w:t>
+      </w:r>
+      <w:proofErr w:type="spellStart"/>
+      <w:r>
+        <w:rPr>
+          <w:sz w:val="18"/>
+          <w:szCs w:val="18"/>
+        </w:rPr>
+        <w:t>cust_id</w:t>
+      </w:r>
+      <w:proofErr w:type="spellEnd"/>
+      <w:r>
+        <w:rPr>
+          <w:sz w:val="18"/>
+          <w:szCs w:val="18"/>
+        </w:rPr>
+        <w:t xml:space="preserve">, </w:t>
+      </w:r>
+      <w:proofErr w:type="spellStart"/>
+      <w:r>
+        <w:rPr>
+          <w:sz w:val="18"/>
+          <w:szCs w:val="18"/>
+        </w:rPr>
+        <w:t>sales_type</w:t>
+      </w:r>
+      <w:proofErr w:type="spellEnd"/>
+      <w:r>
+        <w:rPr>
+          <w:sz w:val="18"/>
+          <w:szCs w:val="18"/>
+        </w:rPr>
+        <w:t xml:space="preserve">, </w:t>
+      </w:r>
+      <w:proofErr w:type="spellStart"/>
+      <w:r>
+        <w:rPr>
+          <w:sz w:val="18"/>
+          <w:szCs w:val="18"/>
+        </w:rPr>
+        <w:t>litres</w:t>
+      </w:r>
+      <w:proofErr w:type="spellEnd"/>
+      <w:r>
+        <w:rPr>
+          <w:sz w:val="18"/>
+          <w:szCs w:val="18"/>
+        </w:rPr>
+        <w:t xml:space="preserve">, bottles, price, status, </w:t>
+      </w:r>
+      <w:proofErr w:type="spellStart"/>
+      <w:r>
+        <w:rPr>
+          <w:sz w:val="18"/>
+          <w:szCs w:val="18"/>
+        </w:rPr>
+        <w:t>modification_json</w:t>
+      </w:r>
+      <w:proofErr w:type="spellEnd"/>
+      <w:r>
+        <w:rPr>
+          <w:sz w:val="18"/>
+          <w:szCs w:val="18"/>
+        </w:rPr>
+        <w:t xml:space="preserve">, </w:t>
+      </w:r>
+      <w:proofErr w:type="spellStart"/>
+      <w:r>
+        <w:rPr>
+          <w:sz w:val="18"/>
+          <w:szCs w:val="18"/>
+        </w:rPr>
+        <w:t>created_at</w:t>
+      </w:r>
+      <w:proofErr w:type="spellEnd"/>
+      <w:r>
+        <w:rPr>
+          <w:sz w:val="18"/>
+          <w:szCs w:val="18"/>
+        </w:rPr>
+        <w:t>)</w:t>
+      </w:r>
+    </w:p>
+    <w:p>
+      <w:pPr>
+        <w:tabs>
+          <w:tab w:val="left" w:pos="1130"/>
+        </w:tabs>
+        <w:rPr>
+          <w:sz w:val="18"/>
+          <w:szCs w:val="18"/>
+        </w:rPr>
+      </w:pPr>
+      <w:r>
+        <w:rPr>
+          <w:sz w:val="18"/>
+          <w:szCs w:val="18"/>
+        </w:rPr>
+        <w:t>--             VALUES (</w:t>
+      </w:r>
+      <w:proofErr w:type="spellStart"/>
+      <w:r>
+        <w:rPr>
+          <w:sz w:val="18"/>
+          <w:szCs w:val="18"/>
+        </w:rPr>
+        <w:t>v_consumer_name</w:t>
+      </w:r>
+      <w:proofErr w:type="spellEnd"/>
+      <w:r>
+        <w:rPr>
+          <w:sz w:val="18"/>
+          <w:szCs w:val="18"/>
+        </w:rPr>
+        <w:t xml:space="preserve">, </w:t>
+      </w:r>
+      <w:proofErr w:type="spellStart"/>
+      <w:r>
+        <w:rPr>
+          <w:sz w:val="18"/>
+          <w:szCs w:val="18"/>
+        </w:rPr>
+        <w:t>v_cust_id</w:t>
+      </w:r>
+      <w:proofErr w:type="spellEnd"/>
+      <w:r>
+        <w:rPr>
+          <w:sz w:val="18"/>
+          <w:szCs w:val="18"/>
+        </w:rPr>
+        <w:t xml:space="preserve">, </w:t>
+      </w:r>
+      <w:proofErr w:type="spellStart"/>
+      <w:r>
+        <w:rPr>
+          <w:sz w:val="18"/>
+          <w:szCs w:val="18"/>
+        </w:rPr>
+        <w:t>v_sales_</w:t>
+      </w:r>
+      <w:proofErr w:type="gramStart"/>
+      <w:r>
+        <w:rPr>
+          <w:sz w:val="18"/>
+          <w:szCs w:val="18"/>
+        </w:rPr>
+        <w:t>type</w:t>
+      </w:r>
+      <w:proofErr w:type="spellEnd"/>
+      <w:r>
+        <w:rPr>
+          <w:sz w:val="18"/>
+          <w:szCs w:val="18"/>
+        </w:rPr>
+        <w:t>::</w:t>
+      </w:r>
+      <w:proofErr w:type="spellStart"/>
+      <w:proofErr w:type="gramEnd"/>
+      <w:r>
+        <w:rPr>
+          <w:sz w:val="18"/>
+          <w:szCs w:val="18"/>
+        </w:rPr>
+        <w:t>sales_category</w:t>
+      </w:r>
+      <w:proofErr w:type="spellEnd"/>
+      <w:r>
+        <w:rPr>
+          <w:sz w:val="18"/>
+          <w:szCs w:val="18"/>
+        </w:rPr>
+        <w:t xml:space="preserve">, </w:t>
+      </w:r>
+      <w:proofErr w:type="spellStart"/>
+      <w:r>
+        <w:rPr>
+          <w:sz w:val="18"/>
+          <w:szCs w:val="18"/>
+        </w:rPr>
+        <w:t>v_litres</w:t>
+      </w:r>
+      <w:proofErr w:type="spellEnd"/>
+      <w:r>
+        <w:rPr>
+          <w:sz w:val="18"/>
+          <w:szCs w:val="18"/>
+        </w:rPr>
+        <w:t xml:space="preserve">, </w:t>
+      </w:r>
+      <w:proofErr w:type="spellStart"/>
+      <w:r>
+        <w:rPr>
+          <w:sz w:val="18"/>
+          <w:szCs w:val="18"/>
+        </w:rPr>
+        <w:t>v_bottles</w:t>
+      </w:r>
+      <w:proofErr w:type="spellEnd"/>
+      <w:r>
+        <w:rPr>
+          <w:sz w:val="18"/>
+          <w:szCs w:val="18"/>
+        </w:rPr>
+        <w:t xml:space="preserve">, </w:t>
+      </w:r>
+      <w:proofErr w:type="spellStart"/>
+      <w:r>
+        <w:rPr>
+          <w:sz w:val="18"/>
+          <w:szCs w:val="18"/>
+        </w:rPr>
+        <w:t>v_price</w:t>
+      </w:r>
+      <w:proofErr w:type="spellEnd"/>
+      <w:r>
+        <w:rPr>
+          <w:sz w:val="18"/>
+          <w:szCs w:val="18"/>
+        </w:rPr>
+        <w:t xml:space="preserve">, </w:t>
+      </w:r>
+      <w:proofErr w:type="spellStart"/>
+      <w:r>
+        <w:rPr>
+          <w:sz w:val="18"/>
+          <w:szCs w:val="18"/>
+        </w:rPr>
+        <w:t>v_sales_</w:t>
+      </w:r>
+      <w:proofErr w:type="gramStart"/>
+      <w:r>
+        <w:rPr>
+          <w:sz w:val="18"/>
+          <w:szCs w:val="18"/>
+        </w:rPr>
+        <w:t>status</w:t>
+      </w:r>
+      <w:proofErr w:type="spellEnd"/>
+      <w:r>
+        <w:rPr>
+          <w:sz w:val="18"/>
+          <w:szCs w:val="18"/>
+        </w:rPr>
+        <w:t>::</w:t>
+      </w:r>
+      <w:proofErr w:type="spellStart"/>
+      <w:proofErr w:type="gramEnd"/>
+      <w:r>
+        <w:rPr>
+          <w:sz w:val="18"/>
+          <w:szCs w:val="18"/>
+        </w:rPr>
+        <w:t>sales_status</w:t>
+      </w:r>
+      <w:proofErr w:type="spellEnd"/>
+      <w:r>
+        <w:rPr>
+          <w:sz w:val="18"/>
+          <w:szCs w:val="18"/>
+        </w:rPr>
+        <w:t xml:space="preserve">, </w:t>
+      </w:r>
+    </w:p>
+    <w:p>
+      <w:pPr>
+        <w:tabs>
+          <w:tab w:val="left" w:pos="1130"/>
+        </w:tabs>
+        <w:rPr>
+          <w:sz w:val="18"/>
+          <w:szCs w:val="18"/>
+        </w:rPr>
+      </w:pPr>
+      <w:r>
+        <w:rPr>
+          <w:sz w:val="18"/>
+          <w:szCs w:val="18"/>
+        </w:rPr>
+        <w:t xml:space="preserve">--                     </w:t>
+      </w:r>
+      <w:proofErr w:type="spellStart"/>
+      <w:r>
+        <w:rPr>
+          <w:sz w:val="18"/>
+          <w:szCs w:val="18"/>
+        </w:rPr>
+        <w:t>jsonb_build_</w:t>
+      </w:r>
+      <w:proofErr w:type="gramStart"/>
+      <w:r>
+        <w:rPr>
+          <w:sz w:val="18"/>
+          <w:szCs w:val="18"/>
+        </w:rPr>
+        <w:t>object</w:t>
+      </w:r>
+      <w:proofErr w:type="spellEnd"/>
+      <w:r>
+        <w:rPr>
+          <w:sz w:val="18"/>
+          <w:szCs w:val="18"/>
+        </w:rPr>
+        <w:t>(</w:t>
+      </w:r>
+      <w:proofErr w:type="gramEnd"/>
+      <w:r>
+        <w:rPr>
+          <w:sz w:val="18"/>
+          <w:szCs w:val="18"/>
+        </w:rPr>
+        <w:t xml:space="preserve">'by', </w:t>
+      </w:r>
+      <w:proofErr w:type="spellStart"/>
+      <w:r>
+        <w:rPr>
+          <w:sz w:val="18"/>
+          <w:szCs w:val="18"/>
+        </w:rPr>
+        <w:t>v_user_id</w:t>
+      </w:r>
+      <w:proofErr w:type="spellEnd"/>
+      <w:r>
+        <w:rPr>
+          <w:sz w:val="18"/>
+          <w:szCs w:val="18"/>
+        </w:rPr>
+        <w:t xml:space="preserve">, 'at', CURRENT_TIMESTAMP), </w:t>
+      </w:r>
+      <w:proofErr w:type="spellStart"/>
+      <w:r>
+        <w:rPr>
+          <w:sz w:val="18"/>
+          <w:szCs w:val="18"/>
+        </w:rPr>
+        <w:t>v_reporting_time</w:t>
+      </w:r>
+      <w:proofErr w:type="spellEnd"/>
+      <w:r>
+        <w:rPr>
+          <w:sz w:val="18"/>
+          <w:szCs w:val="18"/>
+        </w:rPr>
+        <w:t>);</w:t>
       </w:r>
     </w:p>
     <w:p>
@@ -1925,43 +4060,365 @@
           <w:sz w:val="18"/>
           <w:szCs w:val="18"/>
         </w:rPr>
-        <w:t>--         INSERT INTO sales (consumer_name, cust_id, sales_type, litres, bottles, price, status, modification_json, created_at)</w:t>
-      </w:r>
-    </w:p>
-    <w:p>
-      <w:pPr>
-        <w:tabs>
-          <w:tab w:val="left" w:pos="1130"/>
-        </w:tabs>
-        <w:rPr>
-          <w:sz w:val="18"/>
-          <w:szCs w:val="18"/>
-        </w:rPr>
-      </w:pPr>
-      <w:r>
-        <w:rPr>
-          <w:sz w:val="18"/>
-          <w:szCs w:val="18"/>
-        </w:rPr>
-        <w:t xml:space="preserve">--         VALUES (v_consumer_name, v_cust_id, v_sales_type::sales_category, v_litres, v_bottles, v_price, v_sales_status::sales_status, </w:t>
-      </w:r>
-    </w:p>
-    <w:p>
-      <w:pPr>
-        <w:tabs>
-          <w:tab w:val="left" w:pos="1130"/>
-        </w:tabs>
-        <w:rPr>
-          <w:sz w:val="18"/>
-          <w:szCs w:val="18"/>
-        </w:rPr>
-      </w:pPr>
-      <w:r>
-        <w:rPr>
-          <w:sz w:val="18"/>
-          <w:szCs w:val="18"/>
-        </w:rPr>
-        <w:t>--                 jsonb_build_object('by', v_user_id, 'at', CURRENT_TIMESTAMP), v_reporting_time);</w:t>
+        <w:t>--         INSERT INTO sales (</w:t>
+      </w:r>
+      <w:proofErr w:type="spellStart"/>
+      <w:r>
+        <w:rPr>
+          <w:sz w:val="18"/>
+          <w:szCs w:val="18"/>
+        </w:rPr>
+        <w:t>consumer_name</w:t>
+      </w:r>
+      <w:proofErr w:type="spellEnd"/>
+      <w:r>
+        <w:rPr>
+          <w:sz w:val="18"/>
+          <w:szCs w:val="18"/>
+        </w:rPr>
+        <w:t xml:space="preserve">, </w:t>
+      </w:r>
+      <w:proofErr w:type="spellStart"/>
+      <w:r>
+        <w:rPr>
+          <w:sz w:val="18"/>
+          <w:szCs w:val="18"/>
+        </w:rPr>
+        <w:t>cust_id</w:t>
+      </w:r>
+      <w:proofErr w:type="spellEnd"/>
+      <w:r>
+        <w:rPr>
+          <w:sz w:val="18"/>
+          <w:szCs w:val="18"/>
+        </w:rPr>
+        <w:t xml:space="preserve">, </w:t>
+      </w:r>
+      <w:proofErr w:type="spellStart"/>
+      <w:r>
+        <w:rPr>
+          <w:sz w:val="18"/>
+          <w:szCs w:val="18"/>
+        </w:rPr>
+        <w:t>sales_type</w:t>
+      </w:r>
+      <w:proofErr w:type="spellEnd"/>
+      <w:r>
+        <w:rPr>
+          <w:sz w:val="18"/>
+          <w:szCs w:val="18"/>
+        </w:rPr>
+        <w:t xml:space="preserve">, </w:t>
+      </w:r>
+      <w:proofErr w:type="spellStart"/>
+      <w:r>
+        <w:rPr>
+          <w:sz w:val="18"/>
+          <w:szCs w:val="18"/>
+        </w:rPr>
+        <w:t>litres</w:t>
+      </w:r>
+      <w:proofErr w:type="spellEnd"/>
+      <w:r>
+        <w:rPr>
+          <w:sz w:val="18"/>
+          <w:szCs w:val="18"/>
+        </w:rPr>
+        <w:t xml:space="preserve">, bottles, price, status, </w:t>
+      </w:r>
+      <w:proofErr w:type="spellStart"/>
+      <w:r>
+        <w:rPr>
+          <w:sz w:val="18"/>
+          <w:szCs w:val="18"/>
+        </w:rPr>
+        <w:t>modification_json</w:t>
+      </w:r>
+      <w:proofErr w:type="spellEnd"/>
+      <w:r>
+        <w:rPr>
+          <w:sz w:val="18"/>
+          <w:szCs w:val="18"/>
+        </w:rPr>
+        <w:t xml:space="preserve">, </w:t>
+      </w:r>
+      <w:proofErr w:type="spellStart"/>
+      <w:r>
+        <w:rPr>
+          <w:sz w:val="18"/>
+          <w:szCs w:val="18"/>
+        </w:rPr>
+        <w:t>created_at</w:t>
+      </w:r>
+      <w:proofErr w:type="spellEnd"/>
+      <w:r>
+        <w:rPr>
+          <w:sz w:val="18"/>
+          <w:szCs w:val="18"/>
+        </w:rPr>
+        <w:t>)</w:t>
+      </w:r>
+    </w:p>
+    <w:p>
+      <w:pPr>
+        <w:tabs>
+          <w:tab w:val="left" w:pos="1130"/>
+        </w:tabs>
+        <w:rPr>
+          <w:sz w:val="18"/>
+          <w:szCs w:val="18"/>
+        </w:rPr>
+      </w:pPr>
+      <w:r>
+        <w:rPr>
+          <w:sz w:val="18"/>
+          <w:szCs w:val="18"/>
+        </w:rPr>
+        <w:t>--         VALUES (</w:t>
+      </w:r>
+      <w:proofErr w:type="spellStart"/>
+      <w:r>
+        <w:rPr>
+          <w:sz w:val="18"/>
+          <w:szCs w:val="18"/>
+        </w:rPr>
+        <w:t>v_consumer_name</w:t>
+      </w:r>
+      <w:proofErr w:type="spellEnd"/>
+      <w:r>
+        <w:rPr>
+          <w:sz w:val="18"/>
+          <w:szCs w:val="18"/>
+        </w:rPr>
+        <w:t xml:space="preserve">, </w:t>
+      </w:r>
+      <w:proofErr w:type="spellStart"/>
+      <w:r>
+        <w:rPr>
+          <w:sz w:val="18"/>
+          <w:szCs w:val="18"/>
+        </w:rPr>
+        <w:t>v_cust_id</w:t>
+      </w:r>
+      <w:proofErr w:type="spellEnd"/>
+      <w:r>
+        <w:rPr>
+          <w:sz w:val="18"/>
+          <w:szCs w:val="18"/>
+        </w:rPr>
+        <w:t xml:space="preserve">, </w:t>
+      </w:r>
+      <w:proofErr w:type="spellStart"/>
+      <w:r>
+        <w:rPr>
+          <w:sz w:val="18"/>
+          <w:szCs w:val="18"/>
+        </w:rPr>
+        <w:t>v_sales_</w:t>
+      </w:r>
+      <w:proofErr w:type="gramStart"/>
+      <w:r>
+        <w:rPr>
+          <w:sz w:val="18"/>
+          <w:szCs w:val="18"/>
+        </w:rPr>
+        <w:t>type</w:t>
+      </w:r>
+      <w:proofErr w:type="spellEnd"/>
+      <w:r>
+        <w:rPr>
+          <w:sz w:val="18"/>
+          <w:szCs w:val="18"/>
+        </w:rPr>
+        <w:t>::</w:t>
+      </w:r>
+      <w:proofErr w:type="spellStart"/>
+      <w:proofErr w:type="gramEnd"/>
+      <w:r>
+        <w:rPr>
+          <w:sz w:val="18"/>
+          <w:szCs w:val="18"/>
+        </w:rPr>
+        <w:t>sales_category</w:t>
+      </w:r>
+      <w:proofErr w:type="spellEnd"/>
+      <w:r>
+        <w:rPr>
+          <w:sz w:val="18"/>
+          <w:szCs w:val="18"/>
+        </w:rPr>
+        <w:t xml:space="preserve">, </w:t>
+      </w:r>
+      <w:proofErr w:type="spellStart"/>
+      <w:r>
+        <w:rPr>
+          <w:sz w:val="18"/>
+          <w:szCs w:val="18"/>
+        </w:rPr>
+        <w:t>v_litres</w:t>
+      </w:r>
+      <w:proofErr w:type="spellEnd"/>
+      <w:r>
+        <w:rPr>
+          <w:sz w:val="18"/>
+          <w:szCs w:val="18"/>
+        </w:rPr>
+        <w:t xml:space="preserve">, </w:t>
+      </w:r>
+      <w:proofErr w:type="spellStart"/>
+      <w:r>
+        <w:rPr>
+          <w:sz w:val="18"/>
+          <w:szCs w:val="18"/>
+        </w:rPr>
+        <w:t>v_bottles</w:t>
+      </w:r>
+      <w:proofErr w:type="spellEnd"/>
+      <w:r>
+        <w:rPr>
+          <w:sz w:val="18"/>
+          <w:szCs w:val="18"/>
+        </w:rPr>
+        <w:t xml:space="preserve">, </w:t>
+      </w:r>
+      <w:proofErr w:type="spellStart"/>
+      <w:r>
+        <w:rPr>
+          <w:sz w:val="18"/>
+          <w:szCs w:val="18"/>
+        </w:rPr>
+        <w:t>v_price</w:t>
+      </w:r>
+      <w:proofErr w:type="spellEnd"/>
+      <w:r>
+        <w:rPr>
+          <w:sz w:val="18"/>
+          <w:szCs w:val="18"/>
+        </w:rPr>
+        <w:t xml:space="preserve">, </w:t>
+      </w:r>
+      <w:proofErr w:type="spellStart"/>
+      <w:r>
+        <w:rPr>
+          <w:sz w:val="18"/>
+          <w:szCs w:val="18"/>
+        </w:rPr>
+        <w:t>v_sales_</w:t>
+      </w:r>
+      <w:proofErr w:type="gramStart"/>
+      <w:r>
+        <w:rPr>
+          <w:sz w:val="18"/>
+          <w:szCs w:val="18"/>
+        </w:rPr>
+        <w:t>status</w:t>
+      </w:r>
+      <w:proofErr w:type="spellEnd"/>
+      <w:r>
+        <w:rPr>
+          <w:sz w:val="18"/>
+          <w:szCs w:val="18"/>
+        </w:rPr>
+        <w:t>::</w:t>
+      </w:r>
+      <w:proofErr w:type="spellStart"/>
+      <w:proofErr w:type="gramEnd"/>
+      <w:r>
+        <w:rPr>
+          <w:sz w:val="18"/>
+          <w:szCs w:val="18"/>
+        </w:rPr>
+        <w:t>sales_status</w:t>
+      </w:r>
+      <w:proofErr w:type="spellEnd"/>
+      <w:r>
+        <w:rPr>
+          <w:sz w:val="18"/>
+          <w:szCs w:val="18"/>
+        </w:rPr>
+        <w:t xml:space="preserve">, </w:t>
+      </w:r>
+    </w:p>
+    <w:p>
+      <w:pPr>
+        <w:tabs>
+          <w:tab w:val="left" w:pos="1130"/>
+        </w:tabs>
+        <w:rPr>
+          <w:sz w:val="18"/>
+          <w:szCs w:val="18"/>
+        </w:rPr>
+      </w:pPr>
+      <w:r>
+        <w:rPr>
+          <w:sz w:val="18"/>
+          <w:szCs w:val="18"/>
+        </w:rPr>
+        <w:t xml:space="preserve">--                 </w:t>
+      </w:r>
+      <w:proofErr w:type="spellStart"/>
+      <w:r>
+        <w:rPr>
+          <w:sz w:val="18"/>
+          <w:szCs w:val="18"/>
+        </w:rPr>
+        <w:t>jsonb_build_</w:t>
+      </w:r>
+      <w:proofErr w:type="gramStart"/>
+      <w:r>
+        <w:rPr>
+          <w:sz w:val="18"/>
+          <w:szCs w:val="18"/>
+        </w:rPr>
+        <w:t>object</w:t>
+      </w:r>
+      <w:proofErr w:type="spellEnd"/>
+      <w:r>
+        <w:rPr>
+          <w:sz w:val="18"/>
+          <w:szCs w:val="18"/>
+        </w:rPr>
+        <w:t>(</w:t>
+      </w:r>
+      <w:proofErr w:type="gramEnd"/>
+      <w:r>
+        <w:rPr>
+          <w:sz w:val="18"/>
+          <w:szCs w:val="18"/>
+        </w:rPr>
+        <w:t xml:space="preserve">'by', </w:t>
+      </w:r>
+      <w:proofErr w:type="spellStart"/>
+      <w:r>
+        <w:rPr>
+          <w:sz w:val="18"/>
+          <w:szCs w:val="18"/>
+        </w:rPr>
+        <w:t>v_user_id</w:t>
+      </w:r>
+      <w:proofErr w:type="spellEnd"/>
+      <w:r>
+        <w:rPr>
+          <w:sz w:val="18"/>
+          <w:szCs w:val="18"/>
+        </w:rPr>
+        <w:t xml:space="preserve">, 'at', CURRENT_TIMESTAMP), </w:t>
+      </w:r>
+      <w:proofErr w:type="spellStart"/>
+      <w:r>
+        <w:rPr>
+          <w:sz w:val="18"/>
+          <w:szCs w:val="18"/>
+        </w:rPr>
+        <w:t>v_reporting_time</w:t>
+      </w:r>
+      <w:proofErr w:type="spellEnd"/>
+      <w:r>
+        <w:rPr>
+          <w:sz w:val="18"/>
+          <w:szCs w:val="18"/>
+        </w:rPr>
+        <w:t>);</w:t>
       </w:r>
     </w:p>
     <w:p>
@@ -2026,43 +4483,91 @@
           <w:sz w:val="18"/>
           <w:szCs w:val="18"/>
         </w:rPr>
-        <w:t xml:space="preserve">--     GET DIAGNOSTICS v_rows_affected = ROW_COUNT; </w:t>
-      </w:r>
-    </w:p>
-    <w:p>
-      <w:pPr>
-        <w:tabs>
-          <w:tab w:val="left" w:pos="1130"/>
-        </w:tabs>
-        <w:rPr>
-          <w:sz w:val="18"/>
-          <w:szCs w:val="18"/>
-        </w:rPr>
-      </w:pPr>
-      <w:r>
-        <w:rPr>
-          <w:sz w:val="18"/>
-          <w:szCs w:val="18"/>
-        </w:rPr>
-        <w:t>--     IF v_rows_affected &lt;= 0 THEN</w:t>
-      </w:r>
-    </w:p>
-    <w:p>
-      <w:pPr>
-        <w:tabs>
-          <w:tab w:val="left" w:pos="1130"/>
-        </w:tabs>
-        <w:rPr>
-          <w:sz w:val="18"/>
-          <w:szCs w:val="18"/>
-        </w:rPr>
-      </w:pPr>
-      <w:r>
-        <w:rPr>
-          <w:sz w:val="18"/>
-          <w:szCs w:val="18"/>
-        </w:rPr>
-        <w:t>--         RAISE EXCEPTION 'unable to add sale, customer #% is not active or missing', v_cust_id;</w:t>
+        <w:t xml:space="preserve">--     GET DIAGNOSTICS </w:t>
+      </w:r>
+      <w:proofErr w:type="spellStart"/>
+      <w:r>
+        <w:rPr>
+          <w:sz w:val="18"/>
+          <w:szCs w:val="18"/>
+        </w:rPr>
+        <w:t>v_rows_affected</w:t>
+      </w:r>
+      <w:proofErr w:type="spellEnd"/>
+      <w:r>
+        <w:rPr>
+          <w:sz w:val="18"/>
+          <w:szCs w:val="18"/>
+        </w:rPr>
+        <w:t xml:space="preserve"> = ROW_COUNT; </w:t>
+      </w:r>
+    </w:p>
+    <w:p>
+      <w:pPr>
+        <w:tabs>
+          <w:tab w:val="left" w:pos="1130"/>
+        </w:tabs>
+        <w:rPr>
+          <w:sz w:val="18"/>
+          <w:szCs w:val="18"/>
+        </w:rPr>
+      </w:pPr>
+      <w:r>
+        <w:rPr>
+          <w:sz w:val="18"/>
+          <w:szCs w:val="18"/>
+        </w:rPr>
+        <w:t xml:space="preserve">--     IF </w:t>
+      </w:r>
+      <w:proofErr w:type="spellStart"/>
+      <w:r>
+        <w:rPr>
+          <w:sz w:val="18"/>
+          <w:szCs w:val="18"/>
+        </w:rPr>
+        <w:t>v_rows_affected</w:t>
+      </w:r>
+      <w:proofErr w:type="spellEnd"/>
+      <w:r>
+        <w:rPr>
+          <w:sz w:val="18"/>
+          <w:szCs w:val="18"/>
+        </w:rPr>
+        <w:t xml:space="preserve"> &lt;= 0 THEN</w:t>
+      </w:r>
+    </w:p>
+    <w:p>
+      <w:pPr>
+        <w:tabs>
+          <w:tab w:val="left" w:pos="1130"/>
+        </w:tabs>
+        <w:rPr>
+          <w:sz w:val="18"/>
+          <w:szCs w:val="18"/>
+        </w:rPr>
+      </w:pPr>
+      <w:r>
+        <w:rPr>
+          <w:sz w:val="18"/>
+          <w:szCs w:val="18"/>
+        </w:rPr>
+        <w:t xml:space="preserve">--         RAISE EXCEPTION 'unable to add sale, customer #% is not active or missing', </w:t>
+      </w:r>
+      <w:proofErr w:type="spellStart"/>
+      <w:r>
+        <w:rPr>
+          <w:sz w:val="18"/>
+          <w:szCs w:val="18"/>
+        </w:rPr>
+        <w:t>v_cust_id</w:t>
+      </w:r>
+      <w:proofErr w:type="spellEnd"/>
+      <w:r>
+        <w:rPr>
+          <w:sz w:val="18"/>
+          <w:szCs w:val="18"/>
+        </w:rPr>
+        <w:t>;</w:t>
       </w:r>
     </w:p>
     <w:p>
@@ -2175,7 +4680,48 @@
           <w:sz w:val="18"/>
           <w:szCs w:val="18"/>
         </w:rPr>
-        <w:t>-- create function display_all_sales(date_range JSONB)</w:t>
+        <w:t xml:space="preserve">-- create function </w:t>
+      </w:r>
+      <w:proofErr w:type="spellStart"/>
+      <w:r>
+        <w:rPr>
+          <w:sz w:val="18"/>
+          <w:szCs w:val="18"/>
+        </w:rPr>
+        <w:t>display_all_</w:t>
+      </w:r>
+      <w:proofErr w:type="gramStart"/>
+      <w:r>
+        <w:rPr>
+          <w:sz w:val="18"/>
+          <w:szCs w:val="18"/>
+        </w:rPr>
+        <w:t>sales</w:t>
+      </w:r>
+      <w:proofErr w:type="spellEnd"/>
+      <w:r>
+        <w:rPr>
+          <w:sz w:val="18"/>
+          <w:szCs w:val="18"/>
+        </w:rPr>
+        <w:t>(</w:t>
+      </w:r>
+      <w:proofErr w:type="spellStart"/>
+      <w:proofErr w:type="gramEnd"/>
+      <w:r>
+        <w:rPr>
+          <w:sz w:val="18"/>
+          <w:szCs w:val="18"/>
+        </w:rPr>
+        <w:t>date_range</w:t>
+      </w:r>
+      <w:proofErr w:type="spellEnd"/>
+      <w:r>
+        <w:rPr>
+          <w:sz w:val="18"/>
+          <w:szCs w:val="18"/>
+        </w:rPr>
+        <w:t xml:space="preserve"> JSONB)</w:t>
       </w:r>
     </w:p>
     <w:p>
@@ -2211,134 +4757,287 @@
           <w:sz w:val="18"/>
           <w:szCs w:val="18"/>
         </w:rPr>
-        <w:t>-- f_sales_id int,</w:t>
-      </w:r>
-    </w:p>
-    <w:p>
-      <w:pPr>
-        <w:tabs>
-          <w:tab w:val="left" w:pos="1130"/>
-        </w:tabs>
-        <w:rPr>
-          <w:sz w:val="18"/>
-          <w:szCs w:val="18"/>
-        </w:rPr>
-      </w:pPr>
-      <w:r>
-        <w:rPr>
-          <w:sz w:val="18"/>
-          <w:szCs w:val="18"/>
-        </w:rPr>
-        <w:t>-- f_consumer_name varchar,</w:t>
-      </w:r>
-    </w:p>
-    <w:p>
-      <w:pPr>
-        <w:tabs>
-          <w:tab w:val="left" w:pos="1130"/>
-        </w:tabs>
-        <w:rPr>
-          <w:sz w:val="18"/>
-          <w:szCs w:val="18"/>
-        </w:rPr>
-      </w:pPr>
-      <w:r>
-        <w:rPr>
-          <w:sz w:val="18"/>
-          <w:szCs w:val="18"/>
-        </w:rPr>
-        <w:t>-- f_cust_id int,</w:t>
-      </w:r>
-    </w:p>
-    <w:p>
-      <w:pPr>
-        <w:tabs>
-          <w:tab w:val="left" w:pos="1130"/>
-        </w:tabs>
-        <w:rPr>
-          <w:sz w:val="18"/>
-          <w:szCs w:val="18"/>
-        </w:rPr>
-      </w:pPr>
-      <w:r>
-        <w:rPr>
-          <w:sz w:val="18"/>
-          <w:szCs w:val="18"/>
-        </w:rPr>
-        <w:t>-- f_sales_type sales_category,</w:t>
-      </w:r>
-    </w:p>
-    <w:p>
-      <w:pPr>
-        <w:tabs>
-          <w:tab w:val="left" w:pos="1130"/>
-        </w:tabs>
-        <w:rPr>
-          <w:sz w:val="18"/>
-          <w:szCs w:val="18"/>
-        </w:rPr>
-      </w:pPr>
-      <w:r>
-        <w:rPr>
-          <w:sz w:val="18"/>
-          <w:szCs w:val="18"/>
-        </w:rPr>
-        <w:t>-- f_litres int,</w:t>
-      </w:r>
-    </w:p>
-    <w:p>
-      <w:pPr>
-        <w:tabs>
-          <w:tab w:val="left" w:pos="1130"/>
-        </w:tabs>
-        <w:rPr>
-          <w:sz w:val="18"/>
-          <w:szCs w:val="18"/>
-        </w:rPr>
-      </w:pPr>
-      <w:r>
-        <w:rPr>
-          <w:sz w:val="18"/>
-          <w:szCs w:val="18"/>
-        </w:rPr>
-        <w:t>-- f_bottles int,</w:t>
-      </w:r>
-    </w:p>
-    <w:p>
-      <w:pPr>
-        <w:tabs>
-          <w:tab w:val="left" w:pos="1130"/>
-        </w:tabs>
-        <w:rPr>
-          <w:sz w:val="18"/>
-          <w:szCs w:val="18"/>
-        </w:rPr>
-      </w:pPr>
-      <w:r>
-        <w:rPr>
-          <w:sz w:val="18"/>
-          <w:szCs w:val="18"/>
-        </w:rPr>
-        <w:t>-- f_price int,</w:t>
-      </w:r>
-    </w:p>
-    <w:p>
-      <w:pPr>
-        <w:tabs>
-          <w:tab w:val="left" w:pos="1130"/>
-        </w:tabs>
-        <w:rPr>
-          <w:sz w:val="18"/>
-          <w:szCs w:val="18"/>
-        </w:rPr>
-      </w:pPr>
-      <w:r>
-        <w:rPr>
-          <w:sz w:val="18"/>
-          <w:szCs w:val="18"/>
-        </w:rPr>
-        <w:t>-- f_status sales_status</w:t>
-      </w:r>
+        <w:t xml:space="preserve">-- </w:t>
+      </w:r>
+      <w:proofErr w:type="spellStart"/>
+      <w:r>
+        <w:rPr>
+          <w:sz w:val="18"/>
+          <w:szCs w:val="18"/>
+        </w:rPr>
+        <w:t>f_sales_id</w:t>
+      </w:r>
+      <w:proofErr w:type="spellEnd"/>
+      <w:r>
+        <w:rPr>
+          <w:sz w:val="18"/>
+          <w:szCs w:val="18"/>
+        </w:rPr>
+        <w:t xml:space="preserve"> int,</w:t>
+      </w:r>
+    </w:p>
+    <w:p>
+      <w:pPr>
+        <w:tabs>
+          <w:tab w:val="left" w:pos="1130"/>
+        </w:tabs>
+        <w:rPr>
+          <w:sz w:val="18"/>
+          <w:szCs w:val="18"/>
+        </w:rPr>
+      </w:pPr>
+      <w:r>
+        <w:rPr>
+          <w:sz w:val="18"/>
+          <w:szCs w:val="18"/>
+        </w:rPr>
+        <w:t xml:space="preserve">-- </w:t>
+      </w:r>
+      <w:proofErr w:type="spellStart"/>
+      <w:r>
+        <w:rPr>
+          <w:sz w:val="18"/>
+          <w:szCs w:val="18"/>
+        </w:rPr>
+        <w:t>f_consumer_name</w:t>
+      </w:r>
+      <w:proofErr w:type="spellEnd"/>
+      <w:r>
+        <w:rPr>
+          <w:sz w:val="18"/>
+          <w:szCs w:val="18"/>
+        </w:rPr>
+        <w:t xml:space="preserve"> varchar,</w:t>
+      </w:r>
+    </w:p>
+    <w:p>
+      <w:pPr>
+        <w:tabs>
+          <w:tab w:val="left" w:pos="1130"/>
+        </w:tabs>
+        <w:rPr>
+          <w:sz w:val="18"/>
+          <w:szCs w:val="18"/>
+        </w:rPr>
+      </w:pPr>
+      <w:r>
+        <w:rPr>
+          <w:sz w:val="18"/>
+          <w:szCs w:val="18"/>
+        </w:rPr>
+        <w:t xml:space="preserve">-- </w:t>
+      </w:r>
+      <w:proofErr w:type="spellStart"/>
+      <w:r>
+        <w:rPr>
+          <w:sz w:val="18"/>
+          <w:szCs w:val="18"/>
+        </w:rPr>
+        <w:t>f_cust_id</w:t>
+      </w:r>
+      <w:proofErr w:type="spellEnd"/>
+      <w:r>
+        <w:rPr>
+          <w:sz w:val="18"/>
+          <w:szCs w:val="18"/>
+        </w:rPr>
+        <w:t xml:space="preserve"> int,</w:t>
+      </w:r>
+    </w:p>
+    <w:p>
+      <w:pPr>
+        <w:tabs>
+          <w:tab w:val="left" w:pos="1130"/>
+        </w:tabs>
+        <w:rPr>
+          <w:sz w:val="18"/>
+          <w:szCs w:val="18"/>
+        </w:rPr>
+      </w:pPr>
+      <w:r>
+        <w:rPr>
+          <w:sz w:val="18"/>
+          <w:szCs w:val="18"/>
+        </w:rPr>
+        <w:t xml:space="preserve">-- </w:t>
+      </w:r>
+      <w:proofErr w:type="spellStart"/>
+      <w:r>
+        <w:rPr>
+          <w:sz w:val="18"/>
+          <w:szCs w:val="18"/>
+        </w:rPr>
+        <w:t>f_sales_type</w:t>
+      </w:r>
+      <w:proofErr w:type="spellEnd"/>
+      <w:r>
+        <w:rPr>
+          <w:sz w:val="18"/>
+          <w:szCs w:val="18"/>
+        </w:rPr>
+        <w:t xml:space="preserve"> </w:t>
+      </w:r>
+      <w:proofErr w:type="spellStart"/>
+      <w:r>
+        <w:rPr>
+          <w:sz w:val="18"/>
+          <w:szCs w:val="18"/>
+        </w:rPr>
+        <w:t>sales_category</w:t>
+      </w:r>
+      <w:proofErr w:type="spellEnd"/>
+      <w:r>
+        <w:rPr>
+          <w:sz w:val="18"/>
+          <w:szCs w:val="18"/>
+        </w:rPr>
+        <w:t>,</w:t>
+      </w:r>
+    </w:p>
+    <w:p>
+      <w:pPr>
+        <w:tabs>
+          <w:tab w:val="left" w:pos="1130"/>
+        </w:tabs>
+        <w:rPr>
+          <w:sz w:val="18"/>
+          <w:szCs w:val="18"/>
+        </w:rPr>
+      </w:pPr>
+      <w:r>
+        <w:rPr>
+          <w:sz w:val="18"/>
+          <w:szCs w:val="18"/>
+        </w:rPr>
+        <w:t xml:space="preserve">-- </w:t>
+      </w:r>
+      <w:proofErr w:type="spellStart"/>
+      <w:r>
+        <w:rPr>
+          <w:sz w:val="18"/>
+          <w:szCs w:val="18"/>
+        </w:rPr>
+        <w:t>f_litres</w:t>
+      </w:r>
+      <w:proofErr w:type="spellEnd"/>
+      <w:r>
+        <w:rPr>
+          <w:sz w:val="18"/>
+          <w:szCs w:val="18"/>
+        </w:rPr>
+        <w:t xml:space="preserve"> int,</w:t>
+      </w:r>
+    </w:p>
+    <w:p>
+      <w:pPr>
+        <w:tabs>
+          <w:tab w:val="left" w:pos="1130"/>
+        </w:tabs>
+        <w:rPr>
+          <w:sz w:val="18"/>
+          <w:szCs w:val="18"/>
+        </w:rPr>
+      </w:pPr>
+      <w:r>
+        <w:rPr>
+          <w:sz w:val="18"/>
+          <w:szCs w:val="18"/>
+        </w:rPr>
+        <w:t xml:space="preserve">-- </w:t>
+      </w:r>
+      <w:proofErr w:type="spellStart"/>
+      <w:r>
+        <w:rPr>
+          <w:sz w:val="18"/>
+          <w:szCs w:val="18"/>
+        </w:rPr>
+        <w:t>f_bottles</w:t>
+      </w:r>
+      <w:proofErr w:type="spellEnd"/>
+      <w:r>
+        <w:rPr>
+          <w:sz w:val="18"/>
+          <w:szCs w:val="18"/>
+        </w:rPr>
+        <w:t xml:space="preserve"> int,</w:t>
+      </w:r>
+    </w:p>
+    <w:p>
+      <w:pPr>
+        <w:tabs>
+          <w:tab w:val="left" w:pos="1130"/>
+        </w:tabs>
+        <w:rPr>
+          <w:sz w:val="18"/>
+          <w:szCs w:val="18"/>
+        </w:rPr>
+      </w:pPr>
+      <w:r>
+        <w:rPr>
+          <w:sz w:val="18"/>
+          <w:szCs w:val="18"/>
+        </w:rPr>
+        <w:t xml:space="preserve">-- </w:t>
+      </w:r>
+      <w:proofErr w:type="spellStart"/>
+      <w:r>
+        <w:rPr>
+          <w:sz w:val="18"/>
+          <w:szCs w:val="18"/>
+        </w:rPr>
+        <w:t>f_price</w:t>
+      </w:r>
+      <w:proofErr w:type="spellEnd"/>
+      <w:r>
+        <w:rPr>
+          <w:sz w:val="18"/>
+          <w:szCs w:val="18"/>
+        </w:rPr>
+        <w:t xml:space="preserve"> int,</w:t>
+      </w:r>
+    </w:p>
+    <w:p>
+      <w:pPr>
+        <w:tabs>
+          <w:tab w:val="left" w:pos="1130"/>
+        </w:tabs>
+        <w:rPr>
+          <w:sz w:val="18"/>
+          <w:szCs w:val="18"/>
+        </w:rPr>
+      </w:pPr>
+      <w:r>
+        <w:rPr>
+          <w:sz w:val="18"/>
+          <w:szCs w:val="18"/>
+        </w:rPr>
+        <w:t xml:space="preserve">-- </w:t>
+      </w:r>
+      <w:proofErr w:type="spellStart"/>
+      <w:r>
+        <w:rPr>
+          <w:sz w:val="18"/>
+          <w:szCs w:val="18"/>
+        </w:rPr>
+        <w:t>f_status</w:t>
+      </w:r>
+      <w:proofErr w:type="spellEnd"/>
+      <w:r>
+        <w:rPr>
+          <w:sz w:val="18"/>
+          <w:szCs w:val="18"/>
+        </w:rPr>
+        <w:t xml:space="preserve"> </w:t>
+      </w:r>
+      <w:proofErr w:type="spellStart"/>
+      <w:r>
+        <w:rPr>
+          <w:sz w:val="18"/>
+          <w:szCs w:val="18"/>
+        </w:rPr>
+        <w:t>sales_status</w:t>
+      </w:r>
+      <w:proofErr w:type="spellEnd"/>
     </w:p>
     <w:p>
       <w:pPr>
@@ -2373,8 +5072,17 @@
           <w:sz w:val="18"/>
           <w:szCs w:val="18"/>
         </w:rPr>
-        <w:t>-- language plpgsql</w:t>
-      </w:r>
+        <w:t xml:space="preserve">-- language </w:t>
+      </w:r>
+      <w:proofErr w:type="spellStart"/>
+      <w:r>
+        <w:rPr>
+          <w:sz w:val="18"/>
+          <w:szCs w:val="18"/>
+        </w:rPr>
+        <w:t>plpgsql</w:t>
+      </w:r>
+      <w:proofErr w:type="spellEnd"/>
     </w:p>
     <w:p>
       <w:pPr>
@@ -2449,7 +5157,23 @@
           <w:sz w:val="18"/>
           <w:szCs w:val="18"/>
         </w:rPr>
-        <w:t xml:space="preserve">-- IF date_range IS NULL </w:t>
+        <w:t xml:space="preserve">-- IF </w:t>
+      </w:r>
+      <w:proofErr w:type="spellStart"/>
+      <w:r>
+        <w:rPr>
+          <w:sz w:val="18"/>
+          <w:szCs w:val="18"/>
+        </w:rPr>
+        <w:t>date_range</w:t>
+      </w:r>
+      <w:proofErr w:type="spellEnd"/>
+      <w:r>
+        <w:rPr>
+          <w:sz w:val="18"/>
+          <w:szCs w:val="18"/>
+        </w:rPr>
+        <w:t xml:space="preserve"> IS NULL </w:t>
       </w:r>
     </w:p>
     <w:p>
@@ -2543,54 +5267,344 @@
           <w:sz w:val="18"/>
           <w:szCs w:val="18"/>
         </w:rPr>
-        <w:t xml:space="preserve">-- select s.sales_id,coalesce(c.name,s.consumer_name),s.cust_id,s.sales_type,s.litres,s.bottles,s.price,s.status </w:t>
-      </w:r>
-    </w:p>
-    <w:p>
-      <w:pPr>
-        <w:tabs>
-          <w:tab w:val="left" w:pos="1130"/>
-        </w:tabs>
-        <w:rPr>
-          <w:sz w:val="18"/>
-          <w:szCs w:val="18"/>
-        </w:rPr>
-      </w:pPr>
-      <w:r>
-        <w:rPr>
-          <w:sz w:val="18"/>
-          <w:szCs w:val="18"/>
-        </w:rPr>
-        <w:t xml:space="preserve">-- from sales s left join customers c on s.cust_id = c.cust_id where created_at::date = now()::date; </w:t>
-      </w:r>
-    </w:p>
-    <w:p>
-      <w:pPr>
-        <w:tabs>
-          <w:tab w:val="left" w:pos="1130"/>
-        </w:tabs>
-        <w:rPr>
-          <w:sz w:val="18"/>
-          <w:szCs w:val="18"/>
-        </w:rPr>
-      </w:pPr>
-    </w:p>
-    <w:p>
-      <w:pPr>
-        <w:tabs>
-          <w:tab w:val="left" w:pos="1130"/>
-        </w:tabs>
-        <w:rPr>
-          <w:sz w:val="18"/>
-          <w:szCs w:val="18"/>
-        </w:rPr>
-      </w:pPr>
-      <w:r>
-        <w:rPr>
-          <w:sz w:val="18"/>
-          <w:szCs w:val="18"/>
-        </w:rPr>
-        <w:t>-- elsif date_range -&gt;&gt; 'start' IS NULL AND date_range -&gt;&gt; 'end' is not null then</w:t>
+        <w:t xml:space="preserve">-- select </w:t>
+      </w:r>
+      <w:proofErr w:type="gramStart"/>
+      <w:r>
+        <w:rPr>
+          <w:sz w:val="18"/>
+          <w:szCs w:val="18"/>
+        </w:rPr>
+        <w:t>s.sales</w:t>
+      </w:r>
+      <w:proofErr w:type="gramEnd"/>
+      <w:r>
+        <w:rPr>
+          <w:sz w:val="18"/>
+          <w:szCs w:val="18"/>
+        </w:rPr>
+        <w:t>_</w:t>
+      </w:r>
+      <w:proofErr w:type="gramStart"/>
+      <w:r>
+        <w:rPr>
+          <w:sz w:val="18"/>
+          <w:szCs w:val="18"/>
+        </w:rPr>
+        <w:t>id,coalesce</w:t>
+      </w:r>
+      <w:proofErr w:type="gramEnd"/>
+      <w:r>
+        <w:rPr>
+          <w:sz w:val="18"/>
+          <w:szCs w:val="18"/>
+        </w:rPr>
+        <w:t>(c.</w:t>
+      </w:r>
+      <w:proofErr w:type="gramStart"/>
+      <w:r>
+        <w:rPr>
+          <w:sz w:val="18"/>
+          <w:szCs w:val="18"/>
+        </w:rPr>
+        <w:t>name,s</w:t>
+      </w:r>
+      <w:proofErr w:type="gramEnd"/>
+      <w:r>
+        <w:rPr>
+          <w:sz w:val="18"/>
+          <w:szCs w:val="18"/>
+        </w:rPr>
+        <w:t>.consumer_name</w:t>
+      </w:r>
+      <w:proofErr w:type="gramStart"/>
+      <w:r>
+        <w:rPr>
+          <w:sz w:val="18"/>
+          <w:szCs w:val="18"/>
+        </w:rPr>
+        <w:t>),s</w:t>
+      </w:r>
+      <w:proofErr w:type="gramEnd"/>
+      <w:r>
+        <w:rPr>
+          <w:sz w:val="18"/>
+          <w:szCs w:val="18"/>
+        </w:rPr>
+        <w:t>.cust_</w:t>
+      </w:r>
+      <w:proofErr w:type="gramStart"/>
+      <w:r>
+        <w:rPr>
+          <w:sz w:val="18"/>
+          <w:szCs w:val="18"/>
+        </w:rPr>
+        <w:t>id,s</w:t>
+      </w:r>
+      <w:proofErr w:type="gramEnd"/>
+      <w:r>
+        <w:rPr>
+          <w:sz w:val="18"/>
+          <w:szCs w:val="18"/>
+        </w:rPr>
+        <w:t>.sales_</w:t>
+      </w:r>
+      <w:proofErr w:type="gramStart"/>
+      <w:r>
+        <w:rPr>
+          <w:sz w:val="18"/>
+          <w:szCs w:val="18"/>
+        </w:rPr>
+        <w:t>type,s</w:t>
+      </w:r>
+      <w:proofErr w:type="gramEnd"/>
+      <w:r>
+        <w:rPr>
+          <w:sz w:val="18"/>
+          <w:szCs w:val="18"/>
+        </w:rPr>
+        <w:t>.</w:t>
+      </w:r>
+      <w:proofErr w:type="gramStart"/>
+      <w:r>
+        <w:rPr>
+          <w:sz w:val="18"/>
+          <w:szCs w:val="18"/>
+        </w:rPr>
+        <w:t>litres,s</w:t>
+      </w:r>
+      <w:proofErr w:type="gramEnd"/>
+      <w:r>
+        <w:rPr>
+          <w:sz w:val="18"/>
+          <w:szCs w:val="18"/>
+        </w:rPr>
+        <w:t>.</w:t>
+      </w:r>
+      <w:proofErr w:type="gramStart"/>
+      <w:r>
+        <w:rPr>
+          <w:sz w:val="18"/>
+          <w:szCs w:val="18"/>
+        </w:rPr>
+        <w:t>bottles,s</w:t>
+      </w:r>
+      <w:proofErr w:type="gramEnd"/>
+      <w:r>
+        <w:rPr>
+          <w:sz w:val="18"/>
+          <w:szCs w:val="18"/>
+        </w:rPr>
+        <w:t>.</w:t>
+      </w:r>
+      <w:proofErr w:type="gramStart"/>
+      <w:r>
+        <w:rPr>
+          <w:sz w:val="18"/>
+          <w:szCs w:val="18"/>
+        </w:rPr>
+        <w:t>price,s</w:t>
+      </w:r>
+      <w:proofErr w:type="gramEnd"/>
+      <w:r>
+        <w:rPr>
+          <w:sz w:val="18"/>
+          <w:szCs w:val="18"/>
+        </w:rPr>
+        <w:t xml:space="preserve">.status </w:t>
+      </w:r>
+    </w:p>
+    <w:p>
+      <w:pPr>
+        <w:tabs>
+          <w:tab w:val="left" w:pos="1130"/>
+        </w:tabs>
+        <w:rPr>
+          <w:sz w:val="18"/>
+          <w:szCs w:val="18"/>
+        </w:rPr>
+      </w:pPr>
+      <w:r>
+        <w:rPr>
+          <w:sz w:val="18"/>
+          <w:szCs w:val="18"/>
+        </w:rPr>
+        <w:t xml:space="preserve">-- from sales s left join customers c on </w:t>
+      </w:r>
+      <w:proofErr w:type="spellStart"/>
+      <w:proofErr w:type="gramStart"/>
+      <w:r>
+        <w:rPr>
+          <w:sz w:val="18"/>
+          <w:szCs w:val="18"/>
+        </w:rPr>
+        <w:t>s.cust</w:t>
+      </w:r>
+      <w:proofErr w:type="gramEnd"/>
+      <w:r>
+        <w:rPr>
+          <w:sz w:val="18"/>
+          <w:szCs w:val="18"/>
+        </w:rPr>
+        <w:t>_id</w:t>
+      </w:r>
+      <w:proofErr w:type="spellEnd"/>
+      <w:r>
+        <w:rPr>
+          <w:sz w:val="18"/>
+          <w:szCs w:val="18"/>
+        </w:rPr>
+        <w:t xml:space="preserve"> = </w:t>
+      </w:r>
+      <w:proofErr w:type="spellStart"/>
+      <w:proofErr w:type="gramStart"/>
+      <w:r>
+        <w:rPr>
+          <w:sz w:val="18"/>
+          <w:szCs w:val="18"/>
+        </w:rPr>
+        <w:t>c.cust</w:t>
+      </w:r>
+      <w:proofErr w:type="gramEnd"/>
+      <w:r>
+        <w:rPr>
+          <w:sz w:val="18"/>
+          <w:szCs w:val="18"/>
+        </w:rPr>
+        <w:t>_id</w:t>
+      </w:r>
+      <w:proofErr w:type="spellEnd"/>
+      <w:r>
+        <w:rPr>
+          <w:sz w:val="18"/>
+          <w:szCs w:val="18"/>
+        </w:rPr>
+        <w:t xml:space="preserve"> where </w:t>
+      </w:r>
+      <w:proofErr w:type="spellStart"/>
+      <w:r>
+        <w:rPr>
+          <w:sz w:val="18"/>
+          <w:szCs w:val="18"/>
+        </w:rPr>
+        <w:t>created_</w:t>
+      </w:r>
+      <w:proofErr w:type="gramStart"/>
+      <w:r>
+        <w:rPr>
+          <w:sz w:val="18"/>
+          <w:szCs w:val="18"/>
+        </w:rPr>
+        <w:t>at</w:t>
+      </w:r>
+      <w:proofErr w:type="spellEnd"/>
+      <w:r>
+        <w:rPr>
+          <w:sz w:val="18"/>
+          <w:szCs w:val="18"/>
+        </w:rPr>
+        <w:t>::</w:t>
+      </w:r>
+      <w:proofErr w:type="gramEnd"/>
+      <w:r>
+        <w:rPr>
+          <w:sz w:val="18"/>
+          <w:szCs w:val="18"/>
+        </w:rPr>
+        <w:t xml:space="preserve">date = </w:t>
+      </w:r>
+      <w:proofErr w:type="gramStart"/>
+      <w:r>
+        <w:rPr>
+          <w:sz w:val="18"/>
+          <w:szCs w:val="18"/>
+        </w:rPr>
+        <w:t>now()::</w:t>
+      </w:r>
+      <w:proofErr w:type="gramEnd"/>
+      <w:r>
+        <w:rPr>
+          <w:sz w:val="18"/>
+          <w:szCs w:val="18"/>
+        </w:rPr>
+        <w:t xml:space="preserve">date; </w:t>
+      </w:r>
+    </w:p>
+    <w:p>
+      <w:pPr>
+        <w:tabs>
+          <w:tab w:val="left" w:pos="1130"/>
+        </w:tabs>
+        <w:rPr>
+          <w:sz w:val="18"/>
+          <w:szCs w:val="18"/>
+        </w:rPr>
+      </w:pPr>
+    </w:p>
+    <w:p>
+      <w:pPr>
+        <w:tabs>
+          <w:tab w:val="left" w:pos="1130"/>
+        </w:tabs>
+        <w:rPr>
+          <w:sz w:val="18"/>
+          <w:szCs w:val="18"/>
+        </w:rPr>
+      </w:pPr>
+      <w:r>
+        <w:rPr>
+          <w:sz w:val="18"/>
+          <w:szCs w:val="18"/>
+        </w:rPr>
+        <w:t xml:space="preserve">-- </w:t>
+      </w:r>
+      <w:proofErr w:type="spellStart"/>
+      <w:r>
+        <w:rPr>
+          <w:sz w:val="18"/>
+          <w:szCs w:val="18"/>
+        </w:rPr>
+        <w:t>elsif</w:t>
+      </w:r>
+      <w:proofErr w:type="spellEnd"/>
+      <w:r>
+        <w:rPr>
+          <w:sz w:val="18"/>
+          <w:szCs w:val="18"/>
+        </w:rPr>
+        <w:t xml:space="preserve"> </w:t>
+      </w:r>
+      <w:proofErr w:type="spellStart"/>
+      <w:r>
+        <w:rPr>
+          <w:sz w:val="18"/>
+          <w:szCs w:val="18"/>
+        </w:rPr>
+        <w:t>date_range</w:t>
+      </w:r>
+      <w:proofErr w:type="spellEnd"/>
+      <w:r>
+        <w:rPr>
+          <w:sz w:val="18"/>
+          <w:szCs w:val="18"/>
+        </w:rPr>
+        <w:t xml:space="preserve"> -&gt;&gt; 'start' IS NULL AND </w:t>
+      </w:r>
+      <w:proofErr w:type="spellStart"/>
+      <w:r>
+        <w:rPr>
+          <w:sz w:val="18"/>
+          <w:szCs w:val="18"/>
+        </w:rPr>
+        <w:t>date_range</w:t>
+      </w:r>
+      <w:proofErr w:type="spellEnd"/>
+      <w:r>
+        <w:rPr>
+          <w:sz w:val="18"/>
+          <w:szCs w:val="18"/>
+        </w:rPr>
+        <w:t xml:space="preserve"> -&gt;&gt; 'end' is not null then</w:t>
       </w:r>
     </w:p>
     <w:p>
@@ -2626,54 +5640,360 @@
           <w:sz w:val="18"/>
           <w:szCs w:val="18"/>
         </w:rPr>
-        <w:t xml:space="preserve">-- select s.sales_id,coalesce(c.name,s.consumer_name),s.cust_id,s.sales_type,s.litres,s.bottles,s.price,s.status </w:t>
-      </w:r>
-    </w:p>
-    <w:p>
-      <w:pPr>
-        <w:tabs>
-          <w:tab w:val="left" w:pos="1130"/>
-        </w:tabs>
-        <w:rPr>
-          <w:sz w:val="18"/>
-          <w:szCs w:val="18"/>
-        </w:rPr>
-      </w:pPr>
-      <w:r>
-        <w:rPr>
-          <w:sz w:val="18"/>
-          <w:szCs w:val="18"/>
-        </w:rPr>
-        <w:t>-- from sales s left join customers c on s.cust_id = c.cust_id where created_at::date &lt;= (date_range-&gt;&gt;'end')::date;</w:t>
-      </w:r>
-    </w:p>
-    <w:p>
-      <w:pPr>
-        <w:tabs>
-          <w:tab w:val="left" w:pos="1130"/>
-        </w:tabs>
-        <w:rPr>
-          <w:sz w:val="18"/>
-          <w:szCs w:val="18"/>
-        </w:rPr>
-      </w:pPr>
-    </w:p>
-    <w:p>
-      <w:pPr>
-        <w:tabs>
-          <w:tab w:val="left" w:pos="1130"/>
-        </w:tabs>
-        <w:rPr>
-          <w:sz w:val="18"/>
-          <w:szCs w:val="18"/>
-        </w:rPr>
-      </w:pPr>
-      <w:r>
-        <w:rPr>
-          <w:sz w:val="18"/>
-          <w:szCs w:val="18"/>
-        </w:rPr>
-        <w:t>-- elsif date_range -&gt;&gt; 'end' IS NULL AND date_range -&gt;&gt; 'start' is not null then</w:t>
+        <w:t xml:space="preserve">-- select </w:t>
+      </w:r>
+      <w:proofErr w:type="gramStart"/>
+      <w:r>
+        <w:rPr>
+          <w:sz w:val="18"/>
+          <w:szCs w:val="18"/>
+        </w:rPr>
+        <w:t>s.sales</w:t>
+      </w:r>
+      <w:proofErr w:type="gramEnd"/>
+      <w:r>
+        <w:rPr>
+          <w:sz w:val="18"/>
+          <w:szCs w:val="18"/>
+        </w:rPr>
+        <w:t>_</w:t>
+      </w:r>
+      <w:proofErr w:type="gramStart"/>
+      <w:r>
+        <w:rPr>
+          <w:sz w:val="18"/>
+          <w:szCs w:val="18"/>
+        </w:rPr>
+        <w:t>id,coalesce</w:t>
+      </w:r>
+      <w:proofErr w:type="gramEnd"/>
+      <w:r>
+        <w:rPr>
+          <w:sz w:val="18"/>
+          <w:szCs w:val="18"/>
+        </w:rPr>
+        <w:t>(c.</w:t>
+      </w:r>
+      <w:proofErr w:type="gramStart"/>
+      <w:r>
+        <w:rPr>
+          <w:sz w:val="18"/>
+          <w:szCs w:val="18"/>
+        </w:rPr>
+        <w:t>name,s</w:t>
+      </w:r>
+      <w:proofErr w:type="gramEnd"/>
+      <w:r>
+        <w:rPr>
+          <w:sz w:val="18"/>
+          <w:szCs w:val="18"/>
+        </w:rPr>
+        <w:t>.consumer_name</w:t>
+      </w:r>
+      <w:proofErr w:type="gramStart"/>
+      <w:r>
+        <w:rPr>
+          <w:sz w:val="18"/>
+          <w:szCs w:val="18"/>
+        </w:rPr>
+        <w:t>),s</w:t>
+      </w:r>
+      <w:proofErr w:type="gramEnd"/>
+      <w:r>
+        <w:rPr>
+          <w:sz w:val="18"/>
+          <w:szCs w:val="18"/>
+        </w:rPr>
+        <w:t>.cust_</w:t>
+      </w:r>
+      <w:proofErr w:type="gramStart"/>
+      <w:r>
+        <w:rPr>
+          <w:sz w:val="18"/>
+          <w:szCs w:val="18"/>
+        </w:rPr>
+        <w:t>id,s</w:t>
+      </w:r>
+      <w:proofErr w:type="gramEnd"/>
+      <w:r>
+        <w:rPr>
+          <w:sz w:val="18"/>
+          <w:szCs w:val="18"/>
+        </w:rPr>
+        <w:t>.sales_</w:t>
+      </w:r>
+      <w:proofErr w:type="gramStart"/>
+      <w:r>
+        <w:rPr>
+          <w:sz w:val="18"/>
+          <w:szCs w:val="18"/>
+        </w:rPr>
+        <w:t>type,s</w:t>
+      </w:r>
+      <w:proofErr w:type="gramEnd"/>
+      <w:r>
+        <w:rPr>
+          <w:sz w:val="18"/>
+          <w:szCs w:val="18"/>
+        </w:rPr>
+        <w:t>.</w:t>
+      </w:r>
+      <w:proofErr w:type="gramStart"/>
+      <w:r>
+        <w:rPr>
+          <w:sz w:val="18"/>
+          <w:szCs w:val="18"/>
+        </w:rPr>
+        <w:t>litres,s</w:t>
+      </w:r>
+      <w:proofErr w:type="gramEnd"/>
+      <w:r>
+        <w:rPr>
+          <w:sz w:val="18"/>
+          <w:szCs w:val="18"/>
+        </w:rPr>
+        <w:t>.</w:t>
+      </w:r>
+      <w:proofErr w:type="gramStart"/>
+      <w:r>
+        <w:rPr>
+          <w:sz w:val="18"/>
+          <w:szCs w:val="18"/>
+        </w:rPr>
+        <w:t>bottles,s</w:t>
+      </w:r>
+      <w:proofErr w:type="gramEnd"/>
+      <w:r>
+        <w:rPr>
+          <w:sz w:val="18"/>
+          <w:szCs w:val="18"/>
+        </w:rPr>
+        <w:t>.</w:t>
+      </w:r>
+      <w:proofErr w:type="gramStart"/>
+      <w:r>
+        <w:rPr>
+          <w:sz w:val="18"/>
+          <w:szCs w:val="18"/>
+        </w:rPr>
+        <w:t>price,s</w:t>
+      </w:r>
+      <w:proofErr w:type="gramEnd"/>
+      <w:r>
+        <w:rPr>
+          <w:sz w:val="18"/>
+          <w:szCs w:val="18"/>
+        </w:rPr>
+        <w:t xml:space="preserve">.status </w:t>
+      </w:r>
+    </w:p>
+    <w:p>
+      <w:pPr>
+        <w:tabs>
+          <w:tab w:val="left" w:pos="1130"/>
+        </w:tabs>
+        <w:rPr>
+          <w:sz w:val="18"/>
+          <w:szCs w:val="18"/>
+        </w:rPr>
+      </w:pPr>
+      <w:r>
+        <w:rPr>
+          <w:sz w:val="18"/>
+          <w:szCs w:val="18"/>
+        </w:rPr>
+        <w:t xml:space="preserve">-- from sales s left join customers c on </w:t>
+      </w:r>
+      <w:proofErr w:type="spellStart"/>
+      <w:proofErr w:type="gramStart"/>
+      <w:r>
+        <w:rPr>
+          <w:sz w:val="18"/>
+          <w:szCs w:val="18"/>
+        </w:rPr>
+        <w:t>s.cust</w:t>
+      </w:r>
+      <w:proofErr w:type="gramEnd"/>
+      <w:r>
+        <w:rPr>
+          <w:sz w:val="18"/>
+          <w:szCs w:val="18"/>
+        </w:rPr>
+        <w:t>_id</w:t>
+      </w:r>
+      <w:proofErr w:type="spellEnd"/>
+      <w:r>
+        <w:rPr>
+          <w:sz w:val="18"/>
+          <w:szCs w:val="18"/>
+        </w:rPr>
+        <w:t xml:space="preserve"> = </w:t>
+      </w:r>
+      <w:proofErr w:type="spellStart"/>
+      <w:proofErr w:type="gramStart"/>
+      <w:r>
+        <w:rPr>
+          <w:sz w:val="18"/>
+          <w:szCs w:val="18"/>
+        </w:rPr>
+        <w:t>c.cust</w:t>
+      </w:r>
+      <w:proofErr w:type="gramEnd"/>
+      <w:r>
+        <w:rPr>
+          <w:sz w:val="18"/>
+          <w:szCs w:val="18"/>
+        </w:rPr>
+        <w:t>_id</w:t>
+      </w:r>
+      <w:proofErr w:type="spellEnd"/>
+      <w:r>
+        <w:rPr>
+          <w:sz w:val="18"/>
+          <w:szCs w:val="18"/>
+        </w:rPr>
+        <w:t xml:space="preserve"> where </w:t>
+      </w:r>
+      <w:proofErr w:type="spellStart"/>
+      <w:r>
+        <w:rPr>
+          <w:sz w:val="18"/>
+          <w:szCs w:val="18"/>
+        </w:rPr>
+        <w:t>created_</w:t>
+      </w:r>
+      <w:proofErr w:type="gramStart"/>
+      <w:r>
+        <w:rPr>
+          <w:sz w:val="18"/>
+          <w:szCs w:val="18"/>
+        </w:rPr>
+        <w:t>at</w:t>
+      </w:r>
+      <w:proofErr w:type="spellEnd"/>
+      <w:r>
+        <w:rPr>
+          <w:sz w:val="18"/>
+          <w:szCs w:val="18"/>
+        </w:rPr>
+        <w:t>::</w:t>
+      </w:r>
+      <w:proofErr w:type="gramEnd"/>
+      <w:r>
+        <w:rPr>
+          <w:sz w:val="18"/>
+          <w:szCs w:val="18"/>
+        </w:rPr>
+        <w:t>date &lt;= (</w:t>
+      </w:r>
+      <w:proofErr w:type="spellStart"/>
+      <w:r>
+        <w:rPr>
+          <w:sz w:val="18"/>
+          <w:szCs w:val="18"/>
+        </w:rPr>
+        <w:t>date_range</w:t>
+      </w:r>
+      <w:proofErr w:type="spellEnd"/>
+      <w:r>
+        <w:rPr>
+          <w:sz w:val="18"/>
+          <w:szCs w:val="18"/>
+        </w:rPr>
+        <w:t>-&gt;&gt;'end'</w:t>
+      </w:r>
+      <w:proofErr w:type="gramStart"/>
+      <w:r>
+        <w:rPr>
+          <w:sz w:val="18"/>
+          <w:szCs w:val="18"/>
+        </w:rPr>
+        <w:t>)::</w:t>
+      </w:r>
+      <w:proofErr w:type="gramEnd"/>
+      <w:r>
+        <w:rPr>
+          <w:sz w:val="18"/>
+          <w:szCs w:val="18"/>
+        </w:rPr>
+        <w:t>date;</w:t>
+      </w:r>
+    </w:p>
+    <w:p>
+      <w:pPr>
+        <w:tabs>
+          <w:tab w:val="left" w:pos="1130"/>
+        </w:tabs>
+        <w:rPr>
+          <w:sz w:val="18"/>
+          <w:szCs w:val="18"/>
+        </w:rPr>
+      </w:pPr>
+    </w:p>
+    <w:p>
+      <w:pPr>
+        <w:tabs>
+          <w:tab w:val="left" w:pos="1130"/>
+        </w:tabs>
+        <w:rPr>
+          <w:sz w:val="18"/>
+          <w:szCs w:val="18"/>
+        </w:rPr>
+      </w:pPr>
+      <w:r>
+        <w:rPr>
+          <w:sz w:val="18"/>
+          <w:szCs w:val="18"/>
+        </w:rPr>
+        <w:t xml:space="preserve">-- </w:t>
+      </w:r>
+      <w:proofErr w:type="spellStart"/>
+      <w:r>
+        <w:rPr>
+          <w:sz w:val="18"/>
+          <w:szCs w:val="18"/>
+        </w:rPr>
+        <w:t>elsif</w:t>
+      </w:r>
+      <w:proofErr w:type="spellEnd"/>
+      <w:r>
+        <w:rPr>
+          <w:sz w:val="18"/>
+          <w:szCs w:val="18"/>
+        </w:rPr>
+        <w:t xml:space="preserve"> </w:t>
+      </w:r>
+      <w:proofErr w:type="spellStart"/>
+      <w:r>
+        <w:rPr>
+          <w:sz w:val="18"/>
+          <w:szCs w:val="18"/>
+        </w:rPr>
+        <w:t>date_range</w:t>
+      </w:r>
+      <w:proofErr w:type="spellEnd"/>
+      <w:r>
+        <w:rPr>
+          <w:sz w:val="18"/>
+          <w:szCs w:val="18"/>
+        </w:rPr>
+        <w:t xml:space="preserve"> -&gt;&gt; 'end' IS NULL AND </w:t>
+      </w:r>
+      <w:proofErr w:type="spellStart"/>
+      <w:r>
+        <w:rPr>
+          <w:sz w:val="18"/>
+          <w:szCs w:val="18"/>
+        </w:rPr>
+        <w:t>date_range</w:t>
+      </w:r>
+      <w:proofErr w:type="spellEnd"/>
+      <w:r>
+        <w:rPr>
+          <w:sz w:val="18"/>
+          <w:szCs w:val="18"/>
+        </w:rPr>
+        <w:t xml:space="preserve"> -&gt;&gt; 'start' is not null then</w:t>
       </w:r>
     </w:p>
     <w:p>
@@ -2720,25 +6040,283 @@
           <w:sz w:val="18"/>
           <w:szCs w:val="18"/>
         </w:rPr>
-        <w:t xml:space="preserve">-- select s.sales_id,coalesce(c.name,s.consumer_name),s.cust_id,s.sales_type,s.litres,s.bottles,s.price,s.status </w:t>
-      </w:r>
-    </w:p>
-    <w:p>
-      <w:pPr>
-        <w:tabs>
-          <w:tab w:val="left" w:pos="1130"/>
-        </w:tabs>
-        <w:rPr>
-          <w:sz w:val="18"/>
-          <w:szCs w:val="18"/>
-        </w:rPr>
-      </w:pPr>
-      <w:r>
-        <w:rPr>
-          <w:sz w:val="18"/>
-          <w:szCs w:val="18"/>
-        </w:rPr>
-        <w:t>-- from sales s left join customers c on s.cust_id = c.cust_id where created_at::date &gt;= (date_range -&gt;&gt; 'start')::date;</w:t>
+        <w:t xml:space="preserve">-- select </w:t>
+      </w:r>
+      <w:proofErr w:type="gramStart"/>
+      <w:r>
+        <w:rPr>
+          <w:sz w:val="18"/>
+          <w:szCs w:val="18"/>
+        </w:rPr>
+        <w:t>s.sales</w:t>
+      </w:r>
+      <w:proofErr w:type="gramEnd"/>
+      <w:r>
+        <w:rPr>
+          <w:sz w:val="18"/>
+          <w:szCs w:val="18"/>
+        </w:rPr>
+        <w:t>_</w:t>
+      </w:r>
+      <w:proofErr w:type="gramStart"/>
+      <w:r>
+        <w:rPr>
+          <w:sz w:val="18"/>
+          <w:szCs w:val="18"/>
+        </w:rPr>
+        <w:t>id,coalesce</w:t>
+      </w:r>
+      <w:proofErr w:type="gramEnd"/>
+      <w:r>
+        <w:rPr>
+          <w:sz w:val="18"/>
+          <w:szCs w:val="18"/>
+        </w:rPr>
+        <w:t>(c.</w:t>
+      </w:r>
+      <w:proofErr w:type="gramStart"/>
+      <w:r>
+        <w:rPr>
+          <w:sz w:val="18"/>
+          <w:szCs w:val="18"/>
+        </w:rPr>
+        <w:t>name,s</w:t>
+      </w:r>
+      <w:proofErr w:type="gramEnd"/>
+      <w:r>
+        <w:rPr>
+          <w:sz w:val="18"/>
+          <w:szCs w:val="18"/>
+        </w:rPr>
+        <w:t>.consumer_name</w:t>
+      </w:r>
+      <w:proofErr w:type="gramStart"/>
+      <w:r>
+        <w:rPr>
+          <w:sz w:val="18"/>
+          <w:szCs w:val="18"/>
+        </w:rPr>
+        <w:t>),s</w:t>
+      </w:r>
+      <w:proofErr w:type="gramEnd"/>
+      <w:r>
+        <w:rPr>
+          <w:sz w:val="18"/>
+          <w:szCs w:val="18"/>
+        </w:rPr>
+        <w:t>.cust_</w:t>
+      </w:r>
+      <w:proofErr w:type="gramStart"/>
+      <w:r>
+        <w:rPr>
+          <w:sz w:val="18"/>
+          <w:szCs w:val="18"/>
+        </w:rPr>
+        <w:t>id,s</w:t>
+      </w:r>
+      <w:proofErr w:type="gramEnd"/>
+      <w:r>
+        <w:rPr>
+          <w:sz w:val="18"/>
+          <w:szCs w:val="18"/>
+        </w:rPr>
+        <w:t>.sales_</w:t>
+      </w:r>
+      <w:proofErr w:type="gramStart"/>
+      <w:r>
+        <w:rPr>
+          <w:sz w:val="18"/>
+          <w:szCs w:val="18"/>
+        </w:rPr>
+        <w:t>type,s</w:t>
+      </w:r>
+      <w:proofErr w:type="gramEnd"/>
+      <w:r>
+        <w:rPr>
+          <w:sz w:val="18"/>
+          <w:szCs w:val="18"/>
+        </w:rPr>
+        <w:t>.</w:t>
+      </w:r>
+      <w:proofErr w:type="gramStart"/>
+      <w:r>
+        <w:rPr>
+          <w:sz w:val="18"/>
+          <w:szCs w:val="18"/>
+        </w:rPr>
+        <w:t>litres,s</w:t>
+      </w:r>
+      <w:proofErr w:type="gramEnd"/>
+      <w:r>
+        <w:rPr>
+          <w:sz w:val="18"/>
+          <w:szCs w:val="18"/>
+        </w:rPr>
+        <w:t>.</w:t>
+      </w:r>
+      <w:proofErr w:type="gramStart"/>
+      <w:r>
+        <w:rPr>
+          <w:sz w:val="18"/>
+          <w:szCs w:val="18"/>
+        </w:rPr>
+        <w:t>bottles,s</w:t>
+      </w:r>
+      <w:proofErr w:type="gramEnd"/>
+      <w:r>
+        <w:rPr>
+          <w:sz w:val="18"/>
+          <w:szCs w:val="18"/>
+        </w:rPr>
+        <w:t>.</w:t>
+      </w:r>
+      <w:proofErr w:type="gramStart"/>
+      <w:r>
+        <w:rPr>
+          <w:sz w:val="18"/>
+          <w:szCs w:val="18"/>
+        </w:rPr>
+        <w:t>price,s</w:t>
+      </w:r>
+      <w:proofErr w:type="gramEnd"/>
+      <w:r>
+        <w:rPr>
+          <w:sz w:val="18"/>
+          <w:szCs w:val="18"/>
+        </w:rPr>
+        <w:t xml:space="preserve">.status </w:t>
+      </w:r>
+    </w:p>
+    <w:p>
+      <w:pPr>
+        <w:tabs>
+          <w:tab w:val="left" w:pos="1130"/>
+        </w:tabs>
+        <w:rPr>
+          <w:sz w:val="18"/>
+          <w:szCs w:val="18"/>
+        </w:rPr>
+      </w:pPr>
+      <w:r>
+        <w:rPr>
+          <w:sz w:val="18"/>
+          <w:szCs w:val="18"/>
+        </w:rPr>
+        <w:t xml:space="preserve">-- from sales s left join customers c on </w:t>
+      </w:r>
+      <w:proofErr w:type="spellStart"/>
+      <w:proofErr w:type="gramStart"/>
+      <w:r>
+        <w:rPr>
+          <w:sz w:val="18"/>
+          <w:szCs w:val="18"/>
+        </w:rPr>
+        <w:t>s.cust</w:t>
+      </w:r>
+      <w:proofErr w:type="gramEnd"/>
+      <w:r>
+        <w:rPr>
+          <w:sz w:val="18"/>
+          <w:szCs w:val="18"/>
+        </w:rPr>
+        <w:t>_id</w:t>
+      </w:r>
+      <w:proofErr w:type="spellEnd"/>
+      <w:r>
+        <w:rPr>
+          <w:sz w:val="18"/>
+          <w:szCs w:val="18"/>
+        </w:rPr>
+        <w:t xml:space="preserve"> = </w:t>
+      </w:r>
+      <w:proofErr w:type="spellStart"/>
+      <w:proofErr w:type="gramStart"/>
+      <w:r>
+        <w:rPr>
+          <w:sz w:val="18"/>
+          <w:szCs w:val="18"/>
+        </w:rPr>
+        <w:t>c.cust</w:t>
+      </w:r>
+      <w:proofErr w:type="gramEnd"/>
+      <w:r>
+        <w:rPr>
+          <w:sz w:val="18"/>
+          <w:szCs w:val="18"/>
+        </w:rPr>
+        <w:t>_id</w:t>
+      </w:r>
+      <w:proofErr w:type="spellEnd"/>
+      <w:r>
+        <w:rPr>
+          <w:sz w:val="18"/>
+          <w:szCs w:val="18"/>
+        </w:rPr>
+        <w:t xml:space="preserve"> where </w:t>
+      </w:r>
+      <w:proofErr w:type="spellStart"/>
+      <w:r>
+        <w:rPr>
+          <w:sz w:val="18"/>
+          <w:szCs w:val="18"/>
+        </w:rPr>
+        <w:t>created_</w:t>
+      </w:r>
+      <w:proofErr w:type="gramStart"/>
+      <w:r>
+        <w:rPr>
+          <w:sz w:val="18"/>
+          <w:szCs w:val="18"/>
+        </w:rPr>
+        <w:t>at</w:t>
+      </w:r>
+      <w:proofErr w:type="spellEnd"/>
+      <w:r>
+        <w:rPr>
+          <w:sz w:val="18"/>
+          <w:szCs w:val="18"/>
+        </w:rPr>
+        <w:t>::</w:t>
+      </w:r>
+      <w:proofErr w:type="gramEnd"/>
+      <w:r>
+        <w:rPr>
+          <w:sz w:val="18"/>
+          <w:szCs w:val="18"/>
+        </w:rPr>
+        <w:t>date &gt;= (</w:t>
+      </w:r>
+      <w:proofErr w:type="spellStart"/>
+      <w:r>
+        <w:rPr>
+          <w:sz w:val="18"/>
+          <w:szCs w:val="18"/>
+        </w:rPr>
+        <w:t>date_range</w:t>
+      </w:r>
+      <w:proofErr w:type="spellEnd"/>
+      <w:r>
+        <w:rPr>
+          <w:sz w:val="18"/>
+          <w:szCs w:val="18"/>
+        </w:rPr>
+        <w:t xml:space="preserve"> -&gt;&gt; 'start'</w:t>
+      </w:r>
+      <w:proofErr w:type="gramStart"/>
+      <w:r>
+        <w:rPr>
+          <w:sz w:val="18"/>
+          <w:szCs w:val="18"/>
+        </w:rPr>
+        <w:t>)::</w:t>
+      </w:r>
+      <w:proofErr w:type="gramEnd"/>
+      <w:r>
+        <w:rPr>
+          <w:sz w:val="18"/>
+          <w:szCs w:val="18"/>
+        </w:rPr>
+        <w:t>date;</w:t>
       </w:r>
     </w:p>
     <w:p>
@@ -2803,25 +6381,315 @@
           <w:sz w:val="18"/>
           <w:szCs w:val="18"/>
         </w:rPr>
-        <w:t xml:space="preserve">-- select s.sales_id,coalesce(c.name,s.consumer_name),s.cust_id,s.sales_type,s.litres,s.bottles,s.price,s.status </w:t>
-      </w:r>
-    </w:p>
-    <w:p>
-      <w:pPr>
-        <w:tabs>
-          <w:tab w:val="left" w:pos="1130"/>
-        </w:tabs>
-        <w:rPr>
-          <w:sz w:val="18"/>
-          <w:szCs w:val="18"/>
-        </w:rPr>
-      </w:pPr>
-      <w:r>
-        <w:rPr>
-          <w:sz w:val="18"/>
-          <w:szCs w:val="18"/>
-        </w:rPr>
-        <w:t xml:space="preserve">-- from sales s left join customers c on s.cust_id = c.cust_id where created_at::date  between (date_range-&gt;&gt;'start')::date and (date_range-&gt;&gt;'end')::date; </w:t>
+        <w:t xml:space="preserve">-- select </w:t>
+      </w:r>
+      <w:proofErr w:type="gramStart"/>
+      <w:r>
+        <w:rPr>
+          <w:sz w:val="18"/>
+          <w:szCs w:val="18"/>
+        </w:rPr>
+        <w:t>s.sales</w:t>
+      </w:r>
+      <w:proofErr w:type="gramEnd"/>
+      <w:r>
+        <w:rPr>
+          <w:sz w:val="18"/>
+          <w:szCs w:val="18"/>
+        </w:rPr>
+        <w:t>_</w:t>
+      </w:r>
+      <w:proofErr w:type="gramStart"/>
+      <w:r>
+        <w:rPr>
+          <w:sz w:val="18"/>
+          <w:szCs w:val="18"/>
+        </w:rPr>
+        <w:t>id,coalesce</w:t>
+      </w:r>
+      <w:proofErr w:type="gramEnd"/>
+      <w:r>
+        <w:rPr>
+          <w:sz w:val="18"/>
+          <w:szCs w:val="18"/>
+        </w:rPr>
+        <w:t>(c.</w:t>
+      </w:r>
+      <w:proofErr w:type="gramStart"/>
+      <w:r>
+        <w:rPr>
+          <w:sz w:val="18"/>
+          <w:szCs w:val="18"/>
+        </w:rPr>
+        <w:t>name,s</w:t>
+      </w:r>
+      <w:proofErr w:type="gramEnd"/>
+      <w:r>
+        <w:rPr>
+          <w:sz w:val="18"/>
+          <w:szCs w:val="18"/>
+        </w:rPr>
+        <w:t>.consumer_name</w:t>
+      </w:r>
+      <w:proofErr w:type="gramStart"/>
+      <w:r>
+        <w:rPr>
+          <w:sz w:val="18"/>
+          <w:szCs w:val="18"/>
+        </w:rPr>
+        <w:t>),s</w:t>
+      </w:r>
+      <w:proofErr w:type="gramEnd"/>
+      <w:r>
+        <w:rPr>
+          <w:sz w:val="18"/>
+          <w:szCs w:val="18"/>
+        </w:rPr>
+        <w:t>.cust_</w:t>
+      </w:r>
+      <w:proofErr w:type="gramStart"/>
+      <w:r>
+        <w:rPr>
+          <w:sz w:val="18"/>
+          <w:szCs w:val="18"/>
+        </w:rPr>
+        <w:t>id,s</w:t>
+      </w:r>
+      <w:proofErr w:type="gramEnd"/>
+      <w:r>
+        <w:rPr>
+          <w:sz w:val="18"/>
+          <w:szCs w:val="18"/>
+        </w:rPr>
+        <w:t>.sales_</w:t>
+      </w:r>
+      <w:proofErr w:type="gramStart"/>
+      <w:r>
+        <w:rPr>
+          <w:sz w:val="18"/>
+          <w:szCs w:val="18"/>
+        </w:rPr>
+        <w:t>type,s</w:t>
+      </w:r>
+      <w:proofErr w:type="gramEnd"/>
+      <w:r>
+        <w:rPr>
+          <w:sz w:val="18"/>
+          <w:szCs w:val="18"/>
+        </w:rPr>
+        <w:t>.</w:t>
+      </w:r>
+      <w:proofErr w:type="gramStart"/>
+      <w:r>
+        <w:rPr>
+          <w:sz w:val="18"/>
+          <w:szCs w:val="18"/>
+        </w:rPr>
+        <w:t>litres,s</w:t>
+      </w:r>
+      <w:proofErr w:type="gramEnd"/>
+      <w:r>
+        <w:rPr>
+          <w:sz w:val="18"/>
+          <w:szCs w:val="18"/>
+        </w:rPr>
+        <w:t>.</w:t>
+      </w:r>
+      <w:proofErr w:type="gramStart"/>
+      <w:r>
+        <w:rPr>
+          <w:sz w:val="18"/>
+          <w:szCs w:val="18"/>
+        </w:rPr>
+        <w:t>bottles,s</w:t>
+      </w:r>
+      <w:proofErr w:type="gramEnd"/>
+      <w:r>
+        <w:rPr>
+          <w:sz w:val="18"/>
+          <w:szCs w:val="18"/>
+        </w:rPr>
+        <w:t>.</w:t>
+      </w:r>
+      <w:proofErr w:type="gramStart"/>
+      <w:r>
+        <w:rPr>
+          <w:sz w:val="18"/>
+          <w:szCs w:val="18"/>
+        </w:rPr>
+        <w:t>price,s</w:t>
+      </w:r>
+      <w:proofErr w:type="gramEnd"/>
+      <w:r>
+        <w:rPr>
+          <w:sz w:val="18"/>
+          <w:szCs w:val="18"/>
+        </w:rPr>
+        <w:t xml:space="preserve">.status </w:t>
+      </w:r>
+    </w:p>
+    <w:p>
+      <w:pPr>
+        <w:tabs>
+          <w:tab w:val="left" w:pos="1130"/>
+        </w:tabs>
+        <w:rPr>
+          <w:sz w:val="18"/>
+          <w:szCs w:val="18"/>
+        </w:rPr>
+      </w:pPr>
+      <w:r>
+        <w:rPr>
+          <w:sz w:val="18"/>
+          <w:szCs w:val="18"/>
+        </w:rPr>
+        <w:t xml:space="preserve">-- from sales s left join customers c on </w:t>
+      </w:r>
+      <w:proofErr w:type="spellStart"/>
+      <w:proofErr w:type="gramStart"/>
+      <w:r>
+        <w:rPr>
+          <w:sz w:val="18"/>
+          <w:szCs w:val="18"/>
+        </w:rPr>
+        <w:t>s.cust</w:t>
+      </w:r>
+      <w:proofErr w:type="gramEnd"/>
+      <w:r>
+        <w:rPr>
+          <w:sz w:val="18"/>
+          <w:szCs w:val="18"/>
+        </w:rPr>
+        <w:t>_id</w:t>
+      </w:r>
+      <w:proofErr w:type="spellEnd"/>
+      <w:r>
+        <w:rPr>
+          <w:sz w:val="18"/>
+          <w:szCs w:val="18"/>
+        </w:rPr>
+        <w:t xml:space="preserve"> = </w:t>
+      </w:r>
+      <w:proofErr w:type="spellStart"/>
+      <w:proofErr w:type="gramStart"/>
+      <w:r>
+        <w:rPr>
+          <w:sz w:val="18"/>
+          <w:szCs w:val="18"/>
+        </w:rPr>
+        <w:t>c.cust</w:t>
+      </w:r>
+      <w:proofErr w:type="gramEnd"/>
+      <w:r>
+        <w:rPr>
+          <w:sz w:val="18"/>
+          <w:szCs w:val="18"/>
+        </w:rPr>
+        <w:t>_id</w:t>
+      </w:r>
+      <w:proofErr w:type="spellEnd"/>
+      <w:r>
+        <w:rPr>
+          <w:sz w:val="18"/>
+          <w:szCs w:val="18"/>
+        </w:rPr>
+        <w:t xml:space="preserve"> where </w:t>
+      </w:r>
+      <w:proofErr w:type="spellStart"/>
+      <w:r>
+        <w:rPr>
+          <w:sz w:val="18"/>
+          <w:szCs w:val="18"/>
+        </w:rPr>
+        <w:t>created_</w:t>
+      </w:r>
+      <w:proofErr w:type="gramStart"/>
+      <w:r>
+        <w:rPr>
+          <w:sz w:val="18"/>
+          <w:szCs w:val="18"/>
+        </w:rPr>
+        <w:t>at</w:t>
+      </w:r>
+      <w:proofErr w:type="spellEnd"/>
+      <w:r>
+        <w:rPr>
+          <w:sz w:val="18"/>
+          <w:szCs w:val="18"/>
+        </w:rPr>
+        <w:t>::date  between</w:t>
+      </w:r>
+      <w:proofErr w:type="gramEnd"/>
+      <w:r>
+        <w:rPr>
+          <w:sz w:val="18"/>
+          <w:szCs w:val="18"/>
+        </w:rPr>
+        <w:t xml:space="preserve"> (</w:t>
+      </w:r>
+      <w:proofErr w:type="spellStart"/>
+      <w:r>
+        <w:rPr>
+          <w:sz w:val="18"/>
+          <w:szCs w:val="18"/>
+        </w:rPr>
+        <w:t>date_range</w:t>
+      </w:r>
+      <w:proofErr w:type="spellEnd"/>
+      <w:r>
+        <w:rPr>
+          <w:sz w:val="18"/>
+          <w:szCs w:val="18"/>
+        </w:rPr>
+        <w:t>-&gt;&gt;'start'</w:t>
+      </w:r>
+      <w:proofErr w:type="gramStart"/>
+      <w:r>
+        <w:rPr>
+          <w:sz w:val="18"/>
+          <w:szCs w:val="18"/>
+        </w:rPr>
+        <w:t>)::</w:t>
+      </w:r>
+      <w:proofErr w:type="gramEnd"/>
+      <w:r>
+        <w:rPr>
+          <w:sz w:val="18"/>
+          <w:szCs w:val="18"/>
+        </w:rPr>
+        <w:t>date and (</w:t>
+      </w:r>
+      <w:proofErr w:type="spellStart"/>
+      <w:r>
+        <w:rPr>
+          <w:sz w:val="18"/>
+          <w:szCs w:val="18"/>
+        </w:rPr>
+        <w:t>date_range</w:t>
+      </w:r>
+      <w:proofErr w:type="spellEnd"/>
+      <w:r>
+        <w:rPr>
+          <w:sz w:val="18"/>
+          <w:szCs w:val="18"/>
+        </w:rPr>
+        <w:t>-&gt;&gt;'end'</w:t>
+      </w:r>
+      <w:proofErr w:type="gramStart"/>
+      <w:r>
+        <w:rPr>
+          <w:sz w:val="18"/>
+          <w:szCs w:val="18"/>
+        </w:rPr>
+        <w:t>)::</w:t>
+      </w:r>
+      <w:proofErr w:type="gramEnd"/>
+      <w:r>
+        <w:rPr>
+          <w:sz w:val="18"/>
+          <w:szCs w:val="18"/>
+        </w:rPr>
+        <w:t xml:space="preserve">date; </w:t>
       </w:r>
     </w:p>
     <w:p>
@@ -2898,6 +6766,643 @@
           <w:b/>
           <w:bCs/>
         </w:rPr>
+      </w:pPr>
+    </w:p>
+    <w:p>
+      <w:pPr>
+        <w:tabs>
+          <w:tab w:val="left" w:pos="1130"/>
+        </w:tabs>
+        <w:rPr>
+          <w:b/>
+          <w:bCs/>
+        </w:rPr>
+      </w:pPr>
+    </w:p>
+    <w:p>
+      <w:pPr>
+        <w:tabs>
+          <w:tab w:val="left" w:pos="1130"/>
+        </w:tabs>
+        <w:rPr>
+          <w:b/>
+          <w:bCs/>
+        </w:rPr>
+      </w:pPr>
+      <w:r>
+        <w:rPr>
+          <w:b/>
+          <w:bCs/>
+        </w:rPr>
+        <w:t>Update</w:t>
+      </w:r>
+      <w:r>
+        <w:rPr>
+          <w:b/>
+          <w:bCs/>
+        </w:rPr>
+        <w:t xml:space="preserve"> Sales </w:t>
+      </w:r>
+      <w:r>
+        <w:rPr>
+          <w:b/>
+          <w:bCs/>
+        </w:rPr>
+        <w:t xml:space="preserve">Status </w:t>
+      </w:r>
+      <w:r>
+        <w:rPr>
+          <w:b/>
+          <w:bCs/>
+        </w:rPr>
+        <w:t>Procedure</w:t>
+      </w:r>
+    </w:p>
+    <w:p>
+      <w:pPr>
+        <w:tabs>
+          <w:tab w:val="left" w:pos="3388"/>
+        </w:tabs>
+      </w:pPr>
+      <w:r>
+        <w:tab/>
+      </w:r>
+    </w:p>
+    <w:p>
+      <w:pPr>
+        <w:tabs>
+          <w:tab w:val="left" w:pos="3388"/>
+        </w:tabs>
+      </w:pPr>
+      <w:r>
+        <w:t xml:space="preserve">create or replace procedure </w:t>
+      </w:r>
+      <w:proofErr w:type="spellStart"/>
+      <w:r>
+        <w:t>update_sales_</w:t>
+      </w:r>
+      <w:proofErr w:type="gramStart"/>
+      <w:r>
+        <w:t>status</w:t>
+      </w:r>
+      <w:proofErr w:type="spellEnd"/>
+      <w:r>
+        <w:t>(</w:t>
+      </w:r>
+      <w:proofErr w:type="gramEnd"/>
+      <w:r>
+        <w:t xml:space="preserve">payload </w:t>
+      </w:r>
+      <w:proofErr w:type="spellStart"/>
+      <w:r>
+        <w:t>jsonb</w:t>
+      </w:r>
+      <w:proofErr w:type="spellEnd"/>
+      <w:r>
+        <w:t>)</w:t>
+      </w:r>
+    </w:p>
+    <w:p>
+      <w:pPr>
+        <w:tabs>
+          <w:tab w:val="left" w:pos="3388"/>
+        </w:tabs>
+      </w:pPr>
+      <w:r>
+        <w:t xml:space="preserve">language </w:t>
+      </w:r>
+      <w:proofErr w:type="spellStart"/>
+      <w:r>
+        <w:t>plpgsql</w:t>
+      </w:r>
+      <w:proofErr w:type="spellEnd"/>
+    </w:p>
+    <w:p>
+      <w:pPr>
+        <w:tabs>
+          <w:tab w:val="left" w:pos="3388"/>
+        </w:tabs>
+      </w:pPr>
+      <w:r>
+        <w:t>as $$</w:t>
+      </w:r>
+    </w:p>
+    <w:p>
+      <w:pPr>
+        <w:tabs>
+          <w:tab w:val="left" w:pos="3388"/>
+        </w:tabs>
+      </w:pPr>
+    </w:p>
+    <w:p>
+      <w:pPr>
+        <w:tabs>
+          <w:tab w:val="left" w:pos="3388"/>
+        </w:tabs>
+      </w:pPr>
+      <w:r>
+        <w:t xml:space="preserve">declare </w:t>
+      </w:r>
+    </w:p>
+    <w:p>
+      <w:pPr>
+        <w:tabs>
+          <w:tab w:val="left" w:pos="3388"/>
+        </w:tabs>
+      </w:pPr>
+      <w:proofErr w:type="spellStart"/>
+      <w:r>
+        <w:t>v_result</w:t>
+      </w:r>
+      <w:proofErr w:type="spellEnd"/>
+      <w:r>
+        <w:t xml:space="preserve"> integer;</w:t>
+      </w:r>
+    </w:p>
+    <w:p>
+      <w:pPr>
+        <w:tabs>
+          <w:tab w:val="left" w:pos="3388"/>
+        </w:tabs>
+      </w:pPr>
+      <w:proofErr w:type="spellStart"/>
+      <w:r>
+        <w:t>v_sales_status</w:t>
+      </w:r>
+      <w:proofErr w:type="spellEnd"/>
+      <w:r>
+        <w:t xml:space="preserve"> </w:t>
+      </w:r>
+      <w:proofErr w:type="gramStart"/>
+      <w:r>
+        <w:t>varchar :</w:t>
+      </w:r>
+      <w:proofErr w:type="gramEnd"/>
+      <w:r>
+        <w:t xml:space="preserve">= </w:t>
+      </w:r>
+      <w:proofErr w:type="gramStart"/>
+      <w:r>
+        <w:t>lower(trim(</w:t>
+      </w:r>
+      <w:proofErr w:type="spellStart"/>
+      <w:r>
+        <w:t>nullif</w:t>
+      </w:r>
+      <w:proofErr w:type="spellEnd"/>
+      <w:r>
+        <w:t>(</w:t>
+      </w:r>
+      <w:proofErr w:type="gramEnd"/>
+      <w:r>
+        <w:t>payload -&gt;&gt; '</w:t>
+      </w:r>
+      <w:proofErr w:type="spellStart"/>
+      <w:r>
+        <w:t>sales_status</w:t>
+      </w:r>
+      <w:proofErr w:type="spellEnd"/>
+      <w:r>
+        <w:t>',''</w:t>
+      </w:r>
+      <w:proofErr w:type="gramStart"/>
+      <w:r>
+        <w:t>)))::</w:t>
+      </w:r>
+      <w:proofErr w:type="gramEnd"/>
+      <w:r>
+        <w:t>varchar;</w:t>
+      </w:r>
+    </w:p>
+    <w:p>
+      <w:pPr>
+        <w:tabs>
+          <w:tab w:val="left" w:pos="3388"/>
+        </w:tabs>
+      </w:pPr>
+      <w:proofErr w:type="spellStart"/>
+      <w:r>
+        <w:t>v_sales_id</w:t>
+      </w:r>
+      <w:proofErr w:type="spellEnd"/>
+      <w:r>
+        <w:t xml:space="preserve"> </w:t>
+      </w:r>
+      <w:proofErr w:type="gramStart"/>
+      <w:r>
+        <w:t>int :</w:t>
+      </w:r>
+      <w:proofErr w:type="gramEnd"/>
+      <w:r>
+        <w:t>= (payload -&gt;&gt; '</w:t>
+      </w:r>
+      <w:proofErr w:type="spellStart"/>
+      <w:r>
+        <w:t>sales_id</w:t>
+      </w:r>
+      <w:proofErr w:type="spellEnd"/>
+      <w:r>
+        <w:t>'</w:t>
+      </w:r>
+      <w:proofErr w:type="gramStart"/>
+      <w:r>
+        <w:t>)::</w:t>
+      </w:r>
+      <w:proofErr w:type="gramEnd"/>
+      <w:r>
+        <w:t>int;</w:t>
+      </w:r>
+    </w:p>
+    <w:p>
+      <w:pPr>
+        <w:tabs>
+          <w:tab w:val="left" w:pos="3388"/>
+        </w:tabs>
+      </w:pPr>
+      <w:r>
+        <w:t>begin</w:t>
+      </w:r>
+    </w:p>
+    <w:p>
+      <w:pPr>
+        <w:tabs>
+          <w:tab w:val="left" w:pos="3388"/>
+        </w:tabs>
+      </w:pPr>
+    </w:p>
+    <w:p>
+      <w:pPr>
+        <w:tabs>
+          <w:tab w:val="left" w:pos="3388"/>
+        </w:tabs>
+      </w:pPr>
+      <w:r>
+        <w:t xml:space="preserve">if </w:t>
+      </w:r>
+      <w:proofErr w:type="spellStart"/>
+      <w:r>
+        <w:t>v_sales_id</w:t>
+      </w:r>
+      <w:proofErr w:type="spellEnd"/>
+      <w:r>
+        <w:t xml:space="preserve"> is null or </w:t>
+      </w:r>
+      <w:proofErr w:type="spellStart"/>
+      <w:r>
+        <w:t>v_sales_id</w:t>
+      </w:r>
+      <w:proofErr w:type="spellEnd"/>
+      <w:r>
+        <w:t xml:space="preserve"> &lt; 0 then </w:t>
+      </w:r>
+    </w:p>
+    <w:p>
+      <w:pPr>
+        <w:tabs>
+          <w:tab w:val="left" w:pos="3388"/>
+        </w:tabs>
+      </w:pPr>
+      <w:r>
+        <w:t xml:space="preserve">raise exception 'sale id is not </w:t>
+      </w:r>
+      <w:proofErr w:type="gramStart"/>
+      <w:r>
+        <w:t>correct,</w:t>
+      </w:r>
+      <w:proofErr w:type="gramEnd"/>
+      <w:r>
+        <w:t xml:space="preserve"> id is empty or negative';</w:t>
+      </w:r>
+    </w:p>
+    <w:p>
+      <w:pPr>
+        <w:tabs>
+          <w:tab w:val="left" w:pos="3388"/>
+        </w:tabs>
+      </w:pPr>
+      <w:r>
+        <w:t>end if;</w:t>
+      </w:r>
+    </w:p>
+    <w:p>
+      <w:pPr>
+        <w:tabs>
+          <w:tab w:val="left" w:pos="3388"/>
+        </w:tabs>
+      </w:pPr>
+    </w:p>
+    <w:p>
+      <w:pPr>
+        <w:tabs>
+          <w:tab w:val="left" w:pos="3388"/>
+        </w:tabs>
+      </w:pPr>
+    </w:p>
+    <w:p>
+      <w:pPr>
+        <w:tabs>
+          <w:tab w:val="left" w:pos="3388"/>
+        </w:tabs>
+      </w:pPr>
+      <w:r>
+        <w:t xml:space="preserve">if </w:t>
+      </w:r>
+      <w:proofErr w:type="spellStart"/>
+      <w:r>
+        <w:t>v_sales_status</w:t>
+      </w:r>
+      <w:proofErr w:type="spellEnd"/>
+      <w:r>
+        <w:t xml:space="preserve"> is null then</w:t>
+      </w:r>
+    </w:p>
+    <w:p>
+      <w:pPr>
+        <w:tabs>
+          <w:tab w:val="left" w:pos="3388"/>
+        </w:tabs>
+      </w:pPr>
+      <w:r>
+        <w:t>raise exception 'sales status is empty';</w:t>
+      </w:r>
+    </w:p>
+    <w:p>
+      <w:pPr>
+        <w:tabs>
+          <w:tab w:val="left" w:pos="3388"/>
+        </w:tabs>
+      </w:pPr>
+      <w:r>
+        <w:t>end if;</w:t>
+      </w:r>
+    </w:p>
+    <w:p>
+      <w:pPr>
+        <w:tabs>
+          <w:tab w:val="left" w:pos="3388"/>
+        </w:tabs>
+      </w:pPr>
+    </w:p>
+    <w:p>
+      <w:pPr>
+        <w:tabs>
+          <w:tab w:val="left" w:pos="3388"/>
+        </w:tabs>
+      </w:pPr>
+      <w:r>
+        <w:t xml:space="preserve">if </w:t>
+      </w:r>
+      <w:proofErr w:type="spellStart"/>
+      <w:r>
+        <w:t>v_sales_status</w:t>
+      </w:r>
+      <w:proofErr w:type="spellEnd"/>
+      <w:r>
+        <w:t xml:space="preserve"> not in ('</w:t>
+      </w:r>
+      <w:proofErr w:type="spellStart"/>
+      <w:r>
+        <w:t>deleted','paid','pending</w:t>
+      </w:r>
+      <w:proofErr w:type="spellEnd"/>
+      <w:r>
+        <w:t>') then</w:t>
+      </w:r>
+    </w:p>
+    <w:p>
+      <w:pPr>
+        <w:tabs>
+          <w:tab w:val="left" w:pos="3388"/>
+        </w:tabs>
+      </w:pPr>
+      <w:r>
+        <w:t>raise exception 'sales status is not correct';</w:t>
+      </w:r>
+    </w:p>
+    <w:p>
+      <w:pPr>
+        <w:tabs>
+          <w:tab w:val="left" w:pos="3388"/>
+        </w:tabs>
+      </w:pPr>
+      <w:r>
+        <w:t>end if;</w:t>
+      </w:r>
+    </w:p>
+    <w:p>
+      <w:pPr>
+        <w:tabs>
+          <w:tab w:val="left" w:pos="3388"/>
+        </w:tabs>
+      </w:pPr>
+    </w:p>
+    <w:p>
+      <w:pPr>
+        <w:tabs>
+          <w:tab w:val="left" w:pos="3388"/>
+        </w:tabs>
+      </w:pPr>
+    </w:p>
+    <w:p>
+      <w:pPr>
+        <w:tabs>
+          <w:tab w:val="left" w:pos="3388"/>
+        </w:tabs>
+      </w:pPr>
+      <w:r>
+        <w:t xml:space="preserve">update sales </w:t>
+      </w:r>
+    </w:p>
+    <w:p>
+      <w:pPr>
+        <w:tabs>
+          <w:tab w:val="left" w:pos="3388"/>
+        </w:tabs>
+      </w:pPr>
+      <w:r>
+        <w:t xml:space="preserve">set status = </w:t>
+      </w:r>
+      <w:proofErr w:type="spellStart"/>
+      <w:r>
+        <w:t>v_sales_</w:t>
+      </w:r>
+      <w:proofErr w:type="gramStart"/>
+      <w:r>
+        <w:t>status</w:t>
+      </w:r>
+      <w:proofErr w:type="spellEnd"/>
+      <w:r>
+        <w:t>::</w:t>
+      </w:r>
+      <w:proofErr w:type="spellStart"/>
+      <w:proofErr w:type="gramEnd"/>
+      <w:r>
+        <w:t>sales_status</w:t>
+      </w:r>
+      <w:proofErr w:type="spellEnd"/>
+      <w:r>
+        <w:t xml:space="preserve"> </w:t>
+      </w:r>
+    </w:p>
+    <w:p>
+      <w:pPr>
+        <w:tabs>
+          <w:tab w:val="left" w:pos="3388"/>
+        </w:tabs>
+      </w:pPr>
+      <w:r>
+        <w:t xml:space="preserve">where </w:t>
+      </w:r>
+      <w:proofErr w:type="spellStart"/>
+      <w:r>
+        <w:t>sales_id</w:t>
+      </w:r>
+      <w:proofErr w:type="spellEnd"/>
+      <w:r>
+        <w:t xml:space="preserve"> = </w:t>
+      </w:r>
+      <w:proofErr w:type="spellStart"/>
+      <w:r>
+        <w:t>v_sales_id</w:t>
+      </w:r>
+      <w:proofErr w:type="spellEnd"/>
+      <w:r>
+        <w:t>;</w:t>
+      </w:r>
+    </w:p>
+    <w:p>
+      <w:pPr>
+        <w:tabs>
+          <w:tab w:val="left" w:pos="3388"/>
+        </w:tabs>
+      </w:pPr>
+    </w:p>
+    <w:p>
+      <w:pPr>
+        <w:tabs>
+          <w:tab w:val="left" w:pos="3388"/>
+        </w:tabs>
+      </w:pPr>
+    </w:p>
+    <w:p>
+      <w:pPr>
+        <w:tabs>
+          <w:tab w:val="left" w:pos="3388"/>
+        </w:tabs>
+      </w:pPr>
+      <w:r>
+        <w:t xml:space="preserve">get diagnostics </w:t>
+      </w:r>
+      <w:proofErr w:type="spellStart"/>
+      <w:r>
+        <w:t>v_result</w:t>
+      </w:r>
+      <w:proofErr w:type="spellEnd"/>
+      <w:r>
+        <w:t xml:space="preserve"> = ROW_COUNT;</w:t>
+      </w:r>
+    </w:p>
+    <w:p>
+      <w:pPr>
+        <w:tabs>
+          <w:tab w:val="left" w:pos="3388"/>
+        </w:tabs>
+      </w:pPr>
+    </w:p>
+    <w:p>
+      <w:pPr>
+        <w:tabs>
+          <w:tab w:val="left" w:pos="3388"/>
+        </w:tabs>
+      </w:pPr>
+      <w:r>
+        <w:t xml:space="preserve">if </w:t>
+      </w:r>
+      <w:proofErr w:type="spellStart"/>
+      <w:r>
+        <w:t>v_result</w:t>
+      </w:r>
+      <w:proofErr w:type="spellEnd"/>
+      <w:r>
+        <w:t xml:space="preserve"> &lt;= 0 then</w:t>
+      </w:r>
+    </w:p>
+    <w:p>
+      <w:pPr>
+        <w:tabs>
+          <w:tab w:val="left" w:pos="3388"/>
+        </w:tabs>
+      </w:pPr>
+      <w:r>
+        <w:t>raise 'NO SALES WITH ID % TO UPDATE</w:t>
+      </w:r>
+      <w:proofErr w:type="gramStart"/>
+      <w:r>
+        <w:t>',</w:t>
+      </w:r>
+      <w:proofErr w:type="spellStart"/>
+      <w:r>
+        <w:t>v</w:t>
+      </w:r>
+      <w:proofErr w:type="gramEnd"/>
+      <w:r>
+        <w:t>_sales_id</w:t>
+      </w:r>
+      <w:proofErr w:type="spellEnd"/>
+      <w:r>
+        <w:t>;</w:t>
+      </w:r>
+    </w:p>
+    <w:p>
+      <w:pPr>
+        <w:tabs>
+          <w:tab w:val="left" w:pos="3388"/>
+        </w:tabs>
+      </w:pPr>
+      <w:r>
+        <w:t>end if;</w:t>
+      </w:r>
+    </w:p>
+    <w:p>
+      <w:pPr>
+        <w:tabs>
+          <w:tab w:val="left" w:pos="3388"/>
+        </w:tabs>
+      </w:pPr>
+    </w:p>
+    <w:p>
+      <w:pPr>
+        <w:tabs>
+          <w:tab w:val="left" w:pos="3388"/>
+        </w:tabs>
+      </w:pPr>
+      <w:r>
+        <w:lastRenderedPageBreak/>
+        <w:t>end;</w:t>
+      </w:r>
+    </w:p>
+    <w:p>
+      <w:pPr>
+        <w:tabs>
+          <w:tab w:val="left" w:pos="3388"/>
+        </w:tabs>
+      </w:pPr>
+    </w:p>
+    <w:p>
+      <w:pPr>
+        <w:tabs>
+          <w:tab w:val="left" w:pos="3388"/>
+        </w:tabs>
+      </w:pPr>
+      <w:r>
+        <w:t>$$;</w:t>
+      </w:r>
+    </w:p>
+    <w:p>
+      <w:pPr>
+        <w:tabs>
+          <w:tab w:val="left" w:pos="3388"/>
+        </w:tabs>
       </w:pPr>
     </w:p>
     <w:sectPr>
@@ -3310,6 +7815,7 @@
   <w:style w:type="paragraph" w:default="1" w:styleId="Normal">
     <w:name w:val="Normal"/>
     <w:qFormat/>
+    <w:rsid w:val="00506965"/>
   </w:style>
   <w:style w:type="paragraph" w:styleId="Heading1">
     <w:name w:val="heading 1"/>
